--- a/docs/04系统规则.docx
+++ b/docs/04系统规则.docx
@@ -1,6 +1,6 @@
 
 <file path=word/document.xml><?xml version="1.0" encoding="utf-8"?>
-<w:document xmlns:w="http://schemas.openxmlformats.org/wordprocessingml/2006/main" xmlns:r="http://schemas.openxmlformats.org/officeDocument/2006/relationships" xmlns:wp="http://schemas.openxmlformats.org/drawingml/2006/wordprocessingDrawing">
+<w:document xmlns:wpc="http://schemas.microsoft.com/office/word/2010/wordprocessingCanvas" xmlns:cx="http://schemas.microsoft.com/office/drawing/2014/chartex" xmlns:cx1="http://schemas.microsoft.com/office/drawing/2015/9/8/chartex" xmlns:cx2="http://schemas.microsoft.com/office/drawing/2015/10/21/chartex" xmlns:cx3="http://schemas.microsoft.com/office/drawing/2016/5/9/chartex" xmlns:cx4="http://schemas.microsoft.com/office/drawing/2016/5/10/chartex" xmlns:cx5="http://schemas.microsoft.com/office/drawing/2016/5/11/chartex" xmlns:cx6="http://schemas.microsoft.com/office/drawing/2016/5/12/chartex" xmlns:cx7="http://schemas.microsoft.com/office/drawing/2016/5/13/chartex" xmlns:cx8="http://schemas.microsoft.com/office/drawing/2016/5/14/chartex" xmlns:mc="http://schemas.openxmlformats.org/markup-compatibility/2006" xmlns:o="urn:schemas-microsoft-com:office:office" xmlns:r="http://schemas.openxmlformats.org/officeDocument/2006/relationships" xmlns:m="http://schemas.openxmlformats.org/officeDocument/2006/math" xmlns:v="urn:schemas-microsoft-com:vml" xmlns:wp14="http://schemas.microsoft.com/office/word/2010/wordprocessingDrawing" xmlns:wp="http://schemas.openxmlformats.org/drawingml/2006/wordprocessingDrawing" xmlns:w="http://schemas.openxmlformats.org/wordprocessingml/2006/main" xmlns:w14="http://schemas.microsoft.com/office/word/2010/wordml" xmlns:w10="urn:schemas-microsoft-com:office:word" xmlns:w15="http://schemas.microsoft.com/office/word/2012/wordml" xmlns:wpg="http://schemas.microsoft.com/office/word/2010/wordprocessingGroup" xmlns:wpi="http://schemas.microsoft.com/office/word/2010/wordprocessingInk" xmlns:wne="http://schemas.microsoft.com/office/word/2006/wordml" xmlns:wps="http://schemas.microsoft.com/office/word/2010/wordprocessingShape" xmlns:wpsCustomData="http://www.wps.cn/officeDocument/2013/wpsCustomData" mc:Ignorable="w14 w15 wp14">
   <w:body>
     <w:p>
       <w:pPr>
@@ -15,7 +15,7 @@
           <w:sz w:val="40"/>
           <w:szCs w:val="40"/>
         </w:rPr>
-        <w:t xml:space="preserve">空瓶骑士 · 系统规则</w:t>
+        <w:t>空瓶骑士 · 系统规则</w:t>
       </w:r>
     </w:p>
     <w:p>
@@ -29,7 +29,7 @@
           <w:sz w:val="20"/>
           <w:szCs w:val="20"/>
         </w:rPr>
-        <w:t xml:space="preserve">模块 4 / 7 ｜ 机制写清，数值另行调整</w:t>
+        <w:t>模块 4 / 7 ｜ 机制写清，数值另行调整</w:t>
       </w:r>
     </w:p>
     <w:p>
@@ -44,19 +44,21 @@
           <w:sz w:val="32"/>
           <w:szCs w:val="32"/>
         </w:rPr>
-        <w:t xml:space="preserve">一、液体与形态</w:t>
+        <w:t>一、液体与形态</w:t>
       </w:r>
     </w:p>
     <w:tbl>
       <w:tblPr>
+        <w:tblStyle w:val="2"/>
         <w:tblW w:w="9600" w:type="dxa"/>
+        <w:tblInd w:w="0" w:type="dxa"/>
         <w:tblBorders>
-          <w:top w:val="single" w:sz="4" w:space="0" w:color="8EA9DB"/>
-          <w:left w:val="single" w:sz="4" w:space="0" w:color="8EA9DB"/>
-          <w:bottom w:val="single" w:sz="4" w:space="0" w:color="8EA9DB"/>
-          <w:right w:val="single" w:sz="4" w:space="0" w:color="8EA9DB"/>
-          <w:insideH w:val="single" w:sz="4" w:space="0" w:color="8EA9DB"/>
-          <w:insideV w:val="single" w:sz="4" w:space="0" w:color="8EA9DB"/>
+          <w:top w:val="single" w:color="8EA9DB" w:sz="4" w:space="0"/>
+          <w:left w:val="single" w:color="8EA9DB" w:sz="4" w:space="0"/>
+          <w:bottom w:val="single" w:color="8EA9DB" w:sz="4" w:space="0"/>
+          <w:right w:val="single" w:color="8EA9DB" w:sz="4" w:space="0"/>
+          <w:insideH w:val="single" w:color="8EA9DB" w:sz="4" w:space="0"/>
+          <w:insideV w:val="single" w:color="8EA9DB" w:sz="4" w:space="0"/>
         </w:tblBorders>
         <w:tblLayout w:type="fixed"/>
         <w:tblCellMar>
@@ -74,6 +76,22 @@
         <w:gridCol w:w="2400"/>
       </w:tblGrid>
       <w:tr>
+        <w:tblPrEx>
+          <w:tblBorders>
+            <w:top w:val="single" w:color="8EA9DB" w:sz="4" w:space="0"/>
+            <w:left w:val="single" w:color="8EA9DB" w:sz="4" w:space="0"/>
+            <w:bottom w:val="single" w:color="8EA9DB" w:sz="4" w:space="0"/>
+            <w:right w:val="single" w:color="8EA9DB" w:sz="4" w:space="0"/>
+            <w:insideH w:val="single" w:color="8EA9DB" w:sz="4" w:space="0"/>
+            <w:insideV w:val="single" w:color="8EA9DB" w:sz="4" w:space="0"/>
+          </w:tblBorders>
+          <w:tblCellMar>
+            <w:top w:w="40" w:type="dxa"/>
+            <w:left w:w="90" w:type="dxa"/>
+            <w:bottom w:w="40" w:type="dxa"/>
+            <w:right w:w="90" w:type="dxa"/>
+          </w:tblCellMar>
+        </w:tblPrEx>
         <w:trPr>
           <w:tblHeader/>
         </w:trPr>
@@ -95,7 +113,7 @@
                 <w:sz w:val="19"/>
                 <w:szCs w:val="19"/>
               </w:rPr>
-              <w:t xml:space="preserve">液体</w:t>
+              <w:t>液体</w:t>
             </w:r>
           </w:p>
         </w:tc>
@@ -117,7 +135,7 @@
                 <w:sz w:val="19"/>
                 <w:szCs w:val="19"/>
               </w:rPr>
-              <w:t xml:space="preserve">来源</w:t>
+              <w:t>来源</w:t>
             </w:r>
           </w:p>
         </w:tc>
@@ -139,7 +157,7 @@
                 <w:sz w:val="19"/>
                 <w:szCs w:val="19"/>
               </w:rPr>
-              <w:t xml:space="preserve">类型</w:t>
+              <w:t>类型</w:t>
             </w:r>
           </w:p>
         </w:tc>
@@ -161,7 +179,7 @@
                 <w:sz w:val="19"/>
                 <w:szCs w:val="19"/>
               </w:rPr>
-              <w:t xml:space="preserve">形态 / 能力</w:t>
+              <w:t>形态 / 能力</w:t>
             </w:r>
           </w:p>
         </w:tc>
@@ -183,12 +201,28 @@
                 <w:sz w:val="19"/>
                 <w:szCs w:val="19"/>
               </w:rPr>
-              <w:t xml:space="preserve">备用槽被动</w:t>
-            </w:r>
-          </w:p>
-        </w:tc>
-      </w:tr>
-      <w:tr>
+              <w:t>备用槽被动</w:t>
+            </w:r>
+          </w:p>
+        </w:tc>
+      </w:tr>
+      <w:tr>
+        <w:tblPrEx>
+          <w:tblBorders>
+            <w:top w:val="single" w:color="8EA9DB" w:sz="4" w:space="0"/>
+            <w:left w:val="single" w:color="8EA9DB" w:sz="4" w:space="0"/>
+            <w:bottom w:val="single" w:color="8EA9DB" w:sz="4" w:space="0"/>
+            <w:right w:val="single" w:color="8EA9DB" w:sz="4" w:space="0"/>
+            <w:insideH w:val="single" w:color="8EA9DB" w:sz="4" w:space="0"/>
+            <w:insideV w:val="single" w:color="8EA9DB" w:sz="4" w:space="0"/>
+          </w:tblBorders>
+          <w:tblCellMar>
+            <w:top w:w="40" w:type="dxa"/>
+            <w:left w:w="90" w:type="dxa"/>
+            <w:bottom w:w="40" w:type="dxa"/>
+            <w:right w:w="90" w:type="dxa"/>
+          </w:tblCellMar>
+        </w:tblPrEx>
         <w:tc>
           <w:tcPr>
             <w:tcW w:w="960" w:type="dxa"/>
@@ -203,7 +237,7 @@
                 <w:sz w:val="19"/>
                 <w:szCs w:val="19"/>
               </w:rPr>
-              <w:t xml:space="preserve">国窖</w:t>
+              <w:t>国窖</w:t>
             </w:r>
           </w:p>
         </w:tc>
@@ -221,7 +255,7 @@
                 <w:sz w:val="19"/>
                 <w:szCs w:val="19"/>
               </w:rPr>
-              <w:t xml:space="preserve">冰箱 · 国窖（吸取）</w:t>
+              <w:t>冰箱 · 国窖（吸取）</w:t>
             </w:r>
           </w:p>
         </w:tc>
@@ -239,7 +273,7 @@
                 <w:sz w:val="19"/>
                 <w:szCs w:val="19"/>
               </w:rPr>
-              <w:t xml:space="preserve">形态</w:t>
+              <w:t>形态</w:t>
             </w:r>
           </w:p>
         </w:tc>
@@ -257,7 +291,7 @@
                 <w:sz w:val="19"/>
                 <w:szCs w:val="19"/>
               </w:rPr>
-              <w:t xml:space="preserve">锁定近战模组（形态期间不能切远程）；红温值满 100 后 K 可用：范围火伤（装备篮球后变为高额小范围火伤肘击）；释放后进入冷静：攻速 +20%、命中减速 20%、持续 5 秒</w:t>
+              <w:t>锁定近战模组（形态期间不能切远程）；红温值满 100 后 K 可用：范围火伤（装备篮球后变为高额小范围火伤肘击）；释放后进入冷静：攻速 +20%、命中减速 20%、持续 5 秒</w:t>
             </w:r>
           </w:p>
         </w:tc>
@@ -275,12 +309,28 @@
                 <w:sz w:val="19"/>
                 <w:szCs w:val="19"/>
               </w:rPr>
-              <w:t xml:space="preserve">无</w:t>
-            </w:r>
-          </w:p>
-        </w:tc>
-      </w:tr>
-      <w:tr>
+              <w:t>无</w:t>
+            </w:r>
+          </w:p>
+        </w:tc>
+      </w:tr>
+      <w:tr>
+        <w:tblPrEx>
+          <w:tblBorders>
+            <w:top w:val="single" w:color="8EA9DB" w:sz="4" w:space="0"/>
+            <w:left w:val="single" w:color="8EA9DB" w:sz="4" w:space="0"/>
+            <w:bottom w:val="single" w:color="8EA9DB" w:sz="4" w:space="0"/>
+            <w:right w:val="single" w:color="8EA9DB" w:sz="4" w:space="0"/>
+            <w:insideH w:val="single" w:color="8EA9DB" w:sz="4" w:space="0"/>
+            <w:insideV w:val="single" w:color="8EA9DB" w:sz="4" w:space="0"/>
+          </w:tblBorders>
+          <w:tblCellMar>
+            <w:top w:w="40" w:type="dxa"/>
+            <w:left w:w="90" w:type="dxa"/>
+            <w:bottom w:w="40" w:type="dxa"/>
+            <w:right w:w="90" w:type="dxa"/>
+          </w:tblCellMar>
+        </w:tblPrEx>
         <w:tc>
           <w:tcPr>
             <w:tcW w:w="960" w:type="dxa"/>
@@ -295,7 +345,7 @@
                 <w:sz w:val="19"/>
                 <w:szCs w:val="19"/>
               </w:rPr>
-              <w:t xml:space="preserve">快乐水</w:t>
+              <w:t>快乐水</w:t>
             </w:r>
           </w:p>
         </w:tc>
@@ -313,7 +363,7 @@
                 <w:sz w:val="19"/>
                 <w:szCs w:val="19"/>
               </w:rPr>
-              <w:t xml:space="preserve">厨房 · 快乐水（吸取部分液体）</w:t>
+              <w:t>厨房 · 快乐水（吸取部分液体）</w:t>
             </w:r>
           </w:p>
         </w:tc>
@@ -331,7 +381,7 @@
                 <w:sz w:val="19"/>
                 <w:szCs w:val="19"/>
               </w:rPr>
-              <w:t xml:space="preserve">形态</w:t>
+              <w:t>形态</w:t>
             </w:r>
           </w:p>
         </w:tc>
@@ -349,7 +399,7 @@
                 <w:sz w:val="19"/>
                 <w:szCs w:val="19"/>
               </w:rPr>
-              <w:t xml:space="preserve">涌动形态；K：主动进入涌动（持续 10 秒，结束后冷却 12 秒）；攻击力 +20%、移速 +10%、范围 +20%，附带击退</w:t>
+              <w:t>涌动形态；K：主动进入涌动（持续 10 秒，结束后冷却 12 秒）；攻击力 +20%、移速 +10%、范围 +20%，附带击退</w:t>
             </w:r>
           </w:p>
         </w:tc>
@@ -367,12 +417,28 @@
                 <w:sz w:val="19"/>
                 <w:szCs w:val="19"/>
               </w:rPr>
-              <w:t xml:space="preserve">无</w:t>
-            </w:r>
-          </w:p>
-        </w:tc>
-      </w:tr>
-      <w:tr>
+              <w:t>无</w:t>
+            </w:r>
+          </w:p>
+        </w:tc>
+      </w:tr>
+      <w:tr>
+        <w:tblPrEx>
+          <w:tblBorders>
+            <w:top w:val="single" w:color="8EA9DB" w:sz="4" w:space="0"/>
+            <w:left w:val="single" w:color="8EA9DB" w:sz="4" w:space="0"/>
+            <w:bottom w:val="single" w:color="8EA9DB" w:sz="4" w:space="0"/>
+            <w:right w:val="single" w:color="8EA9DB" w:sz="4" w:space="0"/>
+            <w:insideH w:val="single" w:color="8EA9DB" w:sz="4" w:space="0"/>
+            <w:insideV w:val="single" w:color="8EA9DB" w:sz="4" w:space="0"/>
+          </w:tblBorders>
+          <w:tblCellMar>
+            <w:top w:w="40" w:type="dxa"/>
+            <w:left w:w="90" w:type="dxa"/>
+            <w:bottom w:w="40" w:type="dxa"/>
+            <w:right w:w="90" w:type="dxa"/>
+          </w:tblCellMar>
+        </w:tblPrEx>
         <w:tc>
           <w:tcPr>
             <w:tcW w:w="960" w:type="dxa"/>
@@ -387,7 +453,7 @@
                 <w:sz w:val="19"/>
                 <w:szCs w:val="19"/>
               </w:rPr>
-              <w:t xml:space="preserve">料酒</w:t>
+              <w:t>料酒</w:t>
             </w:r>
           </w:p>
         </w:tc>
@@ -405,7 +471,7 @@
                 <w:sz w:val="19"/>
                 <w:szCs w:val="19"/>
               </w:rPr>
-              <w:t xml:space="preserve">厨房 · 料酒（吸取）</w:t>
+              <w:t>厨房 · 料酒（吸取）</w:t>
             </w:r>
           </w:p>
         </w:tc>
@@ -423,7 +489,7 @@
                 <w:sz w:val="19"/>
                 <w:szCs w:val="19"/>
               </w:rPr>
-              <w:t xml:space="preserve">仅被动</w:t>
+              <w:t>仅被动</w:t>
             </w:r>
           </w:p>
         </w:tc>
@@ -441,7 +507,7 @@
                 <w:sz w:val="19"/>
                 <w:szCs w:val="19"/>
               </w:rPr>
-              <w:t xml:space="preserve">—</w:t>
+              <w:t>—</w:t>
             </w:r>
           </w:p>
         </w:tc>
@@ -459,12 +525,28 @@
                 <w:sz w:val="19"/>
                 <w:szCs w:val="19"/>
               </w:rPr>
-              <w:t xml:space="preserve">有概率命中失败但攻速提升；有概率使周围敌人命中失败</w:t>
-            </w:r>
-          </w:p>
-        </w:tc>
-      </w:tr>
-      <w:tr>
+              <w:t>有概率命中失败但攻速提升；有概率使周围敌人命中失败</w:t>
+            </w:r>
+          </w:p>
+        </w:tc>
+      </w:tr>
+      <w:tr>
+        <w:tblPrEx>
+          <w:tblBorders>
+            <w:top w:val="single" w:color="8EA9DB" w:sz="4" w:space="0"/>
+            <w:left w:val="single" w:color="8EA9DB" w:sz="4" w:space="0"/>
+            <w:bottom w:val="single" w:color="8EA9DB" w:sz="4" w:space="0"/>
+            <w:right w:val="single" w:color="8EA9DB" w:sz="4" w:space="0"/>
+            <w:insideH w:val="single" w:color="8EA9DB" w:sz="4" w:space="0"/>
+            <w:insideV w:val="single" w:color="8EA9DB" w:sz="4" w:space="0"/>
+          </w:tblBorders>
+          <w:tblCellMar>
+            <w:top w:w="40" w:type="dxa"/>
+            <w:left w:w="90" w:type="dxa"/>
+            <w:bottom w:w="40" w:type="dxa"/>
+            <w:right w:w="90" w:type="dxa"/>
+          </w:tblCellMar>
+        </w:tblPrEx>
         <w:tc>
           <w:tcPr>
             <w:tcW w:w="960" w:type="dxa"/>
@@ -479,7 +561,7 @@
                 <w:sz w:val="19"/>
                 <w:szCs w:val="19"/>
               </w:rPr>
-              <w:t xml:space="preserve">三拳</w:t>
+              <w:t>三拳</w:t>
             </w:r>
           </w:p>
         </w:tc>
@@ -497,7 +579,7 @@
                 <w:sz w:val="19"/>
                 <w:szCs w:val="19"/>
               </w:rPr>
-              <w:t xml:space="preserve">超市 · 中三拳（剧情吸取）</w:t>
+              <w:t>超市 · 中三拳（剧情吸取）</w:t>
             </w:r>
           </w:p>
         </w:tc>
@@ -515,7 +597,7 @@
                 <w:sz w:val="19"/>
                 <w:szCs w:val="19"/>
               </w:rPr>
-              <w:t xml:space="preserve">主形态被动</w:t>
+              <w:t>主形态被动</w:t>
             </w:r>
           </w:p>
         </w:tc>
@@ -533,7 +615,7 @@
                 <w:sz w:val="19"/>
                 <w:szCs w:val="19"/>
               </w:rPr>
-              <w:t xml:space="preserve">场上生效：装备在主形态时普攻模组替换为三板斧（一、二段位移拳，第三段质变前为蓄力突进、质变后为跳跃下砸 + 冲击波）</w:t>
+              <w:t>场上生效：装备在主形态时普攻模组替换为三板斧（一、二段位移拳，第三段质变前为蓄力突进、质变后为跳跃下砸 + 冲击波）</w:t>
             </w:r>
           </w:p>
         </w:tc>
@@ -551,12 +633,28 @@
                 <w:sz w:val="19"/>
                 <w:szCs w:val="19"/>
               </w:rPr>
-              <w:t xml:space="preserve">无</w:t>
-            </w:r>
-          </w:p>
-        </w:tc>
-      </w:tr>
-      <w:tr>
+              <w:t>无</w:t>
+            </w:r>
+          </w:p>
+        </w:tc>
+      </w:tr>
+      <w:tr>
+        <w:tblPrEx>
+          <w:tblBorders>
+            <w:top w:val="single" w:color="8EA9DB" w:sz="4" w:space="0"/>
+            <w:left w:val="single" w:color="8EA9DB" w:sz="4" w:space="0"/>
+            <w:bottom w:val="single" w:color="8EA9DB" w:sz="4" w:space="0"/>
+            <w:right w:val="single" w:color="8EA9DB" w:sz="4" w:space="0"/>
+            <w:insideH w:val="single" w:color="8EA9DB" w:sz="4" w:space="0"/>
+            <w:insideV w:val="single" w:color="8EA9DB" w:sz="4" w:space="0"/>
+          </w:tblBorders>
+          <w:tblCellMar>
+            <w:top w:w="40" w:type="dxa"/>
+            <w:left w:w="90" w:type="dxa"/>
+            <w:bottom w:w="40" w:type="dxa"/>
+            <w:right w:w="90" w:type="dxa"/>
+          </w:tblCellMar>
+        </w:tblPrEx>
         <w:tc>
           <w:tcPr>
             <w:tcW w:w="960" w:type="dxa"/>
@@ -571,7 +669,7 @@
                 <w:sz w:val="19"/>
                 <w:szCs w:val="19"/>
               </w:rPr>
-              <w:t xml:space="preserve">雷碧</w:t>
+              <w:t>雷碧</w:t>
             </w:r>
           </w:p>
         </w:tc>
@@ -589,7 +687,7 @@
                 <w:sz w:val="19"/>
                 <w:szCs w:val="19"/>
               </w:rPr>
-              <w:t xml:space="preserve">超市 · 雷碧（吸取）</w:t>
+              <w:t>超市 · 雷碧（吸取）</w:t>
             </w:r>
           </w:p>
         </w:tc>
@@ -607,7 +705,7 @@
                 <w:sz w:val="19"/>
                 <w:szCs w:val="19"/>
               </w:rPr>
-              <w:t xml:space="preserve">形态</w:t>
+              <w:t>形态</w:t>
             </w:r>
           </w:p>
         </w:tc>
@@ -625,7 +723,7 @@
                 <w:sz w:val="19"/>
                 <w:szCs w:val="19"/>
               </w:rPr>
-              <w:t xml:space="preserve">K：你跑不过我 —— 技能期间移速大幅增强，身后带残影，可穿过敌人并造成伤害</w:t>
+              <w:t>K：你跑不过我 —— 技能期间移速大幅增强，身后带残影，可穿过敌人并造成伤害</w:t>
             </w:r>
           </w:p>
         </w:tc>
@@ -643,12 +741,28 @@
                 <w:sz w:val="19"/>
                 <w:szCs w:val="19"/>
               </w:rPr>
-              <w:t xml:space="preserve">无</w:t>
-            </w:r>
-          </w:p>
-        </w:tc>
-      </w:tr>
-      <w:tr>
+              <w:t>无</w:t>
+            </w:r>
+          </w:p>
+        </w:tc>
+      </w:tr>
+      <w:tr>
+        <w:tblPrEx>
+          <w:tblBorders>
+            <w:top w:val="single" w:color="8EA9DB" w:sz="4" w:space="0"/>
+            <w:left w:val="single" w:color="8EA9DB" w:sz="4" w:space="0"/>
+            <w:bottom w:val="single" w:color="8EA9DB" w:sz="4" w:space="0"/>
+            <w:right w:val="single" w:color="8EA9DB" w:sz="4" w:space="0"/>
+            <w:insideH w:val="single" w:color="8EA9DB" w:sz="4" w:space="0"/>
+            <w:insideV w:val="single" w:color="8EA9DB" w:sz="4" w:space="0"/>
+          </w:tblBorders>
+          <w:tblCellMar>
+            <w:top w:w="40" w:type="dxa"/>
+            <w:left w:w="90" w:type="dxa"/>
+            <w:bottom w:w="40" w:type="dxa"/>
+            <w:right w:w="90" w:type="dxa"/>
+          </w:tblCellMar>
+        </w:tblPrEx>
         <w:tc>
           <w:tcPr>
             <w:tcW w:w="960" w:type="dxa"/>
@@ -663,7 +777,7 @@
                 <w:sz w:val="19"/>
                 <w:szCs w:val="19"/>
               </w:rPr>
-              <w:t xml:space="preserve">冰美式</w:t>
+              <w:t>冰美式</w:t>
             </w:r>
           </w:p>
         </w:tc>
@@ -681,7 +795,7 @@
                 <w:sz w:val="19"/>
                 <w:szCs w:val="19"/>
               </w:rPr>
-              <w:t xml:space="preserve">超市 · 冰美式（吸取）</w:t>
+              <w:t>超市 · 冰美式（吸取）</w:t>
             </w:r>
           </w:p>
         </w:tc>
@@ -699,7 +813,7 @@
                 <w:sz w:val="19"/>
                 <w:szCs w:val="19"/>
               </w:rPr>
-              <w:t xml:space="preserve">仅被动</w:t>
+              <w:t>仅被动</w:t>
             </w:r>
           </w:p>
         </w:tc>
@@ -717,7 +831,7 @@
                 <w:sz w:val="19"/>
                 <w:szCs w:val="19"/>
               </w:rPr>
-              <w:t xml:space="preserve">—</w:t>
+              <w:t>—</w:t>
             </w:r>
           </w:p>
         </w:tc>
@@ -735,7 +849,7 @@
                 <w:sz w:val="19"/>
                 <w:szCs w:val="19"/>
               </w:rPr>
-              <w:t xml:space="preserve">提高攻速</w:t>
+              <w:t>提高攻速</w:t>
             </w:r>
           </w:p>
         </w:tc>
@@ -751,7 +865,7 @@
           <w:sz w:val="18"/>
           <w:szCs w:val="18"/>
         </w:rPr>
-        <w:t xml:space="preserve">总规则：有主动形态的液体不再提供备用槽被动；只提供被动的液体不能切换为主形态。</w:t>
+        <w:t>总规则：有主动形态的液体不再提供备用槽被动；只提供被动的液体不能切换为主形态。</w:t>
       </w:r>
     </w:p>
     <w:p>
@@ -766,19 +880,21 @@
           <w:sz w:val="32"/>
           <w:szCs w:val="32"/>
         </w:rPr>
-        <w:t xml:space="preserve">二、液体槽与切换</w:t>
+        <w:t>二、液体槽与切换</w:t>
       </w:r>
     </w:p>
     <w:tbl>
       <w:tblPr>
+        <w:tblStyle w:val="2"/>
         <w:tblW w:w="9600" w:type="dxa"/>
+        <w:tblInd w:w="0" w:type="dxa"/>
         <w:tblBorders>
-          <w:top w:val="single" w:sz="4" w:space="0" w:color="8EA9DB"/>
-          <w:left w:val="single" w:sz="4" w:space="0" w:color="8EA9DB"/>
-          <w:bottom w:val="single" w:sz="4" w:space="0" w:color="8EA9DB"/>
-          <w:right w:val="single" w:sz="4" w:space="0" w:color="8EA9DB"/>
-          <w:insideH w:val="single" w:sz="4" w:space="0" w:color="8EA9DB"/>
-          <w:insideV w:val="single" w:sz="4" w:space="0" w:color="8EA9DB"/>
+          <w:top w:val="single" w:color="8EA9DB" w:sz="4" w:space="0"/>
+          <w:left w:val="single" w:color="8EA9DB" w:sz="4" w:space="0"/>
+          <w:bottom w:val="single" w:color="8EA9DB" w:sz="4" w:space="0"/>
+          <w:right w:val="single" w:color="8EA9DB" w:sz="4" w:space="0"/>
+          <w:insideH w:val="single" w:color="8EA9DB" w:sz="4" w:space="0"/>
+          <w:insideV w:val="single" w:color="8EA9DB" w:sz="4" w:space="0"/>
         </w:tblBorders>
         <w:tblLayout w:type="fixed"/>
         <w:tblCellMar>
@@ -793,6 +909,22 @@
         <w:gridCol w:w="7680"/>
       </w:tblGrid>
       <w:tr>
+        <w:tblPrEx>
+          <w:tblBorders>
+            <w:top w:val="single" w:color="8EA9DB" w:sz="4" w:space="0"/>
+            <w:left w:val="single" w:color="8EA9DB" w:sz="4" w:space="0"/>
+            <w:bottom w:val="single" w:color="8EA9DB" w:sz="4" w:space="0"/>
+            <w:right w:val="single" w:color="8EA9DB" w:sz="4" w:space="0"/>
+            <w:insideH w:val="single" w:color="8EA9DB" w:sz="4" w:space="0"/>
+            <w:insideV w:val="single" w:color="8EA9DB" w:sz="4" w:space="0"/>
+          </w:tblBorders>
+          <w:tblCellMar>
+            <w:top w:w="40" w:type="dxa"/>
+            <w:left w:w="90" w:type="dxa"/>
+            <w:bottom w:w="40" w:type="dxa"/>
+            <w:right w:w="90" w:type="dxa"/>
+          </w:tblCellMar>
+        </w:tblPrEx>
         <w:trPr>
           <w:tblHeader/>
         </w:trPr>
@@ -814,7 +946,7 @@
                 <w:sz w:val="19"/>
                 <w:szCs w:val="19"/>
               </w:rPr>
-              <w:t xml:space="preserve">规则项</w:t>
+              <w:t>规则项</w:t>
             </w:r>
           </w:p>
         </w:tc>
@@ -836,12 +968,28 @@
                 <w:sz w:val="19"/>
                 <w:szCs w:val="19"/>
               </w:rPr>
-              <w:t xml:space="preserve">内容</w:t>
-            </w:r>
-          </w:p>
-        </w:tc>
-      </w:tr>
-      <w:tr>
+              <w:t>内容</w:t>
+            </w:r>
+          </w:p>
+        </w:tc>
+      </w:tr>
+      <w:tr>
+        <w:tblPrEx>
+          <w:tblBorders>
+            <w:top w:val="single" w:color="8EA9DB" w:sz="4" w:space="0"/>
+            <w:left w:val="single" w:color="8EA9DB" w:sz="4" w:space="0"/>
+            <w:bottom w:val="single" w:color="8EA9DB" w:sz="4" w:space="0"/>
+            <w:right w:val="single" w:color="8EA9DB" w:sz="4" w:space="0"/>
+            <w:insideH w:val="single" w:color="8EA9DB" w:sz="4" w:space="0"/>
+            <w:insideV w:val="single" w:color="8EA9DB" w:sz="4" w:space="0"/>
+          </w:tblBorders>
+          <w:tblCellMar>
+            <w:top w:w="40" w:type="dxa"/>
+            <w:left w:w="90" w:type="dxa"/>
+            <w:bottom w:w="40" w:type="dxa"/>
+            <w:right w:w="90" w:type="dxa"/>
+          </w:tblCellMar>
+        </w:tblPrEx>
         <w:tc>
           <w:tcPr>
             <w:tcW w:w="1920" w:type="dxa"/>
@@ -856,7 +1004,7 @@
                 <w:sz w:val="19"/>
                 <w:szCs w:val="19"/>
               </w:rPr>
-              <w:t xml:space="preserve">槽位数量</w:t>
+              <w:t>槽位数量</w:t>
             </w:r>
           </w:p>
         </w:tc>
@@ -874,12 +1022,28 @@
                 <w:sz w:val="19"/>
                 <w:szCs w:val="19"/>
               </w:rPr>
-              <w:t xml:space="preserve">总共 2 个</w:t>
-            </w:r>
-          </w:p>
-        </w:tc>
-      </w:tr>
-      <w:tr>
+              <w:t>总共 2 个</w:t>
+            </w:r>
+          </w:p>
+        </w:tc>
+      </w:tr>
+      <w:tr>
+        <w:tblPrEx>
+          <w:tblBorders>
+            <w:top w:val="single" w:color="8EA9DB" w:sz="4" w:space="0"/>
+            <w:left w:val="single" w:color="8EA9DB" w:sz="4" w:space="0"/>
+            <w:bottom w:val="single" w:color="8EA9DB" w:sz="4" w:space="0"/>
+            <w:right w:val="single" w:color="8EA9DB" w:sz="4" w:space="0"/>
+            <w:insideH w:val="single" w:color="8EA9DB" w:sz="4" w:space="0"/>
+            <w:insideV w:val="single" w:color="8EA9DB" w:sz="4" w:space="0"/>
+          </w:tblBorders>
+          <w:tblCellMar>
+            <w:top w:w="40" w:type="dxa"/>
+            <w:left w:w="90" w:type="dxa"/>
+            <w:bottom w:w="40" w:type="dxa"/>
+            <w:right w:w="90" w:type="dxa"/>
+          </w:tblCellMar>
+        </w:tblPrEx>
         <w:tc>
           <w:tcPr>
             <w:tcW w:w="1920" w:type="dxa"/>
@@ -894,7 +1058,7 @@
                 <w:sz w:val="19"/>
                 <w:szCs w:val="19"/>
               </w:rPr>
-              <w:t xml:space="preserve">主副关系</w:t>
+              <w:t>主副关系</w:t>
             </w:r>
           </w:p>
         </w:tc>
@@ -912,12 +1076,28 @@
                 <w:sz w:val="19"/>
                 <w:szCs w:val="19"/>
               </w:rPr>
-              <w:t xml:space="preserve">无主副之分；未在使用中的称为备用槽</w:t>
-            </w:r>
-          </w:p>
-        </w:tc>
-      </w:tr>
-      <w:tr>
+              <w:t>无主副之分；未在使用中的称为备用槽</w:t>
+            </w:r>
+          </w:p>
+        </w:tc>
+      </w:tr>
+      <w:tr>
+        <w:tblPrEx>
+          <w:tblBorders>
+            <w:top w:val="single" w:color="8EA9DB" w:sz="4" w:space="0"/>
+            <w:left w:val="single" w:color="8EA9DB" w:sz="4" w:space="0"/>
+            <w:bottom w:val="single" w:color="8EA9DB" w:sz="4" w:space="0"/>
+            <w:right w:val="single" w:color="8EA9DB" w:sz="4" w:space="0"/>
+            <w:insideH w:val="single" w:color="8EA9DB" w:sz="4" w:space="0"/>
+            <w:insideV w:val="single" w:color="8EA9DB" w:sz="4" w:space="0"/>
+          </w:tblBorders>
+          <w:tblCellMar>
+            <w:top w:w="40" w:type="dxa"/>
+            <w:left w:w="90" w:type="dxa"/>
+            <w:bottom w:w="40" w:type="dxa"/>
+            <w:right w:w="90" w:type="dxa"/>
+          </w:tblCellMar>
+        </w:tblPrEx>
         <w:tc>
           <w:tcPr>
             <w:tcW w:w="1920" w:type="dxa"/>
@@ -932,7 +1112,7 @@
                 <w:sz w:val="19"/>
                 <w:szCs w:val="19"/>
               </w:rPr>
-              <w:t xml:space="preserve">携带上限</w:t>
+              <w:t>携带上限</w:t>
             </w:r>
           </w:p>
         </w:tc>
@@ -950,12 +1130,28 @@
                 <w:sz w:val="19"/>
                 <w:szCs w:val="19"/>
               </w:rPr>
-              <w:t xml:space="preserve">最多同时携带 2 种液体</w:t>
-            </w:r>
-          </w:p>
-        </w:tc>
-      </w:tr>
-      <w:tr>
+              <w:t>最多同时携带 2 种液体</w:t>
+            </w:r>
+          </w:p>
+        </w:tc>
+      </w:tr>
+      <w:tr>
+        <w:tblPrEx>
+          <w:tblBorders>
+            <w:top w:val="single" w:color="8EA9DB" w:sz="4" w:space="0"/>
+            <w:left w:val="single" w:color="8EA9DB" w:sz="4" w:space="0"/>
+            <w:bottom w:val="single" w:color="8EA9DB" w:sz="4" w:space="0"/>
+            <w:right w:val="single" w:color="8EA9DB" w:sz="4" w:space="0"/>
+            <w:insideH w:val="single" w:color="8EA9DB" w:sz="4" w:space="0"/>
+            <w:insideV w:val="single" w:color="8EA9DB" w:sz="4" w:space="0"/>
+          </w:tblBorders>
+          <w:tblCellMar>
+            <w:top w:w="40" w:type="dxa"/>
+            <w:left w:w="90" w:type="dxa"/>
+            <w:bottom w:w="40" w:type="dxa"/>
+            <w:right w:w="90" w:type="dxa"/>
+          </w:tblCellMar>
+        </w:tblPrEx>
         <w:tc>
           <w:tcPr>
             <w:tcW w:w="1920" w:type="dxa"/>
@@ -970,7 +1166,7 @@
                 <w:sz w:val="19"/>
                 <w:szCs w:val="19"/>
               </w:rPr>
-              <w:t xml:space="preserve">切换按键</w:t>
+              <w:t>切换按键</w:t>
             </w:r>
           </w:p>
         </w:tc>
@@ -988,12 +1184,28 @@
                 <w:sz w:val="19"/>
                 <w:szCs w:val="19"/>
               </w:rPr>
-              <w:t xml:space="preserve">Tab：切换液体形态，含备用槽生效</w:t>
-            </w:r>
-          </w:p>
-        </w:tc>
-      </w:tr>
-      <w:tr>
+              <w:t>Tab：切换液体形态，含备用槽生效</w:t>
+            </w:r>
+          </w:p>
+        </w:tc>
+      </w:tr>
+      <w:tr>
+        <w:tblPrEx>
+          <w:tblBorders>
+            <w:top w:val="single" w:color="8EA9DB" w:sz="4" w:space="0"/>
+            <w:left w:val="single" w:color="8EA9DB" w:sz="4" w:space="0"/>
+            <w:bottom w:val="single" w:color="8EA9DB" w:sz="4" w:space="0"/>
+            <w:right w:val="single" w:color="8EA9DB" w:sz="4" w:space="0"/>
+            <w:insideH w:val="single" w:color="8EA9DB" w:sz="4" w:space="0"/>
+            <w:insideV w:val="single" w:color="8EA9DB" w:sz="4" w:space="0"/>
+          </w:tblBorders>
+          <w:tblCellMar>
+            <w:top w:w="40" w:type="dxa"/>
+            <w:left w:w="90" w:type="dxa"/>
+            <w:bottom w:w="40" w:type="dxa"/>
+            <w:right w:w="90" w:type="dxa"/>
+          </w:tblCellMar>
+        </w:tblPrEx>
         <w:tc>
           <w:tcPr>
             <w:tcW w:w="1920" w:type="dxa"/>
@@ -1008,7 +1220,7 @@
                 <w:sz w:val="19"/>
                 <w:szCs w:val="19"/>
               </w:rPr>
-              <w:t xml:space="preserve">切换冷却</w:t>
+              <w:t>切换冷却</w:t>
             </w:r>
           </w:p>
         </w:tc>
@@ -1021,17 +1233,35 @@
             <w:pPr>
               <w:spacing w:before="30" w:after="30"/>
             </w:pPr>
-            <w:r>
-              <w:rPr>
-                <w:sz w:val="19"/>
-                <w:szCs w:val="19"/>
-              </w:rPr>
-              <w:t xml:space="preserve">脱离战斗 1 秒；战斗中 10 秒</w:t>
-            </w:r>
-          </w:p>
-        </w:tc>
-      </w:tr>
-      <w:tr>
+            <w:bookmarkStart w:id="0" w:name="_GoBack"/>
+            <w:bookmarkEnd w:id="0"/>
+            <w:r>
+              <w:rPr>
+                <w:sz w:val="19"/>
+                <w:szCs w:val="19"/>
+              </w:rPr>
+              <w:t>10 秒</w:t>
+            </w:r>
+          </w:p>
+        </w:tc>
+      </w:tr>
+      <w:tr>
+        <w:tblPrEx>
+          <w:tblBorders>
+            <w:top w:val="single" w:color="8EA9DB" w:sz="4" w:space="0"/>
+            <w:left w:val="single" w:color="8EA9DB" w:sz="4" w:space="0"/>
+            <w:bottom w:val="single" w:color="8EA9DB" w:sz="4" w:space="0"/>
+            <w:right w:val="single" w:color="8EA9DB" w:sz="4" w:space="0"/>
+            <w:insideH w:val="single" w:color="8EA9DB" w:sz="4" w:space="0"/>
+            <w:insideV w:val="single" w:color="8EA9DB" w:sz="4" w:space="0"/>
+          </w:tblBorders>
+          <w:tblCellMar>
+            <w:top w:w="40" w:type="dxa"/>
+            <w:left w:w="90" w:type="dxa"/>
+            <w:bottom w:w="40" w:type="dxa"/>
+            <w:right w:w="90" w:type="dxa"/>
+          </w:tblCellMar>
+        </w:tblPrEx>
         <w:tc>
           <w:tcPr>
             <w:tcW w:w="1920" w:type="dxa"/>
@@ -1046,7 +1276,7 @@
                 <w:sz w:val="19"/>
                 <w:szCs w:val="19"/>
               </w:rPr>
-              <w:t xml:space="preserve">切换条件</w:t>
+              <w:t>切换条件</w:t>
             </w:r>
           </w:p>
         </w:tc>
@@ -1064,12 +1294,28 @@
                 <w:sz w:val="19"/>
                 <w:szCs w:val="19"/>
               </w:rPr>
-              <w:t xml:space="preserve">两个槽都必须是可切换成主形态的液体，切换才会生效（被动型液体无法切为主形态）</w:t>
-            </w:r>
-          </w:p>
-        </w:tc>
-      </w:tr>
-      <w:tr>
+              <w:t>两个槽都必须是可切换成主形态的液体，切换才会生效（被动型液体无法切为主形态）</w:t>
+            </w:r>
+          </w:p>
+        </w:tc>
+      </w:tr>
+      <w:tr>
+        <w:tblPrEx>
+          <w:tblBorders>
+            <w:top w:val="single" w:color="8EA9DB" w:sz="4" w:space="0"/>
+            <w:left w:val="single" w:color="8EA9DB" w:sz="4" w:space="0"/>
+            <w:bottom w:val="single" w:color="8EA9DB" w:sz="4" w:space="0"/>
+            <w:right w:val="single" w:color="8EA9DB" w:sz="4" w:space="0"/>
+            <w:insideH w:val="single" w:color="8EA9DB" w:sz="4" w:space="0"/>
+            <w:insideV w:val="single" w:color="8EA9DB" w:sz="4" w:space="0"/>
+          </w:tblBorders>
+          <w:tblCellMar>
+            <w:top w:w="40" w:type="dxa"/>
+            <w:left w:w="90" w:type="dxa"/>
+            <w:bottom w:w="40" w:type="dxa"/>
+            <w:right w:w="90" w:type="dxa"/>
+          </w:tblCellMar>
+        </w:tblPrEx>
         <w:tc>
           <w:tcPr>
             <w:tcW w:w="1920" w:type="dxa"/>
@@ -1084,7 +1330,7 @@
                 <w:sz w:val="19"/>
                 <w:szCs w:val="19"/>
               </w:rPr>
-              <w:t xml:space="preserve">技能栏小球</w:t>
+              <w:t>技能栏小球</w:t>
             </w:r>
           </w:p>
         </w:tc>
@@ -1102,7 +1348,7 @@
                 <w:sz w:val="19"/>
                 <w:szCs w:val="19"/>
               </w:rPr>
-              <w:t xml:space="preserve">技能栏上方的小球显示液体状态，用于代替切换图标与被动图标</w:t>
+              <w:t>技能栏上方的小球显示液体状态，用于代替切换图标与被动图标</w:t>
             </w:r>
           </w:p>
         </w:tc>
@@ -1120,19 +1366,21 @@
           <w:sz w:val="32"/>
           <w:szCs w:val="32"/>
         </w:rPr>
-        <w:t xml:space="preserve">三、吸取规则</w:t>
+        <w:t>三、吸取规则</w:t>
       </w:r>
     </w:p>
     <w:tbl>
       <w:tblPr>
+        <w:tblStyle w:val="2"/>
         <w:tblW w:w="9600" w:type="dxa"/>
+        <w:tblInd w:w="0" w:type="dxa"/>
         <w:tblBorders>
-          <w:top w:val="single" w:sz="4" w:space="0" w:color="8EA9DB"/>
-          <w:left w:val="single" w:sz="4" w:space="0" w:color="8EA9DB"/>
-          <w:bottom w:val="single" w:sz="4" w:space="0" w:color="8EA9DB"/>
-          <w:right w:val="single" w:sz="4" w:space="0" w:color="8EA9DB"/>
-          <w:insideH w:val="single" w:sz="4" w:space="0" w:color="8EA9DB"/>
-          <w:insideV w:val="single" w:sz="4" w:space="0" w:color="8EA9DB"/>
+          <w:top w:val="single" w:color="8EA9DB" w:sz="4" w:space="0"/>
+          <w:left w:val="single" w:color="8EA9DB" w:sz="4" w:space="0"/>
+          <w:bottom w:val="single" w:color="8EA9DB" w:sz="4" w:space="0"/>
+          <w:right w:val="single" w:color="8EA9DB" w:sz="4" w:space="0"/>
+          <w:insideH w:val="single" w:color="8EA9DB" w:sz="4" w:space="0"/>
+          <w:insideV w:val="single" w:color="8EA9DB" w:sz="4" w:space="0"/>
         </w:tblBorders>
         <w:tblLayout w:type="fixed"/>
         <w:tblCellMar>
@@ -1147,6 +1395,22 @@
         <w:gridCol w:w="7680"/>
       </w:tblGrid>
       <w:tr>
+        <w:tblPrEx>
+          <w:tblBorders>
+            <w:top w:val="single" w:color="8EA9DB" w:sz="4" w:space="0"/>
+            <w:left w:val="single" w:color="8EA9DB" w:sz="4" w:space="0"/>
+            <w:bottom w:val="single" w:color="8EA9DB" w:sz="4" w:space="0"/>
+            <w:right w:val="single" w:color="8EA9DB" w:sz="4" w:space="0"/>
+            <w:insideH w:val="single" w:color="8EA9DB" w:sz="4" w:space="0"/>
+            <w:insideV w:val="single" w:color="8EA9DB" w:sz="4" w:space="0"/>
+          </w:tblBorders>
+          <w:tblCellMar>
+            <w:top w:w="40" w:type="dxa"/>
+            <w:left w:w="90" w:type="dxa"/>
+            <w:bottom w:w="40" w:type="dxa"/>
+            <w:right w:w="90" w:type="dxa"/>
+          </w:tblCellMar>
+        </w:tblPrEx>
         <w:trPr>
           <w:tblHeader/>
         </w:trPr>
@@ -1168,7 +1432,7 @@
                 <w:sz w:val="19"/>
                 <w:szCs w:val="19"/>
               </w:rPr>
-              <w:t xml:space="preserve">规则项</w:t>
+              <w:t>规则项</w:t>
             </w:r>
           </w:p>
         </w:tc>
@@ -1190,12 +1454,28 @@
                 <w:sz w:val="19"/>
                 <w:szCs w:val="19"/>
               </w:rPr>
-              <w:t xml:space="preserve">内容</w:t>
-            </w:r>
-          </w:p>
-        </w:tc>
-      </w:tr>
-      <w:tr>
+              <w:t>内容</w:t>
+            </w:r>
+          </w:p>
+        </w:tc>
+      </w:tr>
+      <w:tr>
+        <w:tblPrEx>
+          <w:tblBorders>
+            <w:top w:val="single" w:color="8EA9DB" w:sz="4" w:space="0"/>
+            <w:left w:val="single" w:color="8EA9DB" w:sz="4" w:space="0"/>
+            <w:bottom w:val="single" w:color="8EA9DB" w:sz="4" w:space="0"/>
+            <w:right w:val="single" w:color="8EA9DB" w:sz="4" w:space="0"/>
+            <w:insideH w:val="single" w:color="8EA9DB" w:sz="4" w:space="0"/>
+            <w:insideV w:val="single" w:color="8EA9DB" w:sz="4" w:space="0"/>
+          </w:tblBorders>
+          <w:tblCellMar>
+            <w:top w:w="40" w:type="dxa"/>
+            <w:left w:w="90" w:type="dxa"/>
+            <w:bottom w:w="40" w:type="dxa"/>
+            <w:right w:w="90" w:type="dxa"/>
+          </w:tblCellMar>
+        </w:tblPrEx>
         <w:tc>
           <w:tcPr>
             <w:tcW w:w="1920" w:type="dxa"/>
@@ -1210,7 +1490,7 @@
                 <w:sz w:val="19"/>
                 <w:szCs w:val="19"/>
               </w:rPr>
-              <w:t xml:space="preserve">可吸取对象</w:t>
+              <w:t>可吸取对象</w:t>
             </w:r>
           </w:p>
         </w:tc>
@@ -1228,12 +1508,28 @@
                 <w:sz w:val="19"/>
                 <w:szCs w:val="19"/>
               </w:rPr>
-              <w:t xml:space="preserve">一般是拥有独特模组的 BOSS；中三拳是剧情特例，虽为普通怪但可吸</w:t>
-            </w:r>
-          </w:p>
-        </w:tc>
-      </w:tr>
-      <w:tr>
+              <w:t>一般是拥有独特模组的 BOSS；中三拳是剧情特例，虽为普通怪但可吸</w:t>
+            </w:r>
+          </w:p>
+        </w:tc>
+      </w:tr>
+      <w:tr>
+        <w:tblPrEx>
+          <w:tblBorders>
+            <w:top w:val="single" w:color="8EA9DB" w:sz="4" w:space="0"/>
+            <w:left w:val="single" w:color="8EA9DB" w:sz="4" w:space="0"/>
+            <w:bottom w:val="single" w:color="8EA9DB" w:sz="4" w:space="0"/>
+            <w:right w:val="single" w:color="8EA9DB" w:sz="4" w:space="0"/>
+            <w:insideH w:val="single" w:color="8EA9DB" w:sz="4" w:space="0"/>
+            <w:insideV w:val="single" w:color="8EA9DB" w:sz="4" w:space="0"/>
+          </w:tblBorders>
+          <w:tblCellMar>
+            <w:top w:w="40" w:type="dxa"/>
+            <w:left w:w="90" w:type="dxa"/>
+            <w:bottom w:w="40" w:type="dxa"/>
+            <w:right w:w="90" w:type="dxa"/>
+          </w:tblCellMar>
+        </w:tblPrEx>
         <w:tc>
           <w:tcPr>
             <w:tcW w:w="1920" w:type="dxa"/>
@@ -1248,7 +1544,7 @@
                 <w:sz w:val="19"/>
                 <w:szCs w:val="19"/>
               </w:rPr>
-              <w:t xml:space="preserve">产物</w:t>
+              <w:t>产物</w:t>
             </w:r>
           </w:p>
         </w:tc>
@@ -1266,12 +1562,28 @@
                 <w:sz w:val="19"/>
                 <w:szCs w:val="19"/>
               </w:rPr>
-              <w:t xml:space="preserve">液体 + 对应形态；部分液体只提供被动，不提供形态</w:t>
-            </w:r>
-          </w:p>
-        </w:tc>
-      </w:tr>
-      <w:tr>
+              <w:t>液体 + 对应形态；部分液体只提供被动，不提供形态</w:t>
+            </w:r>
+          </w:p>
+        </w:tc>
+      </w:tr>
+      <w:tr>
+        <w:tblPrEx>
+          <w:tblBorders>
+            <w:top w:val="single" w:color="8EA9DB" w:sz="4" w:space="0"/>
+            <w:left w:val="single" w:color="8EA9DB" w:sz="4" w:space="0"/>
+            <w:bottom w:val="single" w:color="8EA9DB" w:sz="4" w:space="0"/>
+            <w:right w:val="single" w:color="8EA9DB" w:sz="4" w:space="0"/>
+            <w:insideH w:val="single" w:color="8EA9DB" w:sz="4" w:space="0"/>
+            <w:insideV w:val="single" w:color="8EA9DB" w:sz="4" w:space="0"/>
+          </w:tblBorders>
+          <w:tblCellMar>
+            <w:top w:w="40" w:type="dxa"/>
+            <w:left w:w="90" w:type="dxa"/>
+            <w:bottom w:w="40" w:type="dxa"/>
+            <w:right w:w="90" w:type="dxa"/>
+          </w:tblCellMar>
+        </w:tblPrEx>
         <w:tc>
           <w:tcPr>
             <w:tcW w:w="1920" w:type="dxa"/>
@@ -1286,7 +1598,7 @@
                 <w:sz w:val="19"/>
                 <w:szCs w:val="19"/>
               </w:rPr>
-              <w:t xml:space="preserve">操作</w:t>
+              <w:t>操作</w:t>
             </w:r>
           </w:p>
         </w:tc>
@@ -1304,12 +1616,28 @@
                 <w:sz w:val="19"/>
                 <w:szCs w:val="19"/>
               </w:rPr>
-              <w:t xml:space="preserve">F 键交互</w:t>
-            </w:r>
-          </w:p>
-        </w:tc>
-      </w:tr>
-      <w:tr>
+              <w:t>F 键交互</w:t>
+            </w:r>
+          </w:p>
+        </w:tc>
+      </w:tr>
+      <w:tr>
+        <w:tblPrEx>
+          <w:tblBorders>
+            <w:top w:val="single" w:color="8EA9DB" w:sz="4" w:space="0"/>
+            <w:left w:val="single" w:color="8EA9DB" w:sz="4" w:space="0"/>
+            <w:bottom w:val="single" w:color="8EA9DB" w:sz="4" w:space="0"/>
+            <w:right w:val="single" w:color="8EA9DB" w:sz="4" w:space="0"/>
+            <w:insideH w:val="single" w:color="8EA9DB" w:sz="4" w:space="0"/>
+            <w:insideV w:val="single" w:color="8EA9DB" w:sz="4" w:space="0"/>
+          </w:tblBorders>
+          <w:tblCellMar>
+            <w:top w:w="40" w:type="dxa"/>
+            <w:left w:w="90" w:type="dxa"/>
+            <w:bottom w:w="40" w:type="dxa"/>
+            <w:right w:w="90" w:type="dxa"/>
+          </w:tblCellMar>
+        </w:tblPrEx>
         <w:tc>
           <w:tcPr>
             <w:tcW w:w="1920" w:type="dxa"/>
@@ -1324,7 +1652,7 @@
                 <w:sz w:val="19"/>
                 <w:szCs w:val="19"/>
               </w:rPr>
-              <w:t xml:space="preserve">已确认可吸</w:t>
+              <w:t>已确认可吸</w:t>
             </w:r>
           </w:p>
         </w:tc>
@@ -1342,7 +1670,7 @@
                 <w:sz w:val="19"/>
                 <w:szCs w:val="19"/>
               </w:rPr>
-              <w:t xml:space="preserve">国窖、快乐水、料酒（仅被动）、中三拳（剧情）、雷碧、冰美式（仅被动）</w:t>
+              <w:t>国窖、快乐水、料酒（仅被动）、中三拳（剧情）、雷碧、冰美式（仅被动）</w:t>
             </w:r>
           </w:p>
         </w:tc>
@@ -1360,19 +1688,21 @@
           <w:sz w:val="32"/>
           <w:szCs w:val="32"/>
         </w:rPr>
-        <w:t xml:space="preserve">四、倾倒</w:t>
+        <w:t>四、倾倒</w:t>
       </w:r>
     </w:p>
     <w:tbl>
       <w:tblPr>
+        <w:tblStyle w:val="2"/>
         <w:tblW w:w="9600" w:type="dxa"/>
+        <w:tblInd w:w="0" w:type="dxa"/>
         <w:tblBorders>
-          <w:top w:val="single" w:sz="4" w:space="0" w:color="8EA9DB"/>
-          <w:left w:val="single" w:sz="4" w:space="0" w:color="8EA9DB"/>
-          <w:bottom w:val="single" w:sz="4" w:space="0" w:color="8EA9DB"/>
-          <w:right w:val="single" w:sz="4" w:space="0" w:color="8EA9DB"/>
-          <w:insideH w:val="single" w:sz="4" w:space="0" w:color="8EA9DB"/>
-          <w:insideV w:val="single" w:sz="4" w:space="0" w:color="8EA9DB"/>
+          <w:top w:val="single" w:color="8EA9DB" w:sz="4" w:space="0"/>
+          <w:left w:val="single" w:color="8EA9DB" w:sz="4" w:space="0"/>
+          <w:bottom w:val="single" w:color="8EA9DB" w:sz="4" w:space="0"/>
+          <w:right w:val="single" w:color="8EA9DB" w:sz="4" w:space="0"/>
+          <w:insideH w:val="single" w:color="8EA9DB" w:sz="4" w:space="0"/>
+          <w:insideV w:val="single" w:color="8EA9DB" w:sz="4" w:space="0"/>
         </w:tblBorders>
         <w:tblLayout w:type="fixed"/>
         <w:tblCellMar>
@@ -1387,6 +1717,22 @@
         <w:gridCol w:w="7680"/>
       </w:tblGrid>
       <w:tr>
+        <w:tblPrEx>
+          <w:tblBorders>
+            <w:top w:val="single" w:color="8EA9DB" w:sz="4" w:space="0"/>
+            <w:left w:val="single" w:color="8EA9DB" w:sz="4" w:space="0"/>
+            <w:bottom w:val="single" w:color="8EA9DB" w:sz="4" w:space="0"/>
+            <w:right w:val="single" w:color="8EA9DB" w:sz="4" w:space="0"/>
+            <w:insideH w:val="single" w:color="8EA9DB" w:sz="4" w:space="0"/>
+            <w:insideV w:val="single" w:color="8EA9DB" w:sz="4" w:space="0"/>
+          </w:tblBorders>
+          <w:tblCellMar>
+            <w:top w:w="40" w:type="dxa"/>
+            <w:left w:w="90" w:type="dxa"/>
+            <w:bottom w:w="40" w:type="dxa"/>
+            <w:right w:w="90" w:type="dxa"/>
+          </w:tblCellMar>
+        </w:tblPrEx>
         <w:trPr>
           <w:tblHeader/>
         </w:trPr>
@@ -1408,7 +1754,7 @@
                 <w:sz w:val="19"/>
                 <w:szCs w:val="19"/>
               </w:rPr>
-              <w:t xml:space="preserve">规则项</w:t>
+              <w:t>规则项</w:t>
             </w:r>
           </w:p>
         </w:tc>
@@ -1430,12 +1776,28 @@
                 <w:sz w:val="19"/>
                 <w:szCs w:val="19"/>
               </w:rPr>
-              <w:t xml:space="preserve">内容</w:t>
-            </w:r>
-          </w:p>
-        </w:tc>
-      </w:tr>
-      <w:tr>
+              <w:t>内容</w:t>
+            </w:r>
+          </w:p>
+        </w:tc>
+      </w:tr>
+      <w:tr>
+        <w:tblPrEx>
+          <w:tblBorders>
+            <w:top w:val="single" w:color="8EA9DB" w:sz="4" w:space="0"/>
+            <w:left w:val="single" w:color="8EA9DB" w:sz="4" w:space="0"/>
+            <w:bottom w:val="single" w:color="8EA9DB" w:sz="4" w:space="0"/>
+            <w:right w:val="single" w:color="8EA9DB" w:sz="4" w:space="0"/>
+            <w:insideH w:val="single" w:color="8EA9DB" w:sz="4" w:space="0"/>
+            <w:insideV w:val="single" w:color="8EA9DB" w:sz="4" w:space="0"/>
+          </w:tblBorders>
+          <w:tblCellMar>
+            <w:top w:w="40" w:type="dxa"/>
+            <w:left w:w="90" w:type="dxa"/>
+            <w:bottom w:w="40" w:type="dxa"/>
+            <w:right w:w="90" w:type="dxa"/>
+          </w:tblCellMar>
+        </w:tblPrEx>
         <w:tc>
           <w:tcPr>
             <w:tcW w:w="1920" w:type="dxa"/>
@@ -1450,7 +1812,7 @@
                 <w:sz w:val="19"/>
                 <w:szCs w:val="19"/>
               </w:rPr>
-              <w:t xml:space="preserve">操作</w:t>
+              <w:t>操作</w:t>
             </w:r>
           </w:p>
         </w:tc>
@@ -1468,12 +1830,28 @@
                 <w:sz w:val="19"/>
                 <w:szCs w:val="19"/>
               </w:rPr>
-              <w:t xml:space="preserve">长按 X</w:t>
-            </w:r>
-          </w:p>
-        </w:tc>
-      </w:tr>
-      <w:tr>
+              <w:t>长按 X</w:t>
+            </w:r>
+          </w:p>
+        </w:tc>
+      </w:tr>
+      <w:tr>
+        <w:tblPrEx>
+          <w:tblBorders>
+            <w:top w:val="single" w:color="8EA9DB" w:sz="4" w:space="0"/>
+            <w:left w:val="single" w:color="8EA9DB" w:sz="4" w:space="0"/>
+            <w:bottom w:val="single" w:color="8EA9DB" w:sz="4" w:space="0"/>
+            <w:right w:val="single" w:color="8EA9DB" w:sz="4" w:space="0"/>
+            <w:insideH w:val="single" w:color="8EA9DB" w:sz="4" w:space="0"/>
+            <w:insideV w:val="single" w:color="8EA9DB" w:sz="4" w:space="0"/>
+          </w:tblBorders>
+          <w:tblCellMar>
+            <w:top w:w="40" w:type="dxa"/>
+            <w:left w:w="90" w:type="dxa"/>
+            <w:bottom w:w="40" w:type="dxa"/>
+            <w:right w:w="90" w:type="dxa"/>
+          </w:tblCellMar>
+        </w:tblPrEx>
         <w:tc>
           <w:tcPr>
             <w:tcW w:w="1920" w:type="dxa"/>
@@ -1488,7 +1866,7 @@
                 <w:sz w:val="19"/>
                 <w:szCs w:val="19"/>
               </w:rPr>
-              <w:t xml:space="preserve">可倒槽位</w:t>
+              <w:t>可倒槽位</w:t>
             </w:r>
           </w:p>
         </w:tc>
@@ -1506,12 +1884,28 @@
                 <w:sz w:val="19"/>
                 <w:szCs w:val="19"/>
               </w:rPr>
-              <w:t xml:space="preserve">只能倾倒备用槽，主槽液体需先切换为备用槽再倒</w:t>
-            </w:r>
-          </w:p>
-        </w:tc>
-      </w:tr>
-      <w:tr>
+              <w:t>只能倾倒备用槽，主槽液体需先切换为备用槽再倒</w:t>
+            </w:r>
+          </w:p>
+        </w:tc>
+      </w:tr>
+      <w:tr>
+        <w:tblPrEx>
+          <w:tblBorders>
+            <w:top w:val="single" w:color="8EA9DB" w:sz="4" w:space="0"/>
+            <w:left w:val="single" w:color="8EA9DB" w:sz="4" w:space="0"/>
+            <w:bottom w:val="single" w:color="8EA9DB" w:sz="4" w:space="0"/>
+            <w:right w:val="single" w:color="8EA9DB" w:sz="4" w:space="0"/>
+            <w:insideH w:val="single" w:color="8EA9DB" w:sz="4" w:space="0"/>
+            <w:insideV w:val="single" w:color="8EA9DB" w:sz="4" w:space="0"/>
+          </w:tblBorders>
+          <w:tblCellMar>
+            <w:top w:w="40" w:type="dxa"/>
+            <w:left w:w="90" w:type="dxa"/>
+            <w:bottom w:w="40" w:type="dxa"/>
+            <w:right w:w="90" w:type="dxa"/>
+          </w:tblCellMar>
+        </w:tblPrEx>
         <w:tc>
           <w:tcPr>
             <w:tcW w:w="1920" w:type="dxa"/>
@@ -1526,7 +1920,7 @@
                 <w:sz w:val="19"/>
                 <w:szCs w:val="19"/>
               </w:rPr>
-              <w:t xml:space="preserve">前置条件</w:t>
+              <w:t>前置条件</w:t>
             </w:r>
           </w:p>
         </w:tc>
@@ -1544,12 +1938,28 @@
                 <w:sz w:val="19"/>
                 <w:szCs w:val="19"/>
               </w:rPr>
-              <w:t xml:space="preserve">必须脱离战斗（周围没有处于战斗状态的敌人）</w:t>
-            </w:r>
-          </w:p>
-        </w:tc>
-      </w:tr>
-      <w:tr>
+              <w:t>必须脱离战斗（周围没有处于战斗状态的敌人）</w:t>
+            </w:r>
+          </w:p>
+        </w:tc>
+      </w:tr>
+      <w:tr>
+        <w:tblPrEx>
+          <w:tblBorders>
+            <w:top w:val="single" w:color="8EA9DB" w:sz="4" w:space="0"/>
+            <w:left w:val="single" w:color="8EA9DB" w:sz="4" w:space="0"/>
+            <w:bottom w:val="single" w:color="8EA9DB" w:sz="4" w:space="0"/>
+            <w:right w:val="single" w:color="8EA9DB" w:sz="4" w:space="0"/>
+            <w:insideH w:val="single" w:color="8EA9DB" w:sz="4" w:space="0"/>
+            <w:insideV w:val="single" w:color="8EA9DB" w:sz="4" w:space="0"/>
+          </w:tblBorders>
+          <w:tblCellMar>
+            <w:top w:w="40" w:type="dxa"/>
+            <w:left w:w="90" w:type="dxa"/>
+            <w:bottom w:w="40" w:type="dxa"/>
+            <w:right w:w="90" w:type="dxa"/>
+          </w:tblCellMar>
+        </w:tblPrEx>
         <w:tc>
           <w:tcPr>
             <w:tcW w:w="1920" w:type="dxa"/>
@@ -1564,7 +1974,7 @@
                 <w:sz w:val="19"/>
                 <w:szCs w:val="19"/>
               </w:rPr>
-              <w:t xml:space="preserve">冷却与表现</w:t>
+              <w:t>冷却与表现</w:t>
             </w:r>
           </w:p>
         </w:tc>
@@ -1582,12 +1992,28 @@
                 <w:sz w:val="19"/>
                 <w:szCs w:val="19"/>
               </w:rPr>
-              <w:t xml:space="preserve">没有冷却，也没有专门的倾倒动作</w:t>
-            </w:r>
-          </w:p>
-        </w:tc>
-      </w:tr>
-      <w:tr>
+              <w:t>没有冷却，也没有专门的倾倒动作</w:t>
+            </w:r>
+          </w:p>
+        </w:tc>
+      </w:tr>
+      <w:tr>
+        <w:tblPrEx>
+          <w:tblBorders>
+            <w:top w:val="single" w:color="8EA9DB" w:sz="4" w:space="0"/>
+            <w:left w:val="single" w:color="8EA9DB" w:sz="4" w:space="0"/>
+            <w:bottom w:val="single" w:color="8EA9DB" w:sz="4" w:space="0"/>
+            <w:right w:val="single" w:color="8EA9DB" w:sz="4" w:space="0"/>
+            <w:insideH w:val="single" w:color="8EA9DB" w:sz="4" w:space="0"/>
+            <w:insideV w:val="single" w:color="8EA9DB" w:sz="4" w:space="0"/>
+          </w:tblBorders>
+          <w:tblCellMar>
+            <w:top w:w="40" w:type="dxa"/>
+            <w:left w:w="90" w:type="dxa"/>
+            <w:bottom w:w="40" w:type="dxa"/>
+            <w:right w:w="90" w:type="dxa"/>
+          </w:tblCellMar>
+        </w:tblPrEx>
         <w:tc>
           <w:tcPr>
             <w:tcW w:w="1920" w:type="dxa"/>
@@ -1602,7 +2028,7 @@
                 <w:sz w:val="19"/>
                 <w:szCs w:val="19"/>
               </w:rPr>
-              <w:t xml:space="preserve">结果</w:t>
+              <w:t>结果</w:t>
             </w:r>
           </w:p>
         </w:tc>
@@ -1620,7 +2046,7 @@
                 <w:sz w:val="19"/>
                 <w:szCs w:val="19"/>
               </w:rPr>
-              <w:t xml:space="preserve">液体永久失去，倒出的液体不产生额外效果</w:t>
+              <w:t>液体永久失去，倒出的液体不产生额外效果</w:t>
             </w:r>
           </w:p>
         </w:tc>
@@ -1638,19 +2064,21 @@
           <w:sz w:val="32"/>
           <w:szCs w:val="32"/>
         </w:rPr>
-        <w:t xml:space="preserve">五、潜入与脱战（超市）</w:t>
+        <w:t>五、潜入与脱战（超市）</w:t>
       </w:r>
     </w:p>
     <w:tbl>
       <w:tblPr>
+        <w:tblStyle w:val="2"/>
         <w:tblW w:w="9600" w:type="dxa"/>
+        <w:tblInd w:w="0" w:type="dxa"/>
         <w:tblBorders>
-          <w:top w:val="single" w:sz="4" w:space="0" w:color="8EA9DB"/>
-          <w:left w:val="single" w:sz="4" w:space="0" w:color="8EA9DB"/>
-          <w:bottom w:val="single" w:sz="4" w:space="0" w:color="8EA9DB"/>
-          <w:right w:val="single" w:sz="4" w:space="0" w:color="8EA9DB"/>
-          <w:insideH w:val="single" w:sz="4" w:space="0" w:color="8EA9DB"/>
-          <w:insideV w:val="single" w:sz="4" w:space="0" w:color="8EA9DB"/>
+          <w:top w:val="single" w:color="8EA9DB" w:sz="4" w:space="0"/>
+          <w:left w:val="single" w:color="8EA9DB" w:sz="4" w:space="0"/>
+          <w:bottom w:val="single" w:color="8EA9DB" w:sz="4" w:space="0"/>
+          <w:right w:val="single" w:color="8EA9DB" w:sz="4" w:space="0"/>
+          <w:insideH w:val="single" w:color="8EA9DB" w:sz="4" w:space="0"/>
+          <w:insideV w:val="single" w:color="8EA9DB" w:sz="4" w:space="0"/>
         </w:tblBorders>
         <w:tblLayout w:type="fixed"/>
         <w:tblCellMar>
@@ -1665,6 +2093,22 @@
         <w:gridCol w:w="7680"/>
       </w:tblGrid>
       <w:tr>
+        <w:tblPrEx>
+          <w:tblBorders>
+            <w:top w:val="single" w:color="8EA9DB" w:sz="4" w:space="0"/>
+            <w:left w:val="single" w:color="8EA9DB" w:sz="4" w:space="0"/>
+            <w:bottom w:val="single" w:color="8EA9DB" w:sz="4" w:space="0"/>
+            <w:right w:val="single" w:color="8EA9DB" w:sz="4" w:space="0"/>
+            <w:insideH w:val="single" w:color="8EA9DB" w:sz="4" w:space="0"/>
+            <w:insideV w:val="single" w:color="8EA9DB" w:sz="4" w:space="0"/>
+          </w:tblBorders>
+          <w:tblCellMar>
+            <w:top w:w="40" w:type="dxa"/>
+            <w:left w:w="90" w:type="dxa"/>
+            <w:bottom w:w="40" w:type="dxa"/>
+            <w:right w:w="90" w:type="dxa"/>
+          </w:tblCellMar>
+        </w:tblPrEx>
         <w:trPr>
           <w:tblHeader/>
         </w:trPr>
@@ -1686,7 +2130,7 @@
                 <w:sz w:val="19"/>
                 <w:szCs w:val="19"/>
               </w:rPr>
-              <w:t xml:space="preserve">规则项</w:t>
+              <w:t>规则项</w:t>
             </w:r>
           </w:p>
         </w:tc>
@@ -1708,12 +2152,28 @@
                 <w:sz w:val="19"/>
                 <w:szCs w:val="19"/>
               </w:rPr>
-              <w:t xml:space="preserve">内容</w:t>
-            </w:r>
-          </w:p>
-        </w:tc>
-      </w:tr>
-      <w:tr>
+              <w:t>内容</w:t>
+            </w:r>
+          </w:p>
+        </w:tc>
+      </w:tr>
+      <w:tr>
+        <w:tblPrEx>
+          <w:tblBorders>
+            <w:top w:val="single" w:color="8EA9DB" w:sz="4" w:space="0"/>
+            <w:left w:val="single" w:color="8EA9DB" w:sz="4" w:space="0"/>
+            <w:bottom w:val="single" w:color="8EA9DB" w:sz="4" w:space="0"/>
+            <w:right w:val="single" w:color="8EA9DB" w:sz="4" w:space="0"/>
+            <w:insideH w:val="single" w:color="8EA9DB" w:sz="4" w:space="0"/>
+            <w:insideV w:val="single" w:color="8EA9DB" w:sz="4" w:space="0"/>
+          </w:tblBorders>
+          <w:tblCellMar>
+            <w:top w:w="40" w:type="dxa"/>
+            <w:left w:w="90" w:type="dxa"/>
+            <w:bottom w:w="40" w:type="dxa"/>
+            <w:right w:w="90" w:type="dxa"/>
+          </w:tblCellMar>
+        </w:tblPrEx>
         <w:tc>
           <w:tcPr>
             <w:tcW w:w="1920" w:type="dxa"/>
@@ -1728,7 +2188,7 @@
                 <w:sz w:val="19"/>
                 <w:szCs w:val="19"/>
               </w:rPr>
-              <w:t xml:space="preserve">潜入方式</w:t>
+              <w:t>潜入方式</w:t>
             </w:r>
           </w:p>
         </w:tc>
@@ -1746,12 +2206,28 @@
                 <w:sz w:val="19"/>
                 <w:szCs w:val="19"/>
               </w:rPr>
-              <w:t xml:space="preserve">主角吸取中三拳模组后混入超市；不进巡逻怪的攻击范围即可绕过</w:t>
-            </w:r>
-          </w:p>
-        </w:tc>
-      </w:tr>
-      <w:tr>
+              <w:t>主角吸取中三拳模组后混入超市；不进巡逻怪的攻击范围即可绕过</w:t>
+            </w:r>
+          </w:p>
+        </w:tc>
+      </w:tr>
+      <w:tr>
+        <w:tblPrEx>
+          <w:tblBorders>
+            <w:top w:val="single" w:color="8EA9DB" w:sz="4" w:space="0"/>
+            <w:left w:val="single" w:color="8EA9DB" w:sz="4" w:space="0"/>
+            <w:bottom w:val="single" w:color="8EA9DB" w:sz="4" w:space="0"/>
+            <w:right w:val="single" w:color="8EA9DB" w:sz="4" w:space="0"/>
+            <w:insideH w:val="single" w:color="8EA9DB" w:sz="4" w:space="0"/>
+            <w:insideV w:val="single" w:color="8EA9DB" w:sz="4" w:space="0"/>
+          </w:tblBorders>
+          <w:tblCellMar>
+            <w:top w:w="40" w:type="dxa"/>
+            <w:left w:w="90" w:type="dxa"/>
+            <w:bottom w:w="40" w:type="dxa"/>
+            <w:right w:w="90" w:type="dxa"/>
+          </w:tblCellMar>
+        </w:tblPrEx>
         <w:tc>
           <w:tcPr>
             <w:tcW w:w="1920" w:type="dxa"/>
@@ -1766,7 +2242,7 @@
                 <w:sz w:val="19"/>
                 <w:szCs w:val="19"/>
               </w:rPr>
-              <w:t xml:space="preserve">触发战斗</w:t>
+              <w:t>触发战斗</w:t>
             </w:r>
           </w:p>
         </w:tc>
@@ -1784,12 +2260,28 @@
                 <w:sz w:val="19"/>
                 <w:szCs w:val="19"/>
               </w:rPr>
-              <w:t xml:space="preserve">进入巡逻怪的攻击范围即触发战斗</w:t>
-            </w:r>
-          </w:p>
-        </w:tc>
-      </w:tr>
-      <w:tr>
+              <w:t>进入巡逻怪的攻击范围即触发战斗</w:t>
+            </w:r>
+          </w:p>
+        </w:tc>
+      </w:tr>
+      <w:tr>
+        <w:tblPrEx>
+          <w:tblBorders>
+            <w:top w:val="single" w:color="8EA9DB" w:sz="4" w:space="0"/>
+            <w:left w:val="single" w:color="8EA9DB" w:sz="4" w:space="0"/>
+            <w:bottom w:val="single" w:color="8EA9DB" w:sz="4" w:space="0"/>
+            <w:right w:val="single" w:color="8EA9DB" w:sz="4" w:space="0"/>
+            <w:insideH w:val="single" w:color="8EA9DB" w:sz="4" w:space="0"/>
+            <w:insideV w:val="single" w:color="8EA9DB" w:sz="4" w:space="0"/>
+          </w:tblBorders>
+          <w:tblCellMar>
+            <w:top w:w="40" w:type="dxa"/>
+            <w:left w:w="90" w:type="dxa"/>
+            <w:bottom w:w="40" w:type="dxa"/>
+            <w:right w:w="90" w:type="dxa"/>
+          </w:tblCellMar>
+        </w:tblPrEx>
         <w:tc>
           <w:tcPr>
             <w:tcW w:w="1920" w:type="dxa"/>
@@ -1804,7 +2296,7 @@
                 <w:sz w:val="19"/>
                 <w:szCs w:val="19"/>
               </w:rPr>
-              <w:t xml:space="preserve">脱离战斗</w:t>
+              <w:t>脱离战斗</w:t>
             </w:r>
           </w:p>
         </w:tc>
@@ -1822,12 +2314,28 @@
                 <w:sz w:val="19"/>
                 <w:szCs w:val="19"/>
               </w:rPr>
-              <w:t xml:space="preserve">击杀视野内全部敌人后脱离战斗</w:t>
-            </w:r>
-          </w:p>
-        </w:tc>
-      </w:tr>
-      <w:tr>
+              <w:t>击杀视野内全部敌人后脱离战斗</w:t>
+            </w:r>
+          </w:p>
+        </w:tc>
+      </w:tr>
+      <w:tr>
+        <w:tblPrEx>
+          <w:tblBorders>
+            <w:top w:val="single" w:color="8EA9DB" w:sz="4" w:space="0"/>
+            <w:left w:val="single" w:color="8EA9DB" w:sz="4" w:space="0"/>
+            <w:bottom w:val="single" w:color="8EA9DB" w:sz="4" w:space="0"/>
+            <w:right w:val="single" w:color="8EA9DB" w:sz="4" w:space="0"/>
+            <w:insideH w:val="single" w:color="8EA9DB" w:sz="4" w:space="0"/>
+            <w:insideV w:val="single" w:color="8EA9DB" w:sz="4" w:space="0"/>
+          </w:tblBorders>
+          <w:tblCellMar>
+            <w:top w:w="40" w:type="dxa"/>
+            <w:left w:w="90" w:type="dxa"/>
+            <w:bottom w:w="40" w:type="dxa"/>
+            <w:right w:w="90" w:type="dxa"/>
+          </w:tblCellMar>
+        </w:tblPrEx>
         <w:tc>
           <w:tcPr>
             <w:tcW w:w="1920" w:type="dxa"/>
@@ -1842,7 +2350,7 @@
                 <w:sz w:val="19"/>
                 <w:szCs w:val="19"/>
               </w:rPr>
-              <w:t xml:space="preserve">乱战开启</w:t>
+              <w:t>乱战开启</w:t>
             </w:r>
           </w:p>
         </w:tc>
@@ -1860,12 +2368,28 @@
                 <w:sz w:val="19"/>
                 <w:szCs w:val="19"/>
               </w:rPr>
-              <w:t xml:space="preserve">潜入失败或者进入核心区之后开始乱战</w:t>
-            </w:r>
-          </w:p>
-        </w:tc>
-      </w:tr>
-      <w:tr>
+              <w:t>潜入失败或者进入核心区之后开始乱战</w:t>
+            </w:r>
+          </w:p>
+        </w:tc>
+      </w:tr>
+      <w:tr>
+        <w:tblPrEx>
+          <w:tblBorders>
+            <w:top w:val="single" w:color="8EA9DB" w:sz="4" w:space="0"/>
+            <w:left w:val="single" w:color="8EA9DB" w:sz="4" w:space="0"/>
+            <w:bottom w:val="single" w:color="8EA9DB" w:sz="4" w:space="0"/>
+            <w:right w:val="single" w:color="8EA9DB" w:sz="4" w:space="0"/>
+            <w:insideH w:val="single" w:color="8EA9DB" w:sz="4" w:space="0"/>
+            <w:insideV w:val="single" w:color="8EA9DB" w:sz="4" w:space="0"/>
+          </w:tblBorders>
+          <w:tblCellMar>
+            <w:top w:w="40" w:type="dxa"/>
+            <w:left w:w="90" w:type="dxa"/>
+            <w:bottom w:w="40" w:type="dxa"/>
+            <w:right w:w="90" w:type="dxa"/>
+          </w:tblCellMar>
+        </w:tblPrEx>
         <w:tc>
           <w:tcPr>
             <w:tcW w:w="1920" w:type="dxa"/>
@@ -1880,7 +2404,7 @@
                 <w:sz w:val="19"/>
                 <w:szCs w:val="19"/>
               </w:rPr>
-              <w:t xml:space="preserve">精英 / BOSS 出场</w:t>
+              <w:t>精英 / BOSS 出场</w:t>
             </w:r>
           </w:p>
         </w:tc>
@@ -1898,7 +2422,7 @@
                 <w:sz w:val="19"/>
                 <w:szCs w:val="19"/>
               </w:rPr>
-              <w:t xml:space="preserve">进入地图特定区域触发，出场时对话并开启 BOSS 战</w:t>
+              <w:t>进入地图特定区域触发，出场时对话并开启 BOSS 战</w:t>
             </w:r>
           </w:p>
         </w:tc>
@@ -1916,19 +2440,21 @@
           <w:sz w:val="32"/>
           <w:szCs w:val="32"/>
         </w:rPr>
-        <w:t xml:space="preserve">六、瓶盖与兑换</w:t>
+        <w:t>六、瓶盖与兑换</w:t>
       </w:r>
     </w:p>
     <w:tbl>
       <w:tblPr>
+        <w:tblStyle w:val="2"/>
         <w:tblW w:w="9600" w:type="dxa"/>
+        <w:tblInd w:w="0" w:type="dxa"/>
         <w:tblBorders>
-          <w:top w:val="single" w:sz="4" w:space="0" w:color="8EA9DB"/>
-          <w:left w:val="single" w:sz="4" w:space="0" w:color="8EA9DB"/>
-          <w:bottom w:val="single" w:sz="4" w:space="0" w:color="8EA9DB"/>
-          <w:right w:val="single" w:sz="4" w:space="0" w:color="8EA9DB"/>
-          <w:insideH w:val="single" w:sz="4" w:space="0" w:color="8EA9DB"/>
-          <w:insideV w:val="single" w:sz="4" w:space="0" w:color="8EA9DB"/>
+          <w:top w:val="single" w:color="8EA9DB" w:sz="4" w:space="0"/>
+          <w:left w:val="single" w:color="8EA9DB" w:sz="4" w:space="0"/>
+          <w:bottom w:val="single" w:color="8EA9DB" w:sz="4" w:space="0"/>
+          <w:right w:val="single" w:color="8EA9DB" w:sz="4" w:space="0"/>
+          <w:insideH w:val="single" w:color="8EA9DB" w:sz="4" w:space="0"/>
+          <w:insideV w:val="single" w:color="8EA9DB" w:sz="4" w:space="0"/>
         </w:tblBorders>
         <w:tblLayout w:type="fixed"/>
         <w:tblCellMar>
@@ -1943,6 +2469,22 @@
         <w:gridCol w:w="7680"/>
       </w:tblGrid>
       <w:tr>
+        <w:tblPrEx>
+          <w:tblBorders>
+            <w:top w:val="single" w:color="8EA9DB" w:sz="4" w:space="0"/>
+            <w:left w:val="single" w:color="8EA9DB" w:sz="4" w:space="0"/>
+            <w:bottom w:val="single" w:color="8EA9DB" w:sz="4" w:space="0"/>
+            <w:right w:val="single" w:color="8EA9DB" w:sz="4" w:space="0"/>
+            <w:insideH w:val="single" w:color="8EA9DB" w:sz="4" w:space="0"/>
+            <w:insideV w:val="single" w:color="8EA9DB" w:sz="4" w:space="0"/>
+          </w:tblBorders>
+          <w:tblCellMar>
+            <w:top w:w="40" w:type="dxa"/>
+            <w:left w:w="90" w:type="dxa"/>
+            <w:bottom w:w="40" w:type="dxa"/>
+            <w:right w:w="90" w:type="dxa"/>
+          </w:tblCellMar>
+        </w:tblPrEx>
         <w:trPr>
           <w:tblHeader/>
         </w:trPr>
@@ -1964,7 +2506,7 @@
                 <w:sz w:val="19"/>
                 <w:szCs w:val="19"/>
               </w:rPr>
-              <w:t xml:space="preserve">规则项</w:t>
+              <w:t>规则项</w:t>
             </w:r>
           </w:p>
         </w:tc>
@@ -1986,12 +2528,28 @@
                 <w:sz w:val="19"/>
                 <w:szCs w:val="19"/>
               </w:rPr>
-              <w:t xml:space="preserve">内容</w:t>
-            </w:r>
-          </w:p>
-        </w:tc>
-      </w:tr>
-      <w:tr>
+              <w:t>内容</w:t>
+            </w:r>
+          </w:p>
+        </w:tc>
+      </w:tr>
+      <w:tr>
+        <w:tblPrEx>
+          <w:tblBorders>
+            <w:top w:val="single" w:color="8EA9DB" w:sz="4" w:space="0"/>
+            <w:left w:val="single" w:color="8EA9DB" w:sz="4" w:space="0"/>
+            <w:bottom w:val="single" w:color="8EA9DB" w:sz="4" w:space="0"/>
+            <w:right w:val="single" w:color="8EA9DB" w:sz="4" w:space="0"/>
+            <w:insideH w:val="single" w:color="8EA9DB" w:sz="4" w:space="0"/>
+            <w:insideV w:val="single" w:color="8EA9DB" w:sz="4" w:space="0"/>
+          </w:tblBorders>
+          <w:tblCellMar>
+            <w:top w:w="40" w:type="dxa"/>
+            <w:left w:w="90" w:type="dxa"/>
+            <w:bottom w:w="40" w:type="dxa"/>
+            <w:right w:w="90" w:type="dxa"/>
+          </w:tblCellMar>
+        </w:tblPrEx>
         <w:tc>
           <w:tcPr>
             <w:tcW w:w="1920" w:type="dxa"/>
@@ -2006,7 +2564,7 @@
                 <w:sz w:val="19"/>
                 <w:szCs w:val="19"/>
               </w:rPr>
-              <w:t xml:space="preserve">瓶盖来源</w:t>
+              <w:t>瓶盖来源</w:t>
             </w:r>
           </w:p>
         </w:tc>
@@ -2024,12 +2582,28 @@
                 <w:sz w:val="19"/>
                 <w:szCs w:val="19"/>
               </w:rPr>
-              <w:t xml:space="preserve">精英怪掉 1 瓶盖；BOSS 掉 2 瓶盖；擂台胜利基础奖励 1 瓶盖</w:t>
-            </w:r>
-          </w:p>
-        </w:tc>
-      </w:tr>
-      <w:tr>
+              <w:t>精英怪掉 1 瓶盖；BOSS 掉 2 瓶盖；擂台胜利基础奖励 1 瓶盖</w:t>
+            </w:r>
+          </w:p>
+        </w:tc>
+      </w:tr>
+      <w:tr>
+        <w:tblPrEx>
+          <w:tblBorders>
+            <w:top w:val="single" w:color="8EA9DB" w:sz="4" w:space="0"/>
+            <w:left w:val="single" w:color="8EA9DB" w:sz="4" w:space="0"/>
+            <w:bottom w:val="single" w:color="8EA9DB" w:sz="4" w:space="0"/>
+            <w:right w:val="single" w:color="8EA9DB" w:sz="4" w:space="0"/>
+            <w:insideH w:val="single" w:color="8EA9DB" w:sz="4" w:space="0"/>
+            <w:insideV w:val="single" w:color="8EA9DB" w:sz="4" w:space="0"/>
+          </w:tblBorders>
+          <w:tblCellMar>
+            <w:top w:w="40" w:type="dxa"/>
+            <w:left w:w="90" w:type="dxa"/>
+            <w:bottom w:w="40" w:type="dxa"/>
+            <w:right w:w="90" w:type="dxa"/>
+          </w:tblCellMar>
+        </w:tblPrEx>
         <w:tc>
           <w:tcPr>
             <w:tcW w:w="1920" w:type="dxa"/>
@@ -2044,7 +2618,7 @@
                 <w:sz w:val="19"/>
                 <w:szCs w:val="19"/>
               </w:rPr>
-              <w:t xml:space="preserve">兑换价格</w:t>
+              <w:t>兑换价格</w:t>
             </w:r>
           </w:p>
         </w:tc>
@@ -2062,12 +2636,28 @@
                 <w:sz w:val="19"/>
                 <w:szCs w:val="19"/>
               </w:rPr>
-              <w:t xml:space="preserve">普通道具 1 瓶盖；稀有道具 2 瓶盖</w:t>
-            </w:r>
-          </w:p>
-        </w:tc>
-      </w:tr>
-      <w:tr>
+              <w:t>普通道具 1 瓶盖；稀有道具 2 瓶盖</w:t>
+            </w:r>
+          </w:p>
+        </w:tc>
+      </w:tr>
+      <w:tr>
+        <w:tblPrEx>
+          <w:tblBorders>
+            <w:top w:val="single" w:color="8EA9DB" w:sz="4" w:space="0"/>
+            <w:left w:val="single" w:color="8EA9DB" w:sz="4" w:space="0"/>
+            <w:bottom w:val="single" w:color="8EA9DB" w:sz="4" w:space="0"/>
+            <w:right w:val="single" w:color="8EA9DB" w:sz="4" w:space="0"/>
+            <w:insideH w:val="single" w:color="8EA9DB" w:sz="4" w:space="0"/>
+            <w:insideV w:val="single" w:color="8EA9DB" w:sz="4" w:space="0"/>
+          </w:tblBorders>
+          <w:tblCellMar>
+            <w:top w:w="40" w:type="dxa"/>
+            <w:left w:w="90" w:type="dxa"/>
+            <w:bottom w:w="40" w:type="dxa"/>
+            <w:right w:w="90" w:type="dxa"/>
+          </w:tblCellMar>
+        </w:tblPrEx>
         <w:tc>
           <w:tcPr>
             <w:tcW w:w="1920" w:type="dxa"/>
@@ -2082,7 +2672,7 @@
                 <w:sz w:val="19"/>
                 <w:szCs w:val="19"/>
               </w:rPr>
-              <w:t xml:space="preserve">兑换对象</w:t>
+              <w:t>兑换对象</w:t>
             </w:r>
           </w:p>
         </w:tc>
@@ -2100,12 +2690,28 @@
                 <w:sz w:val="19"/>
                 <w:szCs w:val="19"/>
               </w:rPr>
-              <w:t xml:space="preserve">无盖者（失去盖子和液体的空瓶）</w:t>
-            </w:r>
-          </w:p>
-        </w:tc>
-      </w:tr>
-      <w:tr>
+              <w:t>无盖者（失去盖子和液体的空瓶）</w:t>
+            </w:r>
+          </w:p>
+        </w:tc>
+      </w:tr>
+      <w:tr>
+        <w:tblPrEx>
+          <w:tblBorders>
+            <w:top w:val="single" w:color="8EA9DB" w:sz="4" w:space="0"/>
+            <w:left w:val="single" w:color="8EA9DB" w:sz="4" w:space="0"/>
+            <w:bottom w:val="single" w:color="8EA9DB" w:sz="4" w:space="0"/>
+            <w:right w:val="single" w:color="8EA9DB" w:sz="4" w:space="0"/>
+            <w:insideH w:val="single" w:color="8EA9DB" w:sz="4" w:space="0"/>
+            <w:insideV w:val="single" w:color="8EA9DB" w:sz="4" w:space="0"/>
+          </w:tblBorders>
+          <w:tblCellMar>
+            <w:top w:w="40" w:type="dxa"/>
+            <w:left w:w="90" w:type="dxa"/>
+            <w:bottom w:w="40" w:type="dxa"/>
+            <w:right w:w="90" w:type="dxa"/>
+          </w:tblCellMar>
+        </w:tblPrEx>
         <w:tc>
           <w:tcPr>
             <w:tcW w:w="1920" w:type="dxa"/>
@@ -2120,7 +2726,7 @@
                 <w:sz w:val="19"/>
                 <w:szCs w:val="19"/>
               </w:rPr>
-              <w:t xml:space="preserve">兑换点</w:t>
+              <w:t>兑换点</w:t>
             </w:r>
           </w:p>
         </w:tc>
@@ -2138,12 +2744,28 @@
                 <w:sz w:val="19"/>
                 <w:szCs w:val="19"/>
               </w:rPr>
-              <w:t xml:space="preserve">厨房抽屉区；超市收银台（送曼妥思、可补买厨房漏买的道具）；超市货架夹层（超市道具与质变道具）</w:t>
-            </w:r>
-          </w:p>
-        </w:tc>
-      </w:tr>
-      <w:tr>
+              <w:t>厨房抽屉区；超市收银台（送曼妥思、可补买厨房漏买的道具）；超市货架夹层（超市道具与质变道具）</w:t>
+            </w:r>
+          </w:p>
+        </w:tc>
+      </w:tr>
+      <w:tr>
+        <w:tblPrEx>
+          <w:tblBorders>
+            <w:top w:val="single" w:color="8EA9DB" w:sz="4" w:space="0"/>
+            <w:left w:val="single" w:color="8EA9DB" w:sz="4" w:space="0"/>
+            <w:bottom w:val="single" w:color="8EA9DB" w:sz="4" w:space="0"/>
+            <w:right w:val="single" w:color="8EA9DB" w:sz="4" w:space="0"/>
+            <w:insideH w:val="single" w:color="8EA9DB" w:sz="4" w:space="0"/>
+            <w:insideV w:val="single" w:color="8EA9DB" w:sz="4" w:space="0"/>
+          </w:tblBorders>
+          <w:tblCellMar>
+            <w:top w:w="40" w:type="dxa"/>
+            <w:left w:w="90" w:type="dxa"/>
+            <w:bottom w:w="40" w:type="dxa"/>
+            <w:right w:w="90" w:type="dxa"/>
+          </w:tblCellMar>
+        </w:tblPrEx>
         <w:tc>
           <w:tcPr>
             <w:tcW w:w="1920" w:type="dxa"/>
@@ -2158,7 +2780,7 @@
                 <w:sz w:val="19"/>
                 <w:szCs w:val="19"/>
               </w:rPr>
-              <w:t xml:space="preserve">特例</w:t>
+              <w:t>特例</w:t>
             </w:r>
           </w:p>
         </w:tc>
@@ -2176,7 +2798,7 @@
                 <w:sz w:val="19"/>
                 <w:szCs w:val="19"/>
               </w:rPr>
-              <w:t xml:space="preserve">吸管免费赠送，不消耗瓶盖</w:t>
+              <w:t>吸管免费赠送，不消耗瓶盖</w:t>
             </w:r>
           </w:p>
         </w:tc>
@@ -2194,19 +2816,21 @@
           <w:sz w:val="32"/>
           <w:szCs w:val="32"/>
         </w:rPr>
-        <w:t xml:space="preserve">七、任务与引导</w:t>
+        <w:t>七、任务与引导</w:t>
       </w:r>
     </w:p>
     <w:tbl>
       <w:tblPr>
+        <w:tblStyle w:val="2"/>
         <w:tblW w:w="9600" w:type="dxa"/>
+        <w:tblInd w:w="0" w:type="dxa"/>
         <w:tblBorders>
-          <w:top w:val="single" w:sz="4" w:space="0" w:color="8EA9DB"/>
-          <w:left w:val="single" w:sz="4" w:space="0" w:color="8EA9DB"/>
-          <w:bottom w:val="single" w:sz="4" w:space="0" w:color="8EA9DB"/>
-          <w:right w:val="single" w:sz="4" w:space="0" w:color="8EA9DB"/>
-          <w:insideH w:val="single" w:sz="4" w:space="0" w:color="8EA9DB"/>
-          <w:insideV w:val="single" w:sz="4" w:space="0" w:color="8EA9DB"/>
+          <w:top w:val="single" w:color="8EA9DB" w:sz="4" w:space="0"/>
+          <w:left w:val="single" w:color="8EA9DB" w:sz="4" w:space="0"/>
+          <w:bottom w:val="single" w:color="8EA9DB" w:sz="4" w:space="0"/>
+          <w:right w:val="single" w:color="8EA9DB" w:sz="4" w:space="0"/>
+          <w:insideH w:val="single" w:color="8EA9DB" w:sz="4" w:space="0"/>
+          <w:insideV w:val="single" w:color="8EA9DB" w:sz="4" w:space="0"/>
         </w:tblBorders>
         <w:tblLayout w:type="fixed"/>
         <w:tblCellMar>
@@ -2221,6 +2845,22 @@
         <w:gridCol w:w="7680"/>
       </w:tblGrid>
       <w:tr>
+        <w:tblPrEx>
+          <w:tblBorders>
+            <w:top w:val="single" w:color="8EA9DB" w:sz="4" w:space="0"/>
+            <w:left w:val="single" w:color="8EA9DB" w:sz="4" w:space="0"/>
+            <w:bottom w:val="single" w:color="8EA9DB" w:sz="4" w:space="0"/>
+            <w:right w:val="single" w:color="8EA9DB" w:sz="4" w:space="0"/>
+            <w:insideH w:val="single" w:color="8EA9DB" w:sz="4" w:space="0"/>
+            <w:insideV w:val="single" w:color="8EA9DB" w:sz="4" w:space="0"/>
+          </w:tblBorders>
+          <w:tblCellMar>
+            <w:top w:w="40" w:type="dxa"/>
+            <w:left w:w="90" w:type="dxa"/>
+            <w:bottom w:w="40" w:type="dxa"/>
+            <w:right w:w="90" w:type="dxa"/>
+          </w:tblCellMar>
+        </w:tblPrEx>
         <w:trPr>
           <w:tblHeader/>
         </w:trPr>
@@ -2242,7 +2882,7 @@
                 <w:sz w:val="19"/>
                 <w:szCs w:val="19"/>
               </w:rPr>
-              <w:t xml:space="preserve">规则项</w:t>
+              <w:t>规则项</w:t>
             </w:r>
           </w:p>
         </w:tc>
@@ -2264,12 +2904,28 @@
                 <w:sz w:val="19"/>
                 <w:szCs w:val="19"/>
               </w:rPr>
-              <w:t xml:space="preserve">内容</w:t>
-            </w:r>
-          </w:p>
-        </w:tc>
-      </w:tr>
-      <w:tr>
+              <w:t>内容</w:t>
+            </w:r>
+          </w:p>
+        </w:tc>
+      </w:tr>
+      <w:tr>
+        <w:tblPrEx>
+          <w:tblBorders>
+            <w:top w:val="single" w:color="8EA9DB" w:sz="4" w:space="0"/>
+            <w:left w:val="single" w:color="8EA9DB" w:sz="4" w:space="0"/>
+            <w:bottom w:val="single" w:color="8EA9DB" w:sz="4" w:space="0"/>
+            <w:right w:val="single" w:color="8EA9DB" w:sz="4" w:space="0"/>
+            <w:insideH w:val="single" w:color="8EA9DB" w:sz="4" w:space="0"/>
+            <w:insideV w:val="single" w:color="8EA9DB" w:sz="4" w:space="0"/>
+          </w:tblBorders>
+          <w:tblCellMar>
+            <w:top w:w="40" w:type="dxa"/>
+            <w:left w:w="90" w:type="dxa"/>
+            <w:bottom w:w="40" w:type="dxa"/>
+            <w:right w:w="90" w:type="dxa"/>
+          </w:tblCellMar>
+        </w:tblPrEx>
         <w:tc>
           <w:tcPr>
             <w:tcW w:w="1920" w:type="dxa"/>
@@ -2284,7 +2940,7 @@
                 <w:sz w:val="19"/>
                 <w:szCs w:val="19"/>
               </w:rPr>
-              <w:t xml:space="preserve">任务形式</w:t>
+              <w:t>任务形式</w:t>
             </w:r>
           </w:p>
         </w:tc>
@@ -2302,12 +2958,28 @@
                 <w:sz w:val="19"/>
                 <w:szCs w:val="19"/>
               </w:rPr>
-              <w:t xml:space="preserve">只有主线，没有支线</w:t>
-            </w:r>
-          </w:p>
-        </w:tc>
-      </w:tr>
-      <w:tr>
+              <w:t>只有主线，没有支线</w:t>
+            </w:r>
+          </w:p>
+        </w:tc>
+      </w:tr>
+      <w:tr>
+        <w:tblPrEx>
+          <w:tblBorders>
+            <w:top w:val="single" w:color="8EA9DB" w:sz="4" w:space="0"/>
+            <w:left w:val="single" w:color="8EA9DB" w:sz="4" w:space="0"/>
+            <w:bottom w:val="single" w:color="8EA9DB" w:sz="4" w:space="0"/>
+            <w:right w:val="single" w:color="8EA9DB" w:sz="4" w:space="0"/>
+            <w:insideH w:val="single" w:color="8EA9DB" w:sz="4" w:space="0"/>
+            <w:insideV w:val="single" w:color="8EA9DB" w:sz="4" w:space="0"/>
+          </w:tblBorders>
+          <w:tblCellMar>
+            <w:top w:w="40" w:type="dxa"/>
+            <w:left w:w="90" w:type="dxa"/>
+            <w:bottom w:w="40" w:type="dxa"/>
+            <w:right w:w="90" w:type="dxa"/>
+          </w:tblCellMar>
+        </w:tblPrEx>
         <w:tc>
           <w:tcPr>
             <w:tcW w:w="1920" w:type="dxa"/>
@@ -2322,7 +2994,7 @@
                 <w:sz w:val="19"/>
                 <w:szCs w:val="19"/>
               </w:rPr>
-              <w:t xml:space="preserve">显示位置</w:t>
+              <w:t>显示位置</w:t>
             </w:r>
           </w:p>
         </w:tc>
@@ -2340,12 +3012,28 @@
                 <w:sz w:val="19"/>
                 <w:szCs w:val="19"/>
               </w:rPr>
-              <w:t xml:space="preserve">左上角，血条与道具栏下方的一行文字</w:t>
-            </w:r>
-          </w:p>
-        </w:tc>
-      </w:tr>
-      <w:tr>
+              <w:t>左上角，血条与道具栏下方的一行文字</w:t>
+            </w:r>
+          </w:p>
+        </w:tc>
+      </w:tr>
+      <w:tr>
+        <w:tblPrEx>
+          <w:tblBorders>
+            <w:top w:val="single" w:color="8EA9DB" w:sz="4" w:space="0"/>
+            <w:left w:val="single" w:color="8EA9DB" w:sz="4" w:space="0"/>
+            <w:bottom w:val="single" w:color="8EA9DB" w:sz="4" w:space="0"/>
+            <w:right w:val="single" w:color="8EA9DB" w:sz="4" w:space="0"/>
+            <w:insideH w:val="single" w:color="8EA9DB" w:sz="4" w:space="0"/>
+            <w:insideV w:val="single" w:color="8EA9DB" w:sz="4" w:space="0"/>
+          </w:tblBorders>
+          <w:tblCellMar>
+            <w:top w:w="40" w:type="dxa"/>
+            <w:left w:w="90" w:type="dxa"/>
+            <w:bottom w:w="40" w:type="dxa"/>
+            <w:right w:w="90" w:type="dxa"/>
+          </w:tblCellMar>
+        </w:tblPrEx>
         <w:tc>
           <w:tcPr>
             <w:tcW w:w="1920" w:type="dxa"/>
@@ -2360,7 +3048,7 @@
                 <w:sz w:val="19"/>
                 <w:szCs w:val="19"/>
               </w:rPr>
-              <w:t xml:space="preserve">引导方式</w:t>
+              <w:t>引导方式</w:t>
             </w:r>
           </w:p>
         </w:tc>
@@ -2378,12 +3066,28 @@
                 <w:sz w:val="19"/>
                 <w:szCs w:val="19"/>
               </w:rPr>
-              <w:t xml:space="preserve">文字与箭头一起引导；箭头指向当前目标</w:t>
-            </w:r>
-          </w:p>
-        </w:tc>
-      </w:tr>
-      <w:tr>
+              <w:t>文字与箭头一起引导；箭头指向当前目标</w:t>
+            </w:r>
+          </w:p>
+        </w:tc>
+      </w:tr>
+      <w:tr>
+        <w:tblPrEx>
+          <w:tblBorders>
+            <w:top w:val="single" w:color="8EA9DB" w:sz="4" w:space="0"/>
+            <w:left w:val="single" w:color="8EA9DB" w:sz="4" w:space="0"/>
+            <w:bottom w:val="single" w:color="8EA9DB" w:sz="4" w:space="0"/>
+            <w:right w:val="single" w:color="8EA9DB" w:sz="4" w:space="0"/>
+            <w:insideH w:val="single" w:color="8EA9DB" w:sz="4" w:space="0"/>
+            <w:insideV w:val="single" w:color="8EA9DB" w:sz="4" w:space="0"/>
+          </w:tblBorders>
+          <w:tblCellMar>
+            <w:top w:w="40" w:type="dxa"/>
+            <w:left w:w="90" w:type="dxa"/>
+            <w:bottom w:w="40" w:type="dxa"/>
+            <w:right w:w="90" w:type="dxa"/>
+          </w:tblCellMar>
+        </w:tblPrEx>
         <w:tc>
           <w:tcPr>
             <w:tcW w:w="1920" w:type="dxa"/>
@@ -2398,7 +3102,7 @@
                 <w:sz w:val="19"/>
                 <w:szCs w:val="19"/>
               </w:rPr>
-              <w:t xml:space="preserve">界面</w:t>
+              <w:t>界面</w:t>
             </w:r>
           </w:p>
         </w:tc>
@@ -2416,12 +3120,28 @@
                 <w:sz w:val="19"/>
                 <w:szCs w:val="19"/>
               </w:rPr>
-              <w:t xml:space="preserve">不可点击，没有可打开的任务窗口</w:t>
-            </w:r>
-          </w:p>
-        </w:tc>
-      </w:tr>
-      <w:tr>
+              <w:t>不可点击，没有可打开的任务窗口</w:t>
+            </w:r>
+          </w:p>
+        </w:tc>
+      </w:tr>
+      <w:tr>
+        <w:tblPrEx>
+          <w:tblBorders>
+            <w:top w:val="single" w:color="8EA9DB" w:sz="4" w:space="0"/>
+            <w:left w:val="single" w:color="8EA9DB" w:sz="4" w:space="0"/>
+            <w:bottom w:val="single" w:color="8EA9DB" w:sz="4" w:space="0"/>
+            <w:right w:val="single" w:color="8EA9DB" w:sz="4" w:space="0"/>
+            <w:insideH w:val="single" w:color="8EA9DB" w:sz="4" w:space="0"/>
+            <w:insideV w:val="single" w:color="8EA9DB" w:sz="4" w:space="0"/>
+          </w:tblBorders>
+          <w:tblCellMar>
+            <w:top w:w="40" w:type="dxa"/>
+            <w:left w:w="90" w:type="dxa"/>
+            <w:bottom w:w="40" w:type="dxa"/>
+            <w:right w:w="90" w:type="dxa"/>
+          </w:tblCellMar>
+        </w:tblPrEx>
         <w:tc>
           <w:tcPr>
             <w:tcW w:w="1920" w:type="dxa"/>
@@ -2436,7 +3156,7 @@
                 <w:sz w:val="19"/>
                 <w:szCs w:val="19"/>
               </w:rPr>
-              <w:t xml:space="preserve">内容</w:t>
+              <w:t>内容</w:t>
             </w:r>
           </w:p>
         </w:tc>
@@ -2454,12 +3174,28 @@
                 <w:sz w:val="19"/>
                 <w:szCs w:val="19"/>
               </w:rPr>
-              <w:t xml:space="preserve">与流程基本重合，纯粹用于引导</w:t>
-            </w:r>
-          </w:p>
-        </w:tc>
-      </w:tr>
-      <w:tr>
+              <w:t>与流程基本重合，纯粹用于引导</w:t>
+            </w:r>
+          </w:p>
+        </w:tc>
+      </w:tr>
+      <w:tr>
+        <w:tblPrEx>
+          <w:tblBorders>
+            <w:top w:val="single" w:color="8EA9DB" w:sz="4" w:space="0"/>
+            <w:left w:val="single" w:color="8EA9DB" w:sz="4" w:space="0"/>
+            <w:bottom w:val="single" w:color="8EA9DB" w:sz="4" w:space="0"/>
+            <w:right w:val="single" w:color="8EA9DB" w:sz="4" w:space="0"/>
+            <w:insideH w:val="single" w:color="8EA9DB" w:sz="4" w:space="0"/>
+            <w:insideV w:val="single" w:color="8EA9DB" w:sz="4" w:space="0"/>
+          </w:tblBorders>
+          <w:tblCellMar>
+            <w:top w:w="40" w:type="dxa"/>
+            <w:left w:w="90" w:type="dxa"/>
+            <w:bottom w:w="40" w:type="dxa"/>
+            <w:right w:w="90" w:type="dxa"/>
+          </w:tblCellMar>
+        </w:tblPrEx>
         <w:tc>
           <w:tcPr>
             <w:tcW w:w="1920" w:type="dxa"/>
@@ -2474,7 +3210,7 @@
                 <w:sz w:val="19"/>
                 <w:szCs w:val="19"/>
               </w:rPr>
-              <w:t xml:space="preserve">完成提示</w:t>
+              <w:t>完成提示</w:t>
             </w:r>
           </w:p>
         </w:tc>
@@ -2492,7 +3228,7 @@
                 <w:sz w:val="19"/>
                 <w:szCs w:val="19"/>
               </w:rPr>
-              <w:t xml:space="preserve">完成时该行文字更新</w:t>
+              <w:t>完成时该行文字更新</w:t>
             </w:r>
           </w:p>
         </w:tc>
@@ -2510,19 +3246,21 @@
           <w:sz w:val="32"/>
           <w:szCs w:val="32"/>
         </w:rPr>
-        <w:t xml:space="preserve">八、地图与导航</w:t>
+        <w:t>八、地图与导航</w:t>
       </w:r>
     </w:p>
     <w:tbl>
       <w:tblPr>
+        <w:tblStyle w:val="2"/>
         <w:tblW w:w="9600" w:type="dxa"/>
+        <w:tblInd w:w="0" w:type="dxa"/>
         <w:tblBorders>
-          <w:top w:val="single" w:sz="4" w:space="0" w:color="8EA9DB"/>
-          <w:left w:val="single" w:sz="4" w:space="0" w:color="8EA9DB"/>
-          <w:bottom w:val="single" w:sz="4" w:space="0" w:color="8EA9DB"/>
-          <w:right w:val="single" w:sz="4" w:space="0" w:color="8EA9DB"/>
-          <w:insideH w:val="single" w:sz="4" w:space="0" w:color="8EA9DB"/>
-          <w:insideV w:val="single" w:sz="4" w:space="0" w:color="8EA9DB"/>
+          <w:top w:val="single" w:color="8EA9DB" w:sz="4" w:space="0"/>
+          <w:left w:val="single" w:color="8EA9DB" w:sz="4" w:space="0"/>
+          <w:bottom w:val="single" w:color="8EA9DB" w:sz="4" w:space="0"/>
+          <w:right w:val="single" w:color="8EA9DB" w:sz="4" w:space="0"/>
+          <w:insideH w:val="single" w:color="8EA9DB" w:sz="4" w:space="0"/>
+          <w:insideV w:val="single" w:color="8EA9DB" w:sz="4" w:space="0"/>
         </w:tblBorders>
         <w:tblLayout w:type="fixed"/>
         <w:tblCellMar>
@@ -2537,6 +3275,22 @@
         <w:gridCol w:w="8064"/>
       </w:tblGrid>
       <w:tr>
+        <w:tblPrEx>
+          <w:tblBorders>
+            <w:top w:val="single" w:color="8EA9DB" w:sz="4" w:space="0"/>
+            <w:left w:val="single" w:color="8EA9DB" w:sz="4" w:space="0"/>
+            <w:bottom w:val="single" w:color="8EA9DB" w:sz="4" w:space="0"/>
+            <w:right w:val="single" w:color="8EA9DB" w:sz="4" w:space="0"/>
+            <w:insideH w:val="single" w:color="8EA9DB" w:sz="4" w:space="0"/>
+            <w:insideV w:val="single" w:color="8EA9DB" w:sz="4" w:space="0"/>
+          </w:tblBorders>
+          <w:tblCellMar>
+            <w:top w:w="40" w:type="dxa"/>
+            <w:left w:w="90" w:type="dxa"/>
+            <w:bottom w:w="40" w:type="dxa"/>
+            <w:right w:w="90" w:type="dxa"/>
+          </w:tblCellMar>
+        </w:tblPrEx>
         <w:trPr>
           <w:tblHeader/>
         </w:trPr>
@@ -2558,7 +3312,7 @@
                 <w:sz w:val="19"/>
                 <w:szCs w:val="19"/>
               </w:rPr>
-              <w:t xml:space="preserve">元素</w:t>
+              <w:t>元素</w:t>
             </w:r>
           </w:p>
         </w:tc>
@@ -2580,12 +3334,28 @@
                 <w:sz w:val="19"/>
                 <w:szCs w:val="19"/>
               </w:rPr>
-              <w:t xml:space="preserve">说明</w:t>
-            </w:r>
-          </w:p>
-        </w:tc>
-      </w:tr>
-      <w:tr>
+              <w:t>说明</w:t>
+            </w:r>
+          </w:p>
+        </w:tc>
+      </w:tr>
+      <w:tr>
+        <w:tblPrEx>
+          <w:tblBorders>
+            <w:top w:val="single" w:color="8EA9DB" w:sz="4" w:space="0"/>
+            <w:left w:val="single" w:color="8EA9DB" w:sz="4" w:space="0"/>
+            <w:bottom w:val="single" w:color="8EA9DB" w:sz="4" w:space="0"/>
+            <w:right w:val="single" w:color="8EA9DB" w:sz="4" w:space="0"/>
+            <w:insideH w:val="single" w:color="8EA9DB" w:sz="4" w:space="0"/>
+            <w:insideV w:val="single" w:color="8EA9DB" w:sz="4" w:space="0"/>
+          </w:tblBorders>
+          <w:tblCellMar>
+            <w:top w:w="40" w:type="dxa"/>
+            <w:left w:w="90" w:type="dxa"/>
+            <w:bottom w:w="40" w:type="dxa"/>
+            <w:right w:w="90" w:type="dxa"/>
+          </w:tblCellMar>
+        </w:tblPrEx>
         <w:tc>
           <w:tcPr>
             <w:tcW w:w="1536" w:type="dxa"/>
@@ -2600,7 +3370,7 @@
                 <w:sz w:val="19"/>
                 <w:szCs w:val="19"/>
               </w:rPr>
-              <w:t xml:space="preserve">位置地图</w:t>
+              <w:t>位置地图</w:t>
             </w:r>
           </w:p>
         </w:tc>
@@ -2618,12 +3388,28 @@
                 <w:sz w:val="19"/>
                 <w:szCs w:val="19"/>
               </w:rPr>
-              <w:t xml:space="preserve">常驻右上角，显示当前位置</w:t>
-            </w:r>
-          </w:p>
-        </w:tc>
-      </w:tr>
-      <w:tr>
+              <w:t>常驻右上角，显示当前位置</w:t>
+            </w:r>
+          </w:p>
+        </w:tc>
+      </w:tr>
+      <w:tr>
+        <w:tblPrEx>
+          <w:tblBorders>
+            <w:top w:val="single" w:color="8EA9DB" w:sz="4" w:space="0"/>
+            <w:left w:val="single" w:color="8EA9DB" w:sz="4" w:space="0"/>
+            <w:bottom w:val="single" w:color="8EA9DB" w:sz="4" w:space="0"/>
+            <w:right w:val="single" w:color="8EA9DB" w:sz="4" w:space="0"/>
+            <w:insideH w:val="single" w:color="8EA9DB" w:sz="4" w:space="0"/>
+            <w:insideV w:val="single" w:color="8EA9DB" w:sz="4" w:space="0"/>
+          </w:tblBorders>
+          <w:tblCellMar>
+            <w:top w:w="40" w:type="dxa"/>
+            <w:left w:w="90" w:type="dxa"/>
+            <w:bottom w:w="40" w:type="dxa"/>
+            <w:right w:w="90" w:type="dxa"/>
+          </w:tblCellMar>
+        </w:tblPrEx>
         <w:tc>
           <w:tcPr>
             <w:tcW w:w="1536" w:type="dxa"/>
@@ -2638,7 +3424,7 @@
                 <w:sz w:val="19"/>
                 <w:szCs w:val="19"/>
               </w:rPr>
-              <w:t xml:space="preserve">箭头指示</w:t>
+              <w:t>箭头指示</w:t>
             </w:r>
           </w:p>
         </w:tc>
@@ -2656,12 +3442,28 @@
                 <w:sz w:val="19"/>
                 <w:szCs w:val="19"/>
               </w:rPr>
-              <w:t xml:space="preserve">指向当前目标 / 推进方向（如厨房指向快乐水）</w:t>
-            </w:r>
-          </w:p>
-        </w:tc>
-      </w:tr>
-      <w:tr>
+              <w:t>指向当前目标 / 推进方向（如厨房指向快乐水）</w:t>
+            </w:r>
+          </w:p>
+        </w:tc>
+      </w:tr>
+      <w:tr>
+        <w:tblPrEx>
+          <w:tblBorders>
+            <w:top w:val="single" w:color="8EA9DB" w:sz="4" w:space="0"/>
+            <w:left w:val="single" w:color="8EA9DB" w:sz="4" w:space="0"/>
+            <w:bottom w:val="single" w:color="8EA9DB" w:sz="4" w:space="0"/>
+            <w:right w:val="single" w:color="8EA9DB" w:sz="4" w:space="0"/>
+            <w:insideH w:val="single" w:color="8EA9DB" w:sz="4" w:space="0"/>
+            <w:insideV w:val="single" w:color="8EA9DB" w:sz="4" w:space="0"/>
+          </w:tblBorders>
+          <w:tblCellMar>
+            <w:top w:w="40" w:type="dxa"/>
+            <w:left w:w="90" w:type="dxa"/>
+            <w:bottom w:w="40" w:type="dxa"/>
+            <w:right w:w="90" w:type="dxa"/>
+          </w:tblCellMar>
+        </w:tblPrEx>
         <w:tc>
           <w:tcPr>
             <w:tcW w:w="1536" w:type="dxa"/>
@@ -2676,7 +3478,7 @@
                 <w:sz w:val="19"/>
                 <w:szCs w:val="19"/>
               </w:rPr>
-              <w:t xml:space="preserve">独立小地图</w:t>
+              <w:t>独立小地图</w:t>
             </w:r>
           </w:p>
         </w:tc>
@@ -2694,12 +3496,28 @@
                 <w:sz w:val="19"/>
                 <w:szCs w:val="19"/>
               </w:rPr>
-              <w:t xml:space="preserve">没有，也不需要玩家操作</w:t>
-            </w:r>
-          </w:p>
-        </w:tc>
-      </w:tr>
-      <w:tr>
+              <w:t>没有，也不需要玩家操作</w:t>
+            </w:r>
+          </w:p>
+        </w:tc>
+      </w:tr>
+      <w:tr>
+        <w:tblPrEx>
+          <w:tblBorders>
+            <w:top w:val="single" w:color="8EA9DB" w:sz="4" w:space="0"/>
+            <w:left w:val="single" w:color="8EA9DB" w:sz="4" w:space="0"/>
+            <w:bottom w:val="single" w:color="8EA9DB" w:sz="4" w:space="0"/>
+            <w:right w:val="single" w:color="8EA9DB" w:sz="4" w:space="0"/>
+            <w:insideH w:val="single" w:color="8EA9DB" w:sz="4" w:space="0"/>
+            <w:insideV w:val="single" w:color="8EA9DB" w:sz="4" w:space="0"/>
+          </w:tblBorders>
+          <w:tblCellMar>
+            <w:top w:w="40" w:type="dxa"/>
+            <w:left w:w="90" w:type="dxa"/>
+            <w:bottom w:w="40" w:type="dxa"/>
+            <w:right w:w="90" w:type="dxa"/>
+          </w:tblCellMar>
+        </w:tblPrEx>
         <w:tc>
           <w:tcPr>
             <w:tcW w:w="1536" w:type="dxa"/>
@@ -2714,7 +3532,7 @@
                 <w:sz w:val="19"/>
                 <w:szCs w:val="19"/>
               </w:rPr>
-              <w:t xml:space="preserve">厨房</w:t>
+              <w:t>厨房</w:t>
             </w:r>
           </w:p>
         </w:tc>
@@ -2732,12 +3550,28 @@
                 <w:sz w:val="19"/>
                 <w:szCs w:val="19"/>
               </w:rPr>
-              <w:t xml:space="preserve">长条长方形（约 7:1）；冰箱左上、抽屉上中最、快乐水在抽屉左下方、擂台在右侧、出口在左侧</w:t>
-            </w:r>
-          </w:p>
-        </w:tc>
-      </w:tr>
-      <w:tr>
+              <w:t>长条长方形（约 7:1）；冰箱左上、抽屉上中最、快乐水在抽屉左下方、擂台在右侧、出口在左侧</w:t>
+            </w:r>
+          </w:p>
+        </w:tc>
+      </w:tr>
+      <w:tr>
+        <w:tblPrEx>
+          <w:tblBorders>
+            <w:top w:val="single" w:color="8EA9DB" w:sz="4" w:space="0"/>
+            <w:left w:val="single" w:color="8EA9DB" w:sz="4" w:space="0"/>
+            <w:bottom w:val="single" w:color="8EA9DB" w:sz="4" w:space="0"/>
+            <w:right w:val="single" w:color="8EA9DB" w:sz="4" w:space="0"/>
+            <w:insideH w:val="single" w:color="8EA9DB" w:sz="4" w:space="0"/>
+            <w:insideV w:val="single" w:color="8EA9DB" w:sz="4" w:space="0"/>
+          </w:tblBorders>
+          <w:tblCellMar>
+            <w:top w:w="40" w:type="dxa"/>
+            <w:left w:w="90" w:type="dxa"/>
+            <w:bottom w:w="40" w:type="dxa"/>
+            <w:right w:w="90" w:type="dxa"/>
+          </w:tblCellMar>
+        </w:tblPrEx>
         <w:tc>
           <w:tcPr>
             <w:tcW w:w="1536" w:type="dxa"/>
@@ -2752,7 +3586,7 @@
                 <w:sz w:val="19"/>
                 <w:szCs w:val="19"/>
               </w:rPr>
-              <w:t xml:space="preserve">超市</w:t>
+              <w:t>超市</w:t>
             </w:r>
           </w:p>
         </w:tc>
@@ -2770,7 +3604,7 @@
                 <w:sz w:val="19"/>
                 <w:szCs w:val="19"/>
               </w:rPr>
-              <w:t xml:space="preserve">U 型；左下入口与收银台、下路传统派、右路冰柜区、上路功能派、左上老巢、中部货架夹层</w:t>
+              <w:t>U 型；左下入口与收银台、下路传统派、右路冰柜区、上路功能派、左上老巢、中部货架夹层</w:t>
             </w:r>
           </w:p>
         </w:tc>
@@ -2788,19 +3622,21 @@
           <w:sz w:val="32"/>
           <w:szCs w:val="32"/>
         </w:rPr>
-        <w:t xml:space="preserve">九、操作表</w:t>
+        <w:t>九、操作表</w:t>
       </w:r>
     </w:p>
     <w:tbl>
       <w:tblPr>
+        <w:tblStyle w:val="2"/>
         <w:tblW w:w="9600" w:type="dxa"/>
+        <w:tblInd w:w="0" w:type="dxa"/>
         <w:tblBorders>
-          <w:top w:val="single" w:sz="4" w:space="0" w:color="8EA9DB"/>
-          <w:left w:val="single" w:sz="4" w:space="0" w:color="8EA9DB"/>
-          <w:bottom w:val="single" w:sz="4" w:space="0" w:color="8EA9DB"/>
-          <w:right w:val="single" w:sz="4" w:space="0" w:color="8EA9DB"/>
-          <w:insideH w:val="single" w:sz="4" w:space="0" w:color="8EA9DB"/>
-          <w:insideV w:val="single" w:sz="4" w:space="0" w:color="8EA9DB"/>
+          <w:top w:val="single" w:color="8EA9DB" w:sz="4" w:space="0"/>
+          <w:left w:val="single" w:color="8EA9DB" w:sz="4" w:space="0"/>
+          <w:bottom w:val="single" w:color="8EA9DB" w:sz="4" w:space="0"/>
+          <w:right w:val="single" w:color="8EA9DB" w:sz="4" w:space="0"/>
+          <w:insideH w:val="single" w:color="8EA9DB" w:sz="4" w:space="0"/>
+          <w:insideV w:val="single" w:color="8EA9DB" w:sz="4" w:space="0"/>
         </w:tblBorders>
         <w:tblLayout w:type="fixed"/>
         <w:tblCellMar>
@@ -2816,6 +3652,22 @@
         <w:gridCol w:w="5568"/>
       </w:tblGrid>
       <w:tr>
+        <w:tblPrEx>
+          <w:tblBorders>
+            <w:top w:val="single" w:color="8EA9DB" w:sz="4" w:space="0"/>
+            <w:left w:val="single" w:color="8EA9DB" w:sz="4" w:space="0"/>
+            <w:bottom w:val="single" w:color="8EA9DB" w:sz="4" w:space="0"/>
+            <w:right w:val="single" w:color="8EA9DB" w:sz="4" w:space="0"/>
+            <w:insideH w:val="single" w:color="8EA9DB" w:sz="4" w:space="0"/>
+            <w:insideV w:val="single" w:color="8EA9DB" w:sz="4" w:space="0"/>
+          </w:tblBorders>
+          <w:tblCellMar>
+            <w:top w:w="40" w:type="dxa"/>
+            <w:left w:w="90" w:type="dxa"/>
+            <w:bottom w:w="40" w:type="dxa"/>
+            <w:right w:w="90" w:type="dxa"/>
+          </w:tblCellMar>
+        </w:tblPrEx>
         <w:trPr>
           <w:tblHeader/>
         </w:trPr>
@@ -2837,7 +3689,7 @@
                 <w:sz w:val="19"/>
                 <w:szCs w:val="19"/>
               </w:rPr>
-              <w:t xml:space="preserve">按键</w:t>
+              <w:t>按键</w:t>
             </w:r>
           </w:p>
         </w:tc>
@@ -2859,7 +3711,7 @@
                 <w:sz w:val="19"/>
                 <w:szCs w:val="19"/>
               </w:rPr>
-              <w:t xml:space="preserve">功能</w:t>
+              <w:t>功能</w:t>
             </w:r>
           </w:p>
         </w:tc>
@@ -2881,12 +3733,28 @@
                 <w:sz w:val="19"/>
                 <w:szCs w:val="19"/>
               </w:rPr>
-              <w:t xml:space="preserve">条件 / 备注</w:t>
-            </w:r>
-          </w:p>
-        </w:tc>
-      </w:tr>
-      <w:tr>
+              <w:t>条件 / 备注</w:t>
+            </w:r>
+          </w:p>
+        </w:tc>
+      </w:tr>
+      <w:tr>
+        <w:tblPrEx>
+          <w:tblBorders>
+            <w:top w:val="single" w:color="8EA9DB" w:sz="4" w:space="0"/>
+            <w:left w:val="single" w:color="8EA9DB" w:sz="4" w:space="0"/>
+            <w:bottom w:val="single" w:color="8EA9DB" w:sz="4" w:space="0"/>
+            <w:right w:val="single" w:color="8EA9DB" w:sz="4" w:space="0"/>
+            <w:insideH w:val="single" w:color="8EA9DB" w:sz="4" w:space="0"/>
+            <w:insideV w:val="single" w:color="8EA9DB" w:sz="4" w:space="0"/>
+          </w:tblBorders>
+          <w:tblCellMar>
+            <w:top w:w="40" w:type="dxa"/>
+            <w:left w:w="90" w:type="dxa"/>
+            <w:bottom w:w="40" w:type="dxa"/>
+            <w:right w:w="90" w:type="dxa"/>
+          </w:tblCellMar>
+        </w:tblPrEx>
         <w:tc>
           <w:tcPr>
             <w:tcW w:w="1344" w:type="dxa"/>
@@ -2901,7 +3769,7 @@
                 <w:sz w:val="19"/>
                 <w:szCs w:val="19"/>
               </w:rPr>
-              <w:t xml:space="preserve">WASD</w:t>
+              <w:t>WASD</w:t>
             </w:r>
           </w:p>
         </w:tc>
@@ -2919,7 +3787,7 @@
                 <w:sz w:val="19"/>
                 <w:szCs w:val="19"/>
               </w:rPr>
-              <w:t xml:space="preserve">移动</w:t>
+              <w:t>移动</w:t>
             </w:r>
           </w:p>
         </w:tc>
@@ -2937,12 +3805,28 @@
                 <w:sz w:val="19"/>
                 <w:szCs w:val="19"/>
               </w:rPr>
-              <w:t xml:space="preserve">2.5D：X 轴左右、Z 轴前后</w:t>
-            </w:r>
-          </w:p>
-        </w:tc>
-      </w:tr>
-      <w:tr>
+              <w:t>2.5D：X 轴左右、Z 轴前后</w:t>
+            </w:r>
+          </w:p>
+        </w:tc>
+      </w:tr>
+      <w:tr>
+        <w:tblPrEx>
+          <w:tblBorders>
+            <w:top w:val="single" w:color="8EA9DB" w:sz="4" w:space="0"/>
+            <w:left w:val="single" w:color="8EA9DB" w:sz="4" w:space="0"/>
+            <w:bottom w:val="single" w:color="8EA9DB" w:sz="4" w:space="0"/>
+            <w:right w:val="single" w:color="8EA9DB" w:sz="4" w:space="0"/>
+            <w:insideH w:val="single" w:color="8EA9DB" w:sz="4" w:space="0"/>
+            <w:insideV w:val="single" w:color="8EA9DB" w:sz="4" w:space="0"/>
+          </w:tblBorders>
+          <w:tblCellMar>
+            <w:top w:w="40" w:type="dxa"/>
+            <w:left w:w="90" w:type="dxa"/>
+            <w:bottom w:w="40" w:type="dxa"/>
+            <w:right w:w="90" w:type="dxa"/>
+          </w:tblCellMar>
+        </w:tblPrEx>
         <w:tc>
           <w:tcPr>
             <w:tcW w:w="1344" w:type="dxa"/>
@@ -2957,7 +3841,7 @@
                 <w:sz w:val="19"/>
                 <w:szCs w:val="19"/>
               </w:rPr>
-              <w:t xml:space="preserve">J</w:t>
+              <w:t>J</w:t>
             </w:r>
           </w:p>
         </w:tc>
@@ -2975,7 +3859,7 @@
                 <w:sz w:val="19"/>
                 <w:szCs w:val="19"/>
               </w:rPr>
-              <w:t xml:space="preserve">普通攻击</w:t>
+              <w:t>普通攻击</w:t>
             </w:r>
           </w:p>
         </w:tc>
@@ -2993,12 +3877,28 @@
                 <w:sz w:val="19"/>
                 <w:szCs w:val="19"/>
               </w:rPr>
-              <w:t xml:space="preserve">近战默认拳波</w:t>
-            </w:r>
-          </w:p>
-        </w:tc>
-      </w:tr>
-      <w:tr>
+              <w:t>近战默认拳波</w:t>
+            </w:r>
+          </w:p>
+        </w:tc>
+      </w:tr>
+      <w:tr>
+        <w:tblPrEx>
+          <w:tblBorders>
+            <w:top w:val="single" w:color="8EA9DB" w:sz="4" w:space="0"/>
+            <w:left w:val="single" w:color="8EA9DB" w:sz="4" w:space="0"/>
+            <w:bottom w:val="single" w:color="8EA9DB" w:sz="4" w:space="0"/>
+            <w:right w:val="single" w:color="8EA9DB" w:sz="4" w:space="0"/>
+            <w:insideH w:val="single" w:color="8EA9DB" w:sz="4" w:space="0"/>
+            <w:insideV w:val="single" w:color="8EA9DB" w:sz="4" w:space="0"/>
+          </w:tblBorders>
+          <w:tblCellMar>
+            <w:top w:w="40" w:type="dxa"/>
+            <w:left w:w="90" w:type="dxa"/>
+            <w:bottom w:w="40" w:type="dxa"/>
+            <w:right w:w="90" w:type="dxa"/>
+          </w:tblCellMar>
+        </w:tblPrEx>
         <w:tc>
           <w:tcPr>
             <w:tcW w:w="1344" w:type="dxa"/>
@@ -3013,7 +3913,7 @@
                 <w:sz w:val="19"/>
                 <w:szCs w:val="19"/>
               </w:rPr>
-              <w:t xml:space="preserve">K</w:t>
+              <w:t>K</w:t>
             </w:r>
           </w:p>
         </w:tc>
@@ -3031,7 +3931,7 @@
                 <w:sz w:val="19"/>
                 <w:szCs w:val="19"/>
               </w:rPr>
-              <w:t xml:space="preserve">技能</w:t>
+              <w:t>技能</w:t>
             </w:r>
           </w:p>
         </w:tc>
@@ -3049,12 +3949,28 @@
                 <w:sz w:val="19"/>
                 <w:szCs w:val="19"/>
               </w:rPr>
-              <w:t xml:space="preserve">释放当前液体形态的主动技能，内容由所装配液体决定</w:t>
-            </w:r>
-          </w:p>
-        </w:tc>
-      </w:tr>
-      <w:tr>
+              <w:t>释放当前液体形态的主动技能，内容由所装配液体决定</w:t>
+            </w:r>
+          </w:p>
+        </w:tc>
+      </w:tr>
+      <w:tr>
+        <w:tblPrEx>
+          <w:tblBorders>
+            <w:top w:val="single" w:color="8EA9DB" w:sz="4" w:space="0"/>
+            <w:left w:val="single" w:color="8EA9DB" w:sz="4" w:space="0"/>
+            <w:bottom w:val="single" w:color="8EA9DB" w:sz="4" w:space="0"/>
+            <w:right w:val="single" w:color="8EA9DB" w:sz="4" w:space="0"/>
+            <w:insideH w:val="single" w:color="8EA9DB" w:sz="4" w:space="0"/>
+            <w:insideV w:val="single" w:color="8EA9DB" w:sz="4" w:space="0"/>
+          </w:tblBorders>
+          <w:tblCellMar>
+            <w:top w:w="40" w:type="dxa"/>
+            <w:left w:w="90" w:type="dxa"/>
+            <w:bottom w:w="40" w:type="dxa"/>
+            <w:right w:w="90" w:type="dxa"/>
+          </w:tblCellMar>
+        </w:tblPrEx>
         <w:tc>
           <w:tcPr>
             <w:tcW w:w="1344" w:type="dxa"/>
@@ -3069,7 +3985,7 @@
                 <w:sz w:val="19"/>
                 <w:szCs w:val="19"/>
               </w:rPr>
-              <w:t xml:space="preserve">Q</w:t>
+              <w:t>Q</w:t>
             </w:r>
           </w:p>
         </w:tc>
@@ -3087,7 +4003,7 @@
                 <w:sz w:val="19"/>
                 <w:szCs w:val="19"/>
               </w:rPr>
-              <w:t xml:space="preserve">切换近战 / 远战模组</w:t>
+              <w:t>切换近战 / 远战模组</w:t>
             </w:r>
           </w:p>
         </w:tc>
@@ -3105,12 +4021,28 @@
                 <w:sz w:val="19"/>
                 <w:szCs w:val="19"/>
               </w:rPr>
-              <w:t xml:space="preserve">需先用吸管解锁远战；与 Tab 相互独立</w:t>
-            </w:r>
-          </w:p>
-        </w:tc>
-      </w:tr>
-      <w:tr>
+              <w:t>需先用吸管解锁远战；与 Tab 相互独立</w:t>
+            </w:r>
+          </w:p>
+        </w:tc>
+      </w:tr>
+      <w:tr>
+        <w:tblPrEx>
+          <w:tblBorders>
+            <w:top w:val="single" w:color="8EA9DB" w:sz="4" w:space="0"/>
+            <w:left w:val="single" w:color="8EA9DB" w:sz="4" w:space="0"/>
+            <w:bottom w:val="single" w:color="8EA9DB" w:sz="4" w:space="0"/>
+            <w:right w:val="single" w:color="8EA9DB" w:sz="4" w:space="0"/>
+            <w:insideH w:val="single" w:color="8EA9DB" w:sz="4" w:space="0"/>
+            <w:insideV w:val="single" w:color="8EA9DB" w:sz="4" w:space="0"/>
+          </w:tblBorders>
+          <w:tblCellMar>
+            <w:top w:w="40" w:type="dxa"/>
+            <w:left w:w="90" w:type="dxa"/>
+            <w:bottom w:w="40" w:type="dxa"/>
+            <w:right w:w="90" w:type="dxa"/>
+          </w:tblCellMar>
+        </w:tblPrEx>
         <w:tc>
           <w:tcPr>
             <w:tcW w:w="1344" w:type="dxa"/>
@@ -3125,7 +4057,7 @@
                 <w:sz w:val="19"/>
                 <w:szCs w:val="19"/>
               </w:rPr>
-              <w:t xml:space="preserve">Tab</w:t>
+              <w:t>Tab</w:t>
             </w:r>
           </w:p>
         </w:tc>
@@ -3143,7 +4075,7 @@
                 <w:sz w:val="19"/>
                 <w:szCs w:val="19"/>
               </w:rPr>
-              <w:t xml:space="preserve">切换液体形态</w:t>
+              <w:t>切换液体形态</w:t>
             </w:r>
           </w:p>
         </w:tc>
@@ -3161,12 +4093,28 @@
                 <w:sz w:val="19"/>
                 <w:szCs w:val="19"/>
               </w:rPr>
-              <w:t xml:space="preserve">击败快乐水后解锁；两槽皆为可作主形态的液体时生效</w:t>
-            </w:r>
-          </w:p>
-        </w:tc>
-      </w:tr>
-      <w:tr>
+              <w:t>击败快乐水后解锁；两槽皆为可作主形态的液体时生效</w:t>
+            </w:r>
+          </w:p>
+        </w:tc>
+      </w:tr>
+      <w:tr>
+        <w:tblPrEx>
+          <w:tblBorders>
+            <w:top w:val="single" w:color="8EA9DB" w:sz="4" w:space="0"/>
+            <w:left w:val="single" w:color="8EA9DB" w:sz="4" w:space="0"/>
+            <w:bottom w:val="single" w:color="8EA9DB" w:sz="4" w:space="0"/>
+            <w:right w:val="single" w:color="8EA9DB" w:sz="4" w:space="0"/>
+            <w:insideH w:val="single" w:color="8EA9DB" w:sz="4" w:space="0"/>
+            <w:insideV w:val="single" w:color="8EA9DB" w:sz="4" w:space="0"/>
+          </w:tblBorders>
+          <w:tblCellMar>
+            <w:top w:w="40" w:type="dxa"/>
+            <w:left w:w="90" w:type="dxa"/>
+            <w:bottom w:w="40" w:type="dxa"/>
+            <w:right w:w="90" w:type="dxa"/>
+          </w:tblCellMar>
+        </w:tblPrEx>
         <w:tc>
           <w:tcPr>
             <w:tcW w:w="1344" w:type="dxa"/>
@@ -3181,7 +4129,7 @@
                 <w:sz w:val="19"/>
                 <w:szCs w:val="19"/>
               </w:rPr>
-              <w:t xml:space="preserve">F</w:t>
+              <w:t>F</w:t>
             </w:r>
           </w:p>
         </w:tc>
@@ -3199,7 +4147,7 @@
                 <w:sz w:val="19"/>
                 <w:szCs w:val="19"/>
               </w:rPr>
-              <w:t xml:space="preserve">交互 / 吸取 / 兑换</w:t>
+              <w:t>交互 / 吸取 / 兑换</w:t>
             </w:r>
           </w:p>
         </w:tc>
@@ -3217,12 +4165,28 @@
                 <w:sz w:val="19"/>
                 <w:szCs w:val="19"/>
               </w:rPr>
-              <w:t xml:space="preserve">吸取一般对 BOSS 级有效</w:t>
-            </w:r>
-          </w:p>
-        </w:tc>
-      </w:tr>
-      <w:tr>
+              <w:t>吸取一般对 BOSS 级有效</w:t>
+            </w:r>
+          </w:p>
+        </w:tc>
+      </w:tr>
+      <w:tr>
+        <w:tblPrEx>
+          <w:tblBorders>
+            <w:top w:val="single" w:color="8EA9DB" w:sz="4" w:space="0"/>
+            <w:left w:val="single" w:color="8EA9DB" w:sz="4" w:space="0"/>
+            <w:bottom w:val="single" w:color="8EA9DB" w:sz="4" w:space="0"/>
+            <w:right w:val="single" w:color="8EA9DB" w:sz="4" w:space="0"/>
+            <w:insideH w:val="single" w:color="8EA9DB" w:sz="4" w:space="0"/>
+            <w:insideV w:val="single" w:color="8EA9DB" w:sz="4" w:space="0"/>
+          </w:tblBorders>
+          <w:tblCellMar>
+            <w:top w:w="40" w:type="dxa"/>
+            <w:left w:w="90" w:type="dxa"/>
+            <w:bottom w:w="40" w:type="dxa"/>
+            <w:right w:w="90" w:type="dxa"/>
+          </w:tblCellMar>
+        </w:tblPrEx>
         <w:tc>
           <w:tcPr>
             <w:tcW w:w="1344" w:type="dxa"/>
@@ -3237,7 +4201,7 @@
                 <w:sz w:val="19"/>
                 <w:szCs w:val="19"/>
               </w:rPr>
-              <w:t xml:space="preserve">长按空格</w:t>
+              <w:t>长按空格</w:t>
             </w:r>
           </w:p>
         </w:tc>
@@ -3255,7 +4219,7 @@
                 <w:sz w:val="19"/>
                 <w:szCs w:val="19"/>
               </w:rPr>
-              <w:t xml:space="preserve">喷射移动</w:t>
+              <w:t>喷射移动</w:t>
             </w:r>
           </w:p>
         </w:tc>
@@ -3273,12 +4237,28 @@
                 <w:sz w:val="19"/>
                 <w:szCs w:val="19"/>
               </w:rPr>
-              <w:t xml:space="preserve">位移手段；获得国窖形态后解锁</w:t>
-            </w:r>
-          </w:p>
-        </w:tc>
-      </w:tr>
-      <w:tr>
+              <w:t>位移手段；获得国窖形态后解锁</w:t>
+            </w:r>
+          </w:p>
+        </w:tc>
+      </w:tr>
+      <w:tr>
+        <w:tblPrEx>
+          <w:tblBorders>
+            <w:top w:val="single" w:color="8EA9DB" w:sz="4" w:space="0"/>
+            <w:left w:val="single" w:color="8EA9DB" w:sz="4" w:space="0"/>
+            <w:bottom w:val="single" w:color="8EA9DB" w:sz="4" w:space="0"/>
+            <w:right w:val="single" w:color="8EA9DB" w:sz="4" w:space="0"/>
+            <w:insideH w:val="single" w:color="8EA9DB" w:sz="4" w:space="0"/>
+            <w:insideV w:val="single" w:color="8EA9DB" w:sz="4" w:space="0"/>
+          </w:tblBorders>
+          <w:tblCellMar>
+            <w:top w:w="40" w:type="dxa"/>
+            <w:left w:w="90" w:type="dxa"/>
+            <w:bottom w:w="40" w:type="dxa"/>
+            <w:right w:w="90" w:type="dxa"/>
+          </w:tblCellMar>
+        </w:tblPrEx>
         <w:tc>
           <w:tcPr>
             <w:tcW w:w="1344" w:type="dxa"/>
@@ -3293,7 +4273,7 @@
                 <w:sz w:val="19"/>
                 <w:szCs w:val="19"/>
               </w:rPr>
-              <w:t xml:space="preserve">长按 X</w:t>
+              <w:t>长按 X</w:t>
             </w:r>
           </w:p>
         </w:tc>
@@ -3311,7 +4291,7 @@
                 <w:sz w:val="19"/>
                 <w:szCs w:val="19"/>
               </w:rPr>
-              <w:t xml:space="preserve">倾倒液体</w:t>
+              <w:t>倾倒液体</w:t>
             </w:r>
           </w:p>
         </w:tc>
@@ -3329,12 +4309,28 @@
                 <w:sz w:val="19"/>
                 <w:szCs w:val="19"/>
               </w:rPr>
-              <w:t xml:space="preserve">只能倒备用槽，需脱离战斗</w:t>
-            </w:r>
-          </w:p>
-        </w:tc>
-      </w:tr>
-      <w:tr>
+              <w:t>只能倒备用槽，需脱离战斗</w:t>
+            </w:r>
+          </w:p>
+        </w:tc>
+      </w:tr>
+      <w:tr>
+        <w:tblPrEx>
+          <w:tblBorders>
+            <w:top w:val="single" w:color="8EA9DB" w:sz="4" w:space="0"/>
+            <w:left w:val="single" w:color="8EA9DB" w:sz="4" w:space="0"/>
+            <w:bottom w:val="single" w:color="8EA9DB" w:sz="4" w:space="0"/>
+            <w:right w:val="single" w:color="8EA9DB" w:sz="4" w:space="0"/>
+            <w:insideH w:val="single" w:color="8EA9DB" w:sz="4" w:space="0"/>
+            <w:insideV w:val="single" w:color="8EA9DB" w:sz="4" w:space="0"/>
+          </w:tblBorders>
+          <w:tblCellMar>
+            <w:top w:w="40" w:type="dxa"/>
+            <w:left w:w="90" w:type="dxa"/>
+            <w:bottom w:w="40" w:type="dxa"/>
+            <w:right w:w="90" w:type="dxa"/>
+          </w:tblCellMar>
+        </w:tblPrEx>
         <w:tc>
           <w:tcPr>
             <w:tcW w:w="1344" w:type="dxa"/>
@@ -3349,7 +4345,7 @@
                 <w:sz w:val="19"/>
                 <w:szCs w:val="19"/>
               </w:rPr>
-              <w:t xml:space="preserve">Esc</w:t>
+              <w:t>Esc</w:t>
             </w:r>
           </w:p>
         </w:tc>
@@ -3367,7 +4363,7 @@
                 <w:sz w:val="19"/>
                 <w:szCs w:val="19"/>
               </w:rPr>
-              <w:t xml:space="preserve">菜单</w:t>
+              <w:t>菜单</w:t>
             </w:r>
           </w:p>
         </w:tc>
@@ -3385,12 +4381,28 @@
                 <w:sz w:val="19"/>
                 <w:szCs w:val="19"/>
               </w:rPr>
-              <w:t xml:space="preserve">—</w:t>
-            </w:r>
-          </w:p>
-        </w:tc>
-      </w:tr>
-      <w:tr>
+              <w:t>—</w:t>
+            </w:r>
+          </w:p>
+        </w:tc>
+      </w:tr>
+      <w:tr>
+        <w:tblPrEx>
+          <w:tblBorders>
+            <w:top w:val="single" w:color="8EA9DB" w:sz="4" w:space="0"/>
+            <w:left w:val="single" w:color="8EA9DB" w:sz="4" w:space="0"/>
+            <w:bottom w:val="single" w:color="8EA9DB" w:sz="4" w:space="0"/>
+            <w:right w:val="single" w:color="8EA9DB" w:sz="4" w:space="0"/>
+            <w:insideH w:val="single" w:color="8EA9DB" w:sz="4" w:space="0"/>
+            <w:insideV w:val="single" w:color="8EA9DB" w:sz="4" w:space="0"/>
+          </w:tblBorders>
+          <w:tblCellMar>
+            <w:top w:w="40" w:type="dxa"/>
+            <w:left w:w="90" w:type="dxa"/>
+            <w:bottom w:w="40" w:type="dxa"/>
+            <w:right w:w="90" w:type="dxa"/>
+          </w:tblCellMar>
+        </w:tblPrEx>
         <w:tc>
           <w:tcPr>
             <w:tcW w:w="1344" w:type="dxa"/>
@@ -3405,7 +4417,7 @@
                 <w:sz w:val="19"/>
                 <w:szCs w:val="19"/>
               </w:rPr>
-              <w:t xml:space="preserve">鼠标悬停</w:t>
+              <w:t>鼠标悬停</w:t>
             </w:r>
           </w:p>
         </w:tc>
@@ -3423,7 +4435,7 @@
                 <w:sz w:val="19"/>
                 <w:szCs w:val="19"/>
               </w:rPr>
-              <w:t xml:space="preserve">显示道具功能</w:t>
+              <w:t>显示道具功能</w:t>
             </w:r>
           </w:p>
         </w:tc>
@@ -3441,12 +4453,28 @@
                 <w:sz w:val="19"/>
                 <w:szCs w:val="19"/>
               </w:rPr>
-              <w:t xml:space="preserve">在道具栏上查看已获得道具的效果</w:t>
-            </w:r>
-          </w:p>
-        </w:tc>
-      </w:tr>
-      <w:tr>
+              <w:t>在道具栏上查看已获得道具的效果</w:t>
+            </w:r>
+          </w:p>
+        </w:tc>
+      </w:tr>
+      <w:tr>
+        <w:tblPrEx>
+          <w:tblBorders>
+            <w:top w:val="single" w:color="8EA9DB" w:sz="4" w:space="0"/>
+            <w:left w:val="single" w:color="8EA9DB" w:sz="4" w:space="0"/>
+            <w:bottom w:val="single" w:color="8EA9DB" w:sz="4" w:space="0"/>
+            <w:right w:val="single" w:color="8EA9DB" w:sz="4" w:space="0"/>
+            <w:insideH w:val="single" w:color="8EA9DB" w:sz="4" w:space="0"/>
+            <w:insideV w:val="single" w:color="8EA9DB" w:sz="4" w:space="0"/>
+          </w:tblBorders>
+          <w:tblCellMar>
+            <w:top w:w="40" w:type="dxa"/>
+            <w:left w:w="90" w:type="dxa"/>
+            <w:bottom w:w="40" w:type="dxa"/>
+            <w:right w:w="90" w:type="dxa"/>
+          </w:tblCellMar>
+        </w:tblPrEx>
         <w:tc>
           <w:tcPr>
             <w:tcW w:w="1344" w:type="dxa"/>
@@ -3461,7 +4489,7 @@
                 <w:sz w:val="19"/>
                 <w:szCs w:val="19"/>
               </w:rPr>
-              <w:t xml:space="preserve">1-9</w:t>
+              <w:t>1-9</w:t>
             </w:r>
           </w:p>
         </w:tc>
@@ -3479,7 +4507,7 @@
                 <w:sz w:val="19"/>
                 <w:szCs w:val="19"/>
               </w:rPr>
-              <w:t xml:space="preserve">不使用</w:t>
+              <w:t>不使用</w:t>
             </w:r>
           </w:p>
         </w:tc>
@@ -3497,7 +4525,7 @@
                 <w:sz w:val="19"/>
                 <w:szCs w:val="19"/>
               </w:rPr>
-              <w:t xml:space="preserve">消耗品栏已取消，不分配功能</w:t>
+              <w:t>消耗品栏已取消，不分配功能</w:t>
             </w:r>
           </w:p>
         </w:tc>
@@ -3515,19 +4543,21 @@
           <w:sz w:val="32"/>
           <w:szCs w:val="32"/>
         </w:rPr>
-        <w:t xml:space="preserve">十、状态与现象（程序判定 + 美术特效）</w:t>
+        <w:t>十、状态与现象（程序判定 + 美术特效）</w:t>
       </w:r>
     </w:p>
     <w:tbl>
       <w:tblPr>
+        <w:tblStyle w:val="2"/>
         <w:tblW w:w="9600" w:type="dxa"/>
+        <w:tblInd w:w="0" w:type="dxa"/>
         <w:tblBorders>
-          <w:top w:val="single" w:sz="4" w:space="0" w:color="8EA9DB"/>
-          <w:left w:val="single" w:sz="4" w:space="0" w:color="8EA9DB"/>
-          <w:bottom w:val="single" w:sz="4" w:space="0" w:color="8EA9DB"/>
-          <w:right w:val="single" w:sz="4" w:space="0" w:color="8EA9DB"/>
-          <w:insideH w:val="single" w:sz="4" w:space="0" w:color="8EA9DB"/>
-          <w:insideV w:val="single" w:sz="4" w:space="0" w:color="8EA9DB"/>
+          <w:top w:val="single" w:color="8EA9DB" w:sz="4" w:space="0"/>
+          <w:left w:val="single" w:color="8EA9DB" w:sz="4" w:space="0"/>
+          <w:bottom w:val="single" w:color="8EA9DB" w:sz="4" w:space="0"/>
+          <w:right w:val="single" w:color="8EA9DB" w:sz="4" w:space="0"/>
+          <w:insideH w:val="single" w:color="8EA9DB" w:sz="4" w:space="0"/>
+          <w:insideV w:val="single" w:color="8EA9DB" w:sz="4" w:space="0"/>
         </w:tblBorders>
         <w:tblLayout w:type="fixed"/>
         <w:tblCellMar>
@@ -3546,6 +4576,22 @@
         <w:gridCol w:w="2016"/>
       </w:tblGrid>
       <w:tr>
+        <w:tblPrEx>
+          <w:tblBorders>
+            <w:top w:val="single" w:color="8EA9DB" w:sz="4" w:space="0"/>
+            <w:left w:val="single" w:color="8EA9DB" w:sz="4" w:space="0"/>
+            <w:bottom w:val="single" w:color="8EA9DB" w:sz="4" w:space="0"/>
+            <w:right w:val="single" w:color="8EA9DB" w:sz="4" w:space="0"/>
+            <w:insideH w:val="single" w:color="8EA9DB" w:sz="4" w:space="0"/>
+            <w:insideV w:val="single" w:color="8EA9DB" w:sz="4" w:space="0"/>
+          </w:tblBorders>
+          <w:tblCellMar>
+            <w:top w:w="40" w:type="dxa"/>
+            <w:left w:w="90" w:type="dxa"/>
+            <w:bottom w:w="40" w:type="dxa"/>
+            <w:right w:w="90" w:type="dxa"/>
+          </w:tblCellMar>
+        </w:tblPrEx>
         <w:trPr>
           <w:tblHeader/>
         </w:trPr>
@@ -3567,7 +4613,7 @@
                 <w:sz w:val="19"/>
                 <w:szCs w:val="19"/>
               </w:rPr>
-              <w:t xml:space="preserve">状态</w:t>
+              <w:t>状态</w:t>
             </w:r>
           </w:p>
         </w:tc>
@@ -3589,7 +4635,7 @@
                 <w:sz w:val="19"/>
                 <w:szCs w:val="19"/>
               </w:rPr>
-              <w:t xml:space="preserve">来源</w:t>
+              <w:t>来源</w:t>
             </w:r>
           </w:p>
         </w:tc>
@@ -3611,7 +4657,7 @@
                 <w:sz w:val="19"/>
                 <w:szCs w:val="19"/>
               </w:rPr>
-              <w:t xml:space="preserve">触发</w:t>
+              <w:t>触发</w:t>
             </w:r>
           </w:p>
         </w:tc>
@@ -3633,7 +4679,7 @@
                 <w:sz w:val="19"/>
                 <w:szCs w:val="19"/>
               </w:rPr>
-              <w:t xml:space="preserve">效果</w:t>
+              <w:t>效果</w:t>
             </w:r>
           </w:p>
         </w:tc>
@@ -3655,7 +4701,7 @@
                 <w:sz w:val="19"/>
                 <w:szCs w:val="19"/>
               </w:rPr>
-              <w:t xml:space="preserve">结束条件</w:t>
+              <w:t>结束条件</w:t>
             </w:r>
           </w:p>
         </w:tc>
@@ -3677,12 +4723,28 @@
                 <w:sz w:val="19"/>
                 <w:szCs w:val="19"/>
               </w:rPr>
-              <w:t xml:space="preserve">表现 / 特效</w:t>
-            </w:r>
-          </w:p>
-        </w:tc>
-      </w:tr>
-      <w:tr>
+              <w:t>表现 / 特效</w:t>
+            </w:r>
+          </w:p>
+        </w:tc>
+      </w:tr>
+      <w:tr>
+        <w:tblPrEx>
+          <w:tblBorders>
+            <w:top w:val="single" w:color="8EA9DB" w:sz="4" w:space="0"/>
+            <w:left w:val="single" w:color="8EA9DB" w:sz="4" w:space="0"/>
+            <w:bottom w:val="single" w:color="8EA9DB" w:sz="4" w:space="0"/>
+            <w:right w:val="single" w:color="8EA9DB" w:sz="4" w:space="0"/>
+            <w:insideH w:val="single" w:color="8EA9DB" w:sz="4" w:space="0"/>
+            <w:insideV w:val="single" w:color="8EA9DB" w:sz="4" w:space="0"/>
+          </w:tblBorders>
+          <w:tblCellMar>
+            <w:top w:w="40" w:type="dxa"/>
+            <w:left w:w="90" w:type="dxa"/>
+            <w:bottom w:w="40" w:type="dxa"/>
+            <w:right w:w="90" w:type="dxa"/>
+          </w:tblCellMar>
+        </w:tblPrEx>
         <w:tc>
           <w:tcPr>
             <w:tcW w:w="960" w:type="dxa"/>
@@ -3697,7 +4759,7 @@
                 <w:sz w:val="19"/>
                 <w:szCs w:val="19"/>
               </w:rPr>
-              <w:t xml:space="preserve">冰冻</w:t>
+              <w:t>冰冻</w:t>
             </w:r>
           </w:p>
         </w:tc>
@@ -3715,7 +4777,7 @@
                 <w:sz w:val="19"/>
                 <w:szCs w:val="19"/>
               </w:rPr>
-              <w:t xml:space="preserve">国窖</w:t>
+              <w:t>国窖</w:t>
             </w:r>
           </w:p>
         </w:tc>
@@ -3733,7 +4795,7 @@
                 <w:sz w:val="19"/>
                 <w:szCs w:val="19"/>
               </w:rPr>
-              <w:t xml:space="preserve">被国窖命中</w:t>
+              <w:t>被国窖命中</w:t>
             </w:r>
           </w:p>
         </w:tc>
@@ -3751,7 +4813,7 @@
                 <w:sz w:val="19"/>
                 <w:szCs w:val="19"/>
               </w:rPr>
-              <w:t xml:space="preserve">移速与攻速下降</w:t>
+              <w:t>移速与攻速下降</w:t>
             </w:r>
           </w:p>
         </w:tc>
@@ -3769,7 +4831,7 @@
                 <w:sz w:val="19"/>
                 <w:szCs w:val="19"/>
               </w:rPr>
-              <w:t xml:space="preserve">持续一段时间</w:t>
+              <w:t>持续一段时间</w:t>
             </w:r>
           </w:p>
         </w:tc>
@@ -3787,12 +4849,28 @@
                 <w:sz w:val="19"/>
                 <w:szCs w:val="19"/>
               </w:rPr>
-              <w:t xml:space="preserve">瓶身结霜、冰晶</w:t>
-            </w:r>
-          </w:p>
-        </w:tc>
-      </w:tr>
-      <w:tr>
+              <w:t>瓶身结霜、冰晶</w:t>
+            </w:r>
+          </w:p>
+        </w:tc>
+      </w:tr>
+      <w:tr>
+        <w:tblPrEx>
+          <w:tblBorders>
+            <w:top w:val="single" w:color="8EA9DB" w:sz="4" w:space="0"/>
+            <w:left w:val="single" w:color="8EA9DB" w:sz="4" w:space="0"/>
+            <w:bottom w:val="single" w:color="8EA9DB" w:sz="4" w:space="0"/>
+            <w:right w:val="single" w:color="8EA9DB" w:sz="4" w:space="0"/>
+            <w:insideH w:val="single" w:color="8EA9DB" w:sz="4" w:space="0"/>
+            <w:insideV w:val="single" w:color="8EA9DB" w:sz="4" w:space="0"/>
+          </w:tblBorders>
+          <w:tblCellMar>
+            <w:top w:w="40" w:type="dxa"/>
+            <w:left w:w="90" w:type="dxa"/>
+            <w:bottom w:w="40" w:type="dxa"/>
+            <w:right w:w="90" w:type="dxa"/>
+          </w:tblCellMar>
+        </w:tblPrEx>
         <w:tc>
           <w:tcPr>
             <w:tcW w:w="960" w:type="dxa"/>
@@ -3807,7 +4885,7 @@
                 <w:sz w:val="19"/>
                 <w:szCs w:val="19"/>
               </w:rPr>
-              <w:t xml:space="preserve">红温值</w:t>
+              <w:t>红温值</w:t>
             </w:r>
           </w:p>
         </w:tc>
@@ -3825,7 +4903,7 @@
                 <w:sz w:val="19"/>
                 <w:szCs w:val="19"/>
               </w:rPr>
-              <w:t xml:space="preserve">国窖形态（被动累积）</w:t>
+              <w:t>国窖形态（被动累积）</w:t>
             </w:r>
           </w:p>
         </w:tc>
@@ -3843,7 +4921,7 @@
                 <w:sz w:val="19"/>
                 <w:szCs w:val="19"/>
               </w:rPr>
-              <w:t xml:space="preserve">近战命中累积红温值（每次 +10），5 秒内未命中每秒 -10</w:t>
+              <w:t>近战命中累积红温值（每次 +10），5 秒内未命中每秒 -10</w:t>
             </w:r>
           </w:p>
         </w:tc>
@@ -3861,7 +4939,7 @@
                 <w:sz w:val="19"/>
                 <w:szCs w:val="19"/>
               </w:rPr>
-              <w:t xml:space="preserve">红温值满 100 后 K 技能可用</w:t>
+              <w:t>红温值满 100 后 K 技能可用</w:t>
             </w:r>
           </w:p>
         </w:tc>
@@ -3879,7 +4957,7 @@
                 <w:sz w:val="19"/>
                 <w:szCs w:val="19"/>
               </w:rPr>
-              <w:t xml:space="preserve">释放红温攻击后</w:t>
+              <w:t>释放红温攻击后</w:t>
             </w:r>
           </w:p>
         </w:tc>
@@ -3897,12 +4975,28 @@
                 <w:sz w:val="19"/>
                 <w:szCs w:val="19"/>
               </w:rPr>
-              <w:t xml:space="preserve">血量瓶轮廓变色、技能进度、瓶身发红</w:t>
-            </w:r>
-          </w:p>
-        </w:tc>
-      </w:tr>
-      <w:tr>
+              <w:t>血量瓶轮廓变色、技能进度、瓶身发红</w:t>
+            </w:r>
+          </w:p>
+        </w:tc>
+      </w:tr>
+      <w:tr>
+        <w:tblPrEx>
+          <w:tblBorders>
+            <w:top w:val="single" w:color="8EA9DB" w:sz="4" w:space="0"/>
+            <w:left w:val="single" w:color="8EA9DB" w:sz="4" w:space="0"/>
+            <w:bottom w:val="single" w:color="8EA9DB" w:sz="4" w:space="0"/>
+            <w:right w:val="single" w:color="8EA9DB" w:sz="4" w:space="0"/>
+            <w:insideH w:val="single" w:color="8EA9DB" w:sz="4" w:space="0"/>
+            <w:insideV w:val="single" w:color="8EA9DB" w:sz="4" w:space="0"/>
+          </w:tblBorders>
+          <w:tblCellMar>
+            <w:top w:w="40" w:type="dxa"/>
+            <w:left w:w="90" w:type="dxa"/>
+            <w:bottom w:w="40" w:type="dxa"/>
+            <w:right w:w="90" w:type="dxa"/>
+          </w:tblCellMar>
+        </w:tblPrEx>
         <w:tc>
           <w:tcPr>
             <w:tcW w:w="960" w:type="dxa"/>
@@ -3917,7 +5011,7 @@
                 <w:sz w:val="19"/>
                 <w:szCs w:val="19"/>
               </w:rPr>
-              <w:t xml:space="preserve">冷静</w:t>
+              <w:t>冷静</w:t>
             </w:r>
           </w:p>
         </w:tc>
@@ -3935,7 +5029,7 @@
                 <w:sz w:val="19"/>
                 <w:szCs w:val="19"/>
               </w:rPr>
-              <w:t xml:space="preserve">国窖形态</w:t>
+              <w:t>国窖形态</w:t>
             </w:r>
           </w:p>
         </w:tc>
@@ -3953,7 +5047,7 @@
                 <w:sz w:val="19"/>
                 <w:szCs w:val="19"/>
               </w:rPr>
-              <w:t xml:space="preserve">释放红温攻击后</w:t>
+              <w:t>释放红温攻击后</w:t>
             </w:r>
           </w:p>
         </w:tc>
@@ -3971,7 +5065,7 @@
                 <w:sz w:val="19"/>
                 <w:szCs w:val="19"/>
               </w:rPr>
-              <w:t xml:space="preserve">攻速 +20%，命中敌人造成减速 20%</w:t>
+              <w:t>攻速 +20%，命中敌人造成减速 20%</w:t>
             </w:r>
           </w:p>
         </w:tc>
@@ -3989,7 +5083,7 @@
                 <w:sz w:val="19"/>
                 <w:szCs w:val="19"/>
               </w:rPr>
-              <w:t xml:space="preserve">持续 5 秒</w:t>
+              <w:t>持续 5 秒</w:t>
             </w:r>
           </w:p>
         </w:tc>
@@ -4007,12 +5101,28 @@
                 <w:sz w:val="19"/>
                 <w:szCs w:val="19"/>
               </w:rPr>
-              <w:t xml:space="preserve">冷雾、霜花</w:t>
-            </w:r>
-          </w:p>
-        </w:tc>
-      </w:tr>
-      <w:tr>
+              <w:t>冷雾、霜花</w:t>
+            </w:r>
+          </w:p>
+        </w:tc>
+      </w:tr>
+      <w:tr>
+        <w:tblPrEx>
+          <w:tblBorders>
+            <w:top w:val="single" w:color="8EA9DB" w:sz="4" w:space="0"/>
+            <w:left w:val="single" w:color="8EA9DB" w:sz="4" w:space="0"/>
+            <w:bottom w:val="single" w:color="8EA9DB" w:sz="4" w:space="0"/>
+            <w:right w:val="single" w:color="8EA9DB" w:sz="4" w:space="0"/>
+            <w:insideH w:val="single" w:color="8EA9DB" w:sz="4" w:space="0"/>
+            <w:insideV w:val="single" w:color="8EA9DB" w:sz="4" w:space="0"/>
+          </w:tblBorders>
+          <w:tblCellMar>
+            <w:top w:w="40" w:type="dxa"/>
+            <w:left w:w="90" w:type="dxa"/>
+            <w:bottom w:w="40" w:type="dxa"/>
+            <w:right w:w="90" w:type="dxa"/>
+          </w:tblCellMar>
+        </w:tblPrEx>
         <w:tc>
           <w:tcPr>
             <w:tcW w:w="960" w:type="dxa"/>
@@ -4027,7 +5137,7 @@
                 <w:sz w:val="19"/>
                 <w:szCs w:val="19"/>
               </w:rPr>
-              <w:t xml:space="preserve">涌动</w:t>
+              <w:t>涌动</w:t>
             </w:r>
           </w:p>
         </w:tc>
@@ -4045,7 +5155,7 @@
                 <w:sz w:val="19"/>
                 <w:szCs w:val="19"/>
               </w:rPr>
-              <w:t xml:space="preserve">快乐水形态 / 快乐水 BOSS</w:t>
+              <w:t>快乐水形态 / 快乐水 BOSS</w:t>
             </w:r>
           </w:p>
         </w:tc>
@@ -4063,7 +5173,7 @@
                 <w:sz w:val="19"/>
                 <w:szCs w:val="19"/>
               </w:rPr>
-              <w:t xml:space="preserve">玩家：K 主动进入；BOSS：受 8 次伤害</w:t>
+              <w:t>玩家：K 主动进入；BOSS：受 8 次伤害</w:t>
             </w:r>
           </w:p>
         </w:tc>
@@ -4081,7 +5191,7 @@
                 <w:sz w:val="19"/>
                 <w:szCs w:val="19"/>
               </w:rPr>
-              <w:t xml:space="preserve">攻击力 +20%、移速 +10%、范围 +20%，附带击退</w:t>
+              <w:t>攻击力 +20%、移速 +10%、范围 +20%，附带击退</w:t>
             </w:r>
           </w:p>
         </w:tc>
@@ -4099,7 +5209,7 @@
                 <w:sz w:val="19"/>
                 <w:szCs w:val="19"/>
               </w:rPr>
-              <w:t xml:space="preserve">玩家持续 10 秒 / BOSS 3 秒不受伤退出</w:t>
+              <w:t>玩家持续 10 秒 / BOSS 3 秒不受伤退出</w:t>
             </w:r>
           </w:p>
         </w:tc>
@@ -4117,12 +5227,28 @@
                 <w:sz w:val="19"/>
                 <w:szCs w:val="19"/>
               </w:rPr>
-              <w:t xml:space="preserve">瓶内气泡翻涌、发光</w:t>
-            </w:r>
-          </w:p>
-        </w:tc>
-      </w:tr>
-      <w:tr>
+              <w:t>瓶内气泡翻涌、发光</w:t>
+            </w:r>
+          </w:p>
+        </w:tc>
+      </w:tr>
+      <w:tr>
+        <w:tblPrEx>
+          <w:tblBorders>
+            <w:top w:val="single" w:color="8EA9DB" w:sz="4" w:space="0"/>
+            <w:left w:val="single" w:color="8EA9DB" w:sz="4" w:space="0"/>
+            <w:bottom w:val="single" w:color="8EA9DB" w:sz="4" w:space="0"/>
+            <w:right w:val="single" w:color="8EA9DB" w:sz="4" w:space="0"/>
+            <w:insideH w:val="single" w:color="8EA9DB" w:sz="4" w:space="0"/>
+            <w:insideV w:val="single" w:color="8EA9DB" w:sz="4" w:space="0"/>
+          </w:tblBorders>
+          <w:tblCellMar>
+            <w:top w:w="40" w:type="dxa"/>
+            <w:left w:w="90" w:type="dxa"/>
+            <w:bottom w:w="40" w:type="dxa"/>
+            <w:right w:w="90" w:type="dxa"/>
+          </w:tblCellMar>
+        </w:tblPrEx>
         <w:tc>
           <w:tcPr>
             <w:tcW w:w="960" w:type="dxa"/>
@@ -4137,7 +5263,7 @@
                 <w:sz w:val="19"/>
                 <w:szCs w:val="19"/>
               </w:rPr>
-              <w:t xml:space="preserve">酒雾</w:t>
+              <w:t>酒雾</w:t>
             </w:r>
           </w:p>
         </w:tc>
@@ -4155,7 +5281,7 @@
                 <w:sz w:val="19"/>
                 <w:szCs w:val="19"/>
               </w:rPr>
-              <w:t xml:space="preserve">料酒</w:t>
+              <w:t>料酒</w:t>
             </w:r>
           </w:p>
         </w:tc>
@@ -4173,7 +5299,7 @@
                 <w:sz w:val="19"/>
                 <w:szCs w:val="19"/>
               </w:rPr>
-              <w:t xml:space="preserve">料酒技能</w:t>
+              <w:t>料酒技能</w:t>
             </w:r>
           </w:p>
         </w:tc>
@@ -4191,7 +5317,7 @@
                 <w:sz w:val="19"/>
                 <w:szCs w:val="19"/>
               </w:rPr>
-              <w:t xml:space="preserve">玩家命中失败 10%、攻速 +20%；周围敌人命中失败 30%</w:t>
+              <w:t>玩家命中失败 10%、攻速 +20%；周围敌人命中失败 30%</w:t>
             </w:r>
           </w:p>
         </w:tc>
@@ -4209,7 +5335,7 @@
                 <w:sz w:val="19"/>
                 <w:szCs w:val="19"/>
               </w:rPr>
-              <w:t xml:space="preserve">8 秒后结束 / 备用槽被动持续</w:t>
+              <w:t>8 秒后结束 / 备用槽被动持续</w:t>
             </w:r>
           </w:p>
         </w:tc>
@@ -4227,12 +5353,28 @@
                 <w:sz w:val="19"/>
                 <w:szCs w:val="19"/>
               </w:rPr>
-              <w:t xml:space="preserve">酒雾、攻击歪斜</w:t>
-            </w:r>
-          </w:p>
-        </w:tc>
-      </w:tr>
-      <w:tr>
+              <w:t>酒雾、攻击歪斜</w:t>
+            </w:r>
+          </w:p>
+        </w:tc>
+      </w:tr>
+      <w:tr>
+        <w:tblPrEx>
+          <w:tblBorders>
+            <w:top w:val="single" w:color="8EA9DB" w:sz="4" w:space="0"/>
+            <w:left w:val="single" w:color="8EA9DB" w:sz="4" w:space="0"/>
+            <w:bottom w:val="single" w:color="8EA9DB" w:sz="4" w:space="0"/>
+            <w:right w:val="single" w:color="8EA9DB" w:sz="4" w:space="0"/>
+            <w:insideH w:val="single" w:color="8EA9DB" w:sz="4" w:space="0"/>
+            <w:insideV w:val="single" w:color="8EA9DB" w:sz="4" w:space="0"/>
+          </w:tblBorders>
+          <w:tblCellMar>
+            <w:top w:w="40" w:type="dxa"/>
+            <w:left w:w="90" w:type="dxa"/>
+            <w:bottom w:w="40" w:type="dxa"/>
+            <w:right w:w="90" w:type="dxa"/>
+          </w:tblCellMar>
+        </w:tblPrEx>
         <w:tc>
           <w:tcPr>
             <w:tcW w:w="960" w:type="dxa"/>
@@ -4247,7 +5389,7 @@
                 <w:sz w:val="19"/>
                 <w:szCs w:val="19"/>
               </w:rPr>
-              <w:t xml:space="preserve">亡语</w:t>
+              <w:t>亡语</w:t>
             </w:r>
           </w:p>
         </w:tc>
@@ -4265,7 +5407,7 @@
                 <w:sz w:val="19"/>
                 <w:szCs w:val="19"/>
               </w:rPr>
-              <w:t xml:space="preserve">醋</w:t>
+              <w:t>醋</w:t>
             </w:r>
           </w:p>
         </w:tc>
@@ -4283,7 +5425,7 @@
                 <w:sz w:val="19"/>
                 <w:szCs w:val="19"/>
               </w:rPr>
-              <w:t xml:space="preserve">被击败瞬间</w:t>
+              <w:t>被击败瞬间</w:t>
             </w:r>
           </w:p>
         </w:tc>
@@ -4301,7 +5443,7 @@
                 <w:sz w:val="19"/>
                 <w:szCs w:val="19"/>
               </w:rPr>
-              <w:t xml:space="preserve">对周围造成伤害并减防</w:t>
+              <w:t>对周围造成伤害并减防</w:t>
             </w:r>
           </w:p>
         </w:tc>
@@ -4319,7 +5461,7 @@
                 <w:sz w:val="19"/>
                 <w:szCs w:val="19"/>
               </w:rPr>
-              <w:t xml:space="preserve">即时</w:t>
+              <w:t>即时</w:t>
             </w:r>
           </w:p>
         </w:tc>
@@ -4337,12 +5479,28 @@
                 <w:sz w:val="19"/>
                 <w:szCs w:val="19"/>
               </w:rPr>
-              <w:t xml:space="preserve">破裂喷溅</w:t>
-            </w:r>
-          </w:p>
-        </w:tc>
-      </w:tr>
-      <w:tr>
+              <w:t>破裂喷溅</w:t>
+            </w:r>
+          </w:p>
+        </w:tc>
+      </w:tr>
+      <w:tr>
+        <w:tblPrEx>
+          <w:tblBorders>
+            <w:top w:val="single" w:color="8EA9DB" w:sz="4" w:space="0"/>
+            <w:left w:val="single" w:color="8EA9DB" w:sz="4" w:space="0"/>
+            <w:bottom w:val="single" w:color="8EA9DB" w:sz="4" w:space="0"/>
+            <w:right w:val="single" w:color="8EA9DB" w:sz="4" w:space="0"/>
+            <w:insideH w:val="single" w:color="8EA9DB" w:sz="4" w:space="0"/>
+            <w:insideV w:val="single" w:color="8EA9DB" w:sz="4" w:space="0"/>
+          </w:tblBorders>
+          <w:tblCellMar>
+            <w:top w:w="40" w:type="dxa"/>
+            <w:left w:w="90" w:type="dxa"/>
+            <w:bottom w:w="40" w:type="dxa"/>
+            <w:right w:w="90" w:type="dxa"/>
+          </w:tblCellMar>
+        </w:tblPrEx>
         <w:tc>
           <w:tcPr>
             <w:tcW w:w="960" w:type="dxa"/>
@@ -4357,7 +5515,7 @@
                 <w:sz w:val="19"/>
                 <w:szCs w:val="19"/>
               </w:rPr>
-              <w:t xml:space="preserve">火路</w:t>
+              <w:t>火路</w:t>
             </w:r>
           </w:p>
         </w:tc>
@@ -4375,7 +5533,7 @@
                 <w:sz w:val="19"/>
                 <w:szCs w:val="19"/>
               </w:rPr>
-              <w:t xml:space="preserve">辣椒油</w:t>
+              <w:t>辣椒油</w:t>
             </w:r>
           </w:p>
         </w:tc>
@@ -4393,7 +5551,7 @@
                 <w:sz w:val="19"/>
                 <w:szCs w:val="19"/>
               </w:rPr>
-              <w:t xml:space="preserve">站在火路上</w:t>
+              <w:t>站在火路上</w:t>
             </w:r>
           </w:p>
         </w:tc>
@@ -4411,7 +5569,7 @@
                 <w:sz w:val="19"/>
                 <w:szCs w:val="19"/>
               </w:rPr>
-              <w:t xml:space="preserve">每秒 5 点持续伤害</w:t>
+              <w:t>每秒 5 点持续伤害</w:t>
             </w:r>
           </w:p>
         </w:tc>
@@ -4429,7 +5587,7 @@
                 <w:sz w:val="19"/>
                 <w:szCs w:val="19"/>
               </w:rPr>
-              <w:t xml:space="preserve">持续 5 秒</w:t>
+              <w:t>持续 5 秒</w:t>
             </w:r>
           </w:p>
         </w:tc>
@@ -4447,12 +5605,28 @@
                 <w:sz w:val="19"/>
                 <w:szCs w:val="19"/>
               </w:rPr>
-              <w:t xml:space="preserve">地面火焰</w:t>
-            </w:r>
-          </w:p>
-        </w:tc>
-      </w:tr>
-      <w:tr>
+              <w:t>地面火焰</w:t>
+            </w:r>
+          </w:p>
+        </w:tc>
+      </w:tr>
+      <w:tr>
+        <w:tblPrEx>
+          <w:tblBorders>
+            <w:top w:val="single" w:color="8EA9DB" w:sz="4" w:space="0"/>
+            <w:left w:val="single" w:color="8EA9DB" w:sz="4" w:space="0"/>
+            <w:bottom w:val="single" w:color="8EA9DB" w:sz="4" w:space="0"/>
+            <w:right w:val="single" w:color="8EA9DB" w:sz="4" w:space="0"/>
+            <w:insideH w:val="single" w:color="8EA9DB" w:sz="4" w:space="0"/>
+            <w:insideV w:val="single" w:color="8EA9DB" w:sz="4" w:space="0"/>
+          </w:tblBorders>
+          <w:tblCellMar>
+            <w:top w:w="40" w:type="dxa"/>
+            <w:left w:w="90" w:type="dxa"/>
+            <w:bottom w:w="40" w:type="dxa"/>
+            <w:right w:w="90" w:type="dxa"/>
+          </w:tblCellMar>
+        </w:tblPrEx>
         <w:tc>
           <w:tcPr>
             <w:tcW w:w="960" w:type="dxa"/>
@@ -4467,7 +5641,7 @@
                 <w:sz w:val="19"/>
                 <w:szCs w:val="19"/>
               </w:rPr>
-              <w:t xml:space="preserve">击杀增益</w:t>
+              <w:t>击杀增益</w:t>
             </w:r>
           </w:p>
         </w:tc>
@@ -4485,7 +5659,7 @@
                 <w:sz w:val="19"/>
                 <w:szCs w:val="19"/>
               </w:rPr>
-              <w:t xml:space="preserve">咖啡</w:t>
+              <w:t>咖啡</w:t>
             </w:r>
           </w:p>
         </w:tc>
@@ -4503,7 +5677,7 @@
                 <w:sz w:val="19"/>
                 <w:szCs w:val="19"/>
               </w:rPr>
-              <w:t xml:space="preserve">在冰柜区被击败</w:t>
+              <w:t>在冰柜区被击败</w:t>
             </w:r>
           </w:p>
         </w:tc>
@@ -4521,7 +5695,7 @@
                 <w:sz w:val="19"/>
                 <w:szCs w:val="19"/>
               </w:rPr>
-              <w:t xml:space="preserve">给队友提供移速</w:t>
+              <w:t>给队友提供移速</w:t>
             </w:r>
           </w:p>
         </w:tc>
@@ -4539,7 +5713,7 @@
                 <w:sz w:val="19"/>
                 <w:szCs w:val="19"/>
               </w:rPr>
-              <w:t xml:space="preserve">短暂持续</w:t>
+              <w:t>短暂持续</w:t>
             </w:r>
           </w:p>
         </w:tc>
@@ -4557,12 +5731,28 @@
                 <w:sz w:val="19"/>
                 <w:szCs w:val="19"/>
               </w:rPr>
-              <w:t xml:space="preserve">加速残影</w:t>
-            </w:r>
-          </w:p>
-        </w:tc>
-      </w:tr>
-      <w:tr>
+              <w:t>加速残影</w:t>
+            </w:r>
+          </w:p>
+        </w:tc>
+      </w:tr>
+      <w:tr>
+        <w:tblPrEx>
+          <w:tblBorders>
+            <w:top w:val="single" w:color="8EA9DB" w:sz="4" w:space="0"/>
+            <w:left w:val="single" w:color="8EA9DB" w:sz="4" w:space="0"/>
+            <w:bottom w:val="single" w:color="8EA9DB" w:sz="4" w:space="0"/>
+            <w:right w:val="single" w:color="8EA9DB" w:sz="4" w:space="0"/>
+            <w:insideH w:val="single" w:color="8EA9DB" w:sz="4" w:space="0"/>
+            <w:insideV w:val="single" w:color="8EA9DB" w:sz="4" w:space="0"/>
+          </w:tblBorders>
+          <w:tblCellMar>
+            <w:top w:w="40" w:type="dxa"/>
+            <w:left w:w="90" w:type="dxa"/>
+            <w:bottom w:w="40" w:type="dxa"/>
+            <w:right w:w="90" w:type="dxa"/>
+          </w:tblCellMar>
+        </w:tblPrEx>
         <w:tc>
           <w:tcPr>
             <w:tcW w:w="960" w:type="dxa"/>
@@ -4577,7 +5767,7 @@
                 <w:sz w:val="19"/>
                 <w:szCs w:val="19"/>
               </w:rPr>
-              <w:t xml:space="preserve">蓄力</w:t>
+              <w:t>蓄力</w:t>
             </w:r>
           </w:p>
         </w:tc>
@@ -4595,7 +5785,7 @@
                 <w:sz w:val="19"/>
                 <w:szCs w:val="19"/>
               </w:rPr>
-              <w:t xml:space="preserve">乌龙茶</w:t>
+              <w:t>乌龙茶</w:t>
             </w:r>
           </w:p>
         </w:tc>
@@ -4613,7 +5803,7 @@
                 <w:sz w:val="19"/>
                 <w:szCs w:val="19"/>
               </w:rPr>
-              <w:t xml:space="preserve">每隔一段时间</w:t>
+              <w:t>每隔一段时间</w:t>
             </w:r>
           </w:p>
         </w:tc>
@@ -4631,7 +5821,7 @@
                 <w:sz w:val="19"/>
                 <w:szCs w:val="19"/>
               </w:rPr>
-              <w:t xml:space="preserve">原地蓄力后向随机方向打出高伤害拳波，可伤害敌方</w:t>
+              <w:t>原地蓄力后向随机方向打出高伤害拳波，可伤害敌方</w:t>
             </w:r>
           </w:p>
         </w:tc>
@@ -4649,7 +5839,7 @@
                 <w:sz w:val="19"/>
                 <w:szCs w:val="19"/>
               </w:rPr>
-              <w:t xml:space="preserve">释放完毕 / 被打断</w:t>
+              <w:t>释放完毕 / 被打断</w:t>
             </w:r>
           </w:p>
         </w:tc>
@@ -4667,12 +5857,28 @@
                 <w:sz w:val="19"/>
                 <w:szCs w:val="19"/>
               </w:rPr>
-              <w:t xml:space="preserve">蓄力光效、方向提示</w:t>
-            </w:r>
-          </w:p>
-        </w:tc>
-      </w:tr>
-      <w:tr>
+              <w:t>蓄力光效、方向提示</w:t>
+            </w:r>
+          </w:p>
+        </w:tc>
+      </w:tr>
+      <w:tr>
+        <w:tblPrEx>
+          <w:tblBorders>
+            <w:top w:val="single" w:color="8EA9DB" w:sz="4" w:space="0"/>
+            <w:left w:val="single" w:color="8EA9DB" w:sz="4" w:space="0"/>
+            <w:bottom w:val="single" w:color="8EA9DB" w:sz="4" w:space="0"/>
+            <w:right w:val="single" w:color="8EA9DB" w:sz="4" w:space="0"/>
+            <w:insideH w:val="single" w:color="8EA9DB" w:sz="4" w:space="0"/>
+            <w:insideV w:val="single" w:color="8EA9DB" w:sz="4" w:space="0"/>
+          </w:tblBorders>
+          <w:tblCellMar>
+            <w:top w:w="40" w:type="dxa"/>
+            <w:left w:w="90" w:type="dxa"/>
+            <w:bottom w:w="40" w:type="dxa"/>
+            <w:right w:w="90" w:type="dxa"/>
+          </w:tblCellMar>
+        </w:tblPrEx>
         <w:tc>
           <w:tcPr>
             <w:tcW w:w="960" w:type="dxa"/>
@@ -4687,7 +5893,7 @@
                 <w:sz w:val="19"/>
                 <w:szCs w:val="19"/>
               </w:rPr>
-              <w:t xml:space="preserve">速度增伤</w:t>
+              <w:t>速度增伤</w:t>
             </w:r>
           </w:p>
         </w:tc>
@@ -4705,7 +5911,7 @@
                 <w:sz w:val="19"/>
                 <w:szCs w:val="19"/>
               </w:rPr>
-              <w:t xml:space="preserve">运动饮料</w:t>
+              <w:t>运动饮料</w:t>
             </w:r>
           </w:p>
         </w:tc>
@@ -4723,7 +5929,7 @@
                 <w:sz w:val="19"/>
                 <w:szCs w:val="19"/>
               </w:rPr>
-              <w:t xml:space="preserve">不被打断时持续加速</w:t>
+              <w:t>不被打断时持续加速</w:t>
             </w:r>
           </w:p>
         </w:tc>
@@ -4741,7 +5947,7 @@
                 <w:sz w:val="19"/>
                 <w:szCs w:val="19"/>
               </w:rPr>
-              <w:t xml:space="preserve">每 2 秒 +8% 移速（上限 +40%），每 +10% 移速伤害 +10%；攻击不打断移动</w:t>
+              <w:t>每 2 秒 +8% 移速（上限 +40%），每 +10% 移速伤害 +10%；攻击不打断移动</w:t>
             </w:r>
           </w:p>
         </w:tc>
@@ -4759,7 +5965,7 @@
                 <w:sz w:val="19"/>
                 <w:szCs w:val="19"/>
               </w:rPr>
-              <w:t xml:space="preserve">被打断或移速回落</w:t>
+              <w:t>被打断或移速回落</w:t>
             </w:r>
           </w:p>
         </w:tc>
@@ -4777,12 +5983,28 @@
                 <w:sz w:val="19"/>
                 <w:szCs w:val="19"/>
               </w:rPr>
-              <w:t xml:space="preserve">加速特效</w:t>
-            </w:r>
-          </w:p>
-        </w:tc>
-      </w:tr>
-      <w:tr>
+              <w:t>加速特效</w:t>
+            </w:r>
+          </w:p>
+        </w:tc>
+      </w:tr>
+      <w:tr>
+        <w:tblPrEx>
+          <w:tblBorders>
+            <w:top w:val="single" w:color="8EA9DB" w:sz="4" w:space="0"/>
+            <w:left w:val="single" w:color="8EA9DB" w:sz="4" w:space="0"/>
+            <w:bottom w:val="single" w:color="8EA9DB" w:sz="4" w:space="0"/>
+            <w:right w:val="single" w:color="8EA9DB" w:sz="4" w:space="0"/>
+            <w:insideH w:val="single" w:color="8EA9DB" w:sz="4" w:space="0"/>
+            <w:insideV w:val="single" w:color="8EA9DB" w:sz="4" w:space="0"/>
+          </w:tblBorders>
+          <w:tblCellMar>
+            <w:top w:w="40" w:type="dxa"/>
+            <w:left w:w="90" w:type="dxa"/>
+            <w:bottom w:w="40" w:type="dxa"/>
+            <w:right w:w="90" w:type="dxa"/>
+          </w:tblCellMar>
+        </w:tblPrEx>
         <w:tc>
           <w:tcPr>
             <w:tcW w:w="960" w:type="dxa"/>
@@ -4797,7 +6019,7 @@
                 <w:sz w:val="19"/>
                 <w:szCs w:val="19"/>
               </w:rPr>
-              <w:t xml:space="preserve">减速</w:t>
+              <w:t>减速</w:t>
             </w:r>
           </w:p>
         </w:tc>
@@ -4815,7 +6037,7 @@
                 <w:sz w:val="19"/>
                 <w:szCs w:val="19"/>
               </w:rPr>
-              <w:t xml:space="preserve">冰美式</w:t>
+              <w:t>冰美式</w:t>
             </w:r>
           </w:p>
         </w:tc>
@@ -4833,7 +6055,7 @@
                 <w:sz w:val="19"/>
                 <w:szCs w:val="19"/>
               </w:rPr>
-              <w:t xml:space="preserve">BOSS 技能</w:t>
+              <w:t>BOSS 技能</w:t>
             </w:r>
           </w:p>
         </w:tc>
@@ -4851,7 +6073,7 @@
                 <w:sz w:val="19"/>
                 <w:szCs w:val="19"/>
               </w:rPr>
-              <w:t xml:space="preserve">玩家移速下降</w:t>
+              <w:t>玩家移速下降</w:t>
             </w:r>
           </w:p>
         </w:tc>
@@ -4869,7 +6091,7 @@
                 <w:sz w:val="19"/>
                 <w:szCs w:val="19"/>
               </w:rPr>
-              <w:t xml:space="preserve">离开范围或持续结束</w:t>
+              <w:t>离开范围或持续结束</w:t>
             </w:r>
           </w:p>
         </w:tc>
@@ -4887,12 +6109,28 @@
                 <w:sz w:val="19"/>
                 <w:szCs w:val="19"/>
               </w:rPr>
-              <w:t xml:space="preserve">寒气范围</w:t>
-            </w:r>
-          </w:p>
-        </w:tc>
-      </w:tr>
-      <w:tr>
+              <w:t>寒气范围</w:t>
+            </w:r>
+          </w:p>
+        </w:tc>
+      </w:tr>
+      <w:tr>
+        <w:tblPrEx>
+          <w:tblBorders>
+            <w:top w:val="single" w:color="8EA9DB" w:sz="4" w:space="0"/>
+            <w:left w:val="single" w:color="8EA9DB" w:sz="4" w:space="0"/>
+            <w:bottom w:val="single" w:color="8EA9DB" w:sz="4" w:space="0"/>
+            <w:right w:val="single" w:color="8EA9DB" w:sz="4" w:space="0"/>
+            <w:insideH w:val="single" w:color="8EA9DB" w:sz="4" w:space="0"/>
+            <w:insideV w:val="single" w:color="8EA9DB" w:sz="4" w:space="0"/>
+          </w:tblBorders>
+          <w:tblCellMar>
+            <w:top w:w="40" w:type="dxa"/>
+            <w:left w:w="90" w:type="dxa"/>
+            <w:bottom w:w="40" w:type="dxa"/>
+            <w:right w:w="90" w:type="dxa"/>
+          </w:tblCellMar>
+        </w:tblPrEx>
         <w:tc>
           <w:tcPr>
             <w:tcW w:w="960" w:type="dxa"/>
@@ -4907,7 +6145,7 @@
                 <w:sz w:val="19"/>
                 <w:szCs w:val="19"/>
               </w:rPr>
-              <w:t xml:space="preserve">技能加速</w:t>
+              <w:t>技能加速</w:t>
             </w:r>
           </w:p>
         </w:tc>
@@ -4925,7 +6163,7 @@
                 <w:sz w:val="19"/>
                 <w:szCs w:val="19"/>
               </w:rPr>
-              <w:t xml:space="preserve">雷碧形态</w:t>
+              <w:t>雷碧形态</w:t>
             </w:r>
           </w:p>
         </w:tc>
@@ -4943,7 +6181,7 @@
                 <w:sz w:val="19"/>
                 <w:szCs w:val="19"/>
               </w:rPr>
-              <w:t xml:space="preserve">释放 K 技能「你跑不过我」</w:t>
+              <w:t>释放 K 技能「你跑不过我」</w:t>
             </w:r>
           </w:p>
         </w:tc>
@@ -4961,7 +6199,7 @@
                 <w:sz w:val="19"/>
                 <w:szCs w:val="19"/>
               </w:rPr>
-              <w:t xml:space="preserve">移速大幅增强，可穿过敌人并造成伤害</w:t>
+              <w:t>移速大幅增强，可穿过敌人并造成伤害</w:t>
             </w:r>
           </w:p>
         </w:tc>
@@ -4979,7 +6217,7 @@
                 <w:sz w:val="19"/>
                 <w:szCs w:val="19"/>
               </w:rPr>
-              <w:t xml:space="preserve">技能结束</w:t>
+              <w:t>技能结束</w:t>
             </w:r>
           </w:p>
         </w:tc>
@@ -4997,41 +6235,647 @@
                 <w:sz w:val="19"/>
                 <w:szCs w:val="19"/>
               </w:rPr>
-              <w:t xml:space="preserve">身后残影</w:t>
+              <w:t>身后残影</w:t>
             </w:r>
           </w:p>
         </w:tc>
       </w:tr>
     </w:tbl>
+    <w:p/>
     <w:sectPr>
       <w:pgSz w:w="11906" w:h="16838"/>
       <w:pgMar w:top="1134" w:right="1134" w:bottom="1134" w:left="1134" w:header="851" w:footer="992" w:gutter="0"/>
-      <w:cols w:space="425"/>
-      <w:docGrid w:linePitch="312"/>
+      <w:cols w:space="425" w:num="1"/>
+      <w:docGrid w:linePitch="312" w:charSpace="0"/>
     </w:sectPr>
   </w:body>
 </w:document>
 </file>
 
+<file path=word/endnotes.xml><?xml version="1.0" encoding="utf-8"?>
+<w:endnotes xmlns:wpc="http://schemas.microsoft.com/office/word/2010/wordprocessingCanvas" xmlns:mc="http://schemas.openxmlformats.org/markup-compatibility/2006" xmlns:o="urn:schemas-microsoft-com:office:office" xmlns:r="http://schemas.openxmlformats.org/officeDocument/2006/relationships" xmlns:m="http://schemas.openxmlformats.org/officeDocument/2006/math" xmlns:v="urn:schemas-microsoft-com:vml" xmlns:wp14="http://schemas.microsoft.com/office/word/2010/wordprocessingDrawing" xmlns:wp="http://schemas.openxmlformats.org/drawingml/2006/wordprocessingDrawing" xmlns:w="http://schemas.openxmlformats.org/wordprocessingml/2006/main" xmlns:w14="http://schemas.microsoft.com/office/word/2010/wordml" xmlns:w15="http://schemas.microsoft.com/office/word/2012/wordml" xmlns:w10="urn:schemas-microsoft-com:office:word" xmlns:wpg="http://schemas.microsoft.com/office/word/2010/wordprocessingGroup" xmlns:wpi="http://schemas.microsoft.com/office/word/2010/wordprocessingInk" xmlns:wne="http://schemas.microsoft.com/office/word/2006/wordml" xmlns:wps="http://schemas.microsoft.com/office/word/2010/wordprocessingShape" xmlns:wpsCustomData="http://www.wps.cn/officeDocument/2013/wpsCustomData" mc:Ignorable="w14 w15 wp14">
+  <w:endnote w:type="separator" w:id="0">
+    <w:p>
+      <w:pPr>
+        <w:spacing w:line="240" w:lineRule="auto"/>
+      </w:pPr>
+      <w:r>
+        <w:separator/>
+      </w:r>
+    </w:p>
+  </w:endnote>
+  <w:endnote w:type="continuationSeparator" w:id="1">
+    <w:p>
+      <w:pPr>
+        <w:spacing w:line="240" w:lineRule="auto"/>
+      </w:pPr>
+      <w:r>
+        <w:continuationSeparator/>
+      </w:r>
+    </w:p>
+  </w:endnote>
+</w:endnotes>
+</file>
+
+<file path=word/footnotes.xml><?xml version="1.0" encoding="utf-8"?>
+<w:footnotes xmlns:wpc="http://schemas.microsoft.com/office/word/2010/wordprocessingCanvas" xmlns:mc="http://schemas.openxmlformats.org/markup-compatibility/2006" xmlns:o="urn:schemas-microsoft-com:office:office" xmlns:r="http://schemas.openxmlformats.org/officeDocument/2006/relationships" xmlns:m="http://schemas.openxmlformats.org/officeDocument/2006/math" xmlns:v="urn:schemas-microsoft-com:vml" xmlns:wp14="http://schemas.microsoft.com/office/word/2010/wordprocessingDrawing" xmlns:wp="http://schemas.openxmlformats.org/drawingml/2006/wordprocessingDrawing" xmlns:w="http://schemas.openxmlformats.org/wordprocessingml/2006/main" xmlns:w14="http://schemas.microsoft.com/office/word/2010/wordml" xmlns:w15="http://schemas.microsoft.com/office/word/2012/wordml" xmlns:w10="urn:schemas-microsoft-com:office:word" xmlns:wpg="http://schemas.microsoft.com/office/word/2010/wordprocessingGroup" xmlns:wpi="http://schemas.microsoft.com/office/word/2010/wordprocessingInk" xmlns:wne="http://schemas.microsoft.com/office/word/2006/wordml" xmlns:wps="http://schemas.microsoft.com/office/word/2010/wordprocessingShape" xmlns:wpsCustomData="http://www.wps.cn/officeDocument/2013/wpsCustomData" mc:Ignorable="w14 w15 wp14">
+  <w:footnote w:type="separator" w:id="0">
+    <w:p>
+      <w:pPr>
+        <w:spacing w:line="300" w:lineRule="auto"/>
+      </w:pPr>
+      <w:r>
+        <w:separator/>
+      </w:r>
+    </w:p>
+  </w:footnote>
+  <w:footnote w:type="continuationSeparator" w:id="1">
+    <w:p>
+      <w:pPr>
+        <w:spacing w:line="300" w:lineRule="auto"/>
+      </w:pPr>
+      <w:r>
+        <w:continuationSeparator/>
+      </w:r>
+    </w:p>
+  </w:footnote>
+</w:footnotes>
+</file>
+
 <file path=word/styles.xml><?xml version="1.0" encoding="utf-8"?>
-<w:styles xmlns:w="http://schemas.openxmlformats.org/wordprocessingml/2006/main">
+<w:styles xmlns:mc="http://schemas.openxmlformats.org/markup-compatibility/2006" xmlns:o="urn:schemas-microsoft-com:office:office" xmlns:r="http://schemas.openxmlformats.org/officeDocument/2006/relationships" xmlns:m="http://schemas.openxmlformats.org/officeDocument/2006/math" xmlns:v="urn:schemas-microsoft-com:vml" xmlns:w="http://schemas.openxmlformats.org/wordprocessingml/2006/main" xmlns:w14="http://schemas.microsoft.com/office/word/2010/wordml" xmlns:w10="urn:schemas-microsoft-com:office:word" xmlns:sl="http://schemas.openxmlformats.org/schemaLibrary/2006/main" xmlns:wpsCustomData="http://www.wps.cn/officeDocument/2013/wpsCustomData" mc:Ignorable="w14">
   <w:docDefaults>
     <w:rPrDefault>
       <w:rPr>
-        <w:rFonts w:ascii="微软雅黑" w:eastAsia="微软雅黑" w:hAnsi="微软雅黑" w:cs="微软雅黑"/>
-        <w:sz w:val="21"/>
-        <w:szCs w:val="21"/>
+        <w:rFonts w:ascii="微软雅黑" w:hAnsi="微软雅黑" w:eastAsia="微软雅黑" w:cs="微软雅黑"/>
       </w:rPr>
     </w:rPrDefault>
-    <w:pPrDefault>
-      <w:pPr>
-        <w:spacing w:line="300" w:lineRule="auto"/>
-      </w:pPr>
-    </w:pPrDefault>
+    <w:pPrDefault/>
   </w:docDefaults>
-  <w:style w:type="paragraph" w:default="1" w:styleId="Normal">
+  <w:latentStyles w:count="260" w:defQFormat="0" w:defUnhideWhenUsed="1" w:defSemiHidden="1" w:defUIPriority="99" w:defLockedState="0">
+    <w:lsdException w:qFormat="1" w:unhideWhenUsed="0" w:uiPriority="0" w:semiHidden="0" w:name="Normal"/>
+    <w:lsdException w:qFormat="1" w:unhideWhenUsed="0" w:uiPriority="0" w:semiHidden="0" w:name="heading 1"/>
+    <w:lsdException w:qFormat="1" w:uiPriority="0" w:name="heading 2"/>
+    <w:lsdException w:qFormat="1" w:uiPriority="0" w:name="heading 3"/>
+    <w:lsdException w:qFormat="1" w:uiPriority="0" w:name="heading 4"/>
+    <w:lsdException w:qFormat="1" w:uiPriority="0" w:name="heading 5"/>
+    <w:lsdException w:qFormat="1" w:uiPriority="0" w:name="heading 6"/>
+    <w:lsdException w:qFormat="1" w:uiPriority="0" w:name="heading 7"/>
+    <w:lsdException w:qFormat="1" w:uiPriority="0" w:name="heading 8"/>
+    <w:lsdException w:qFormat="1" w:uiPriority="0" w:name="heading 9"/>
+    <w:lsdException w:unhideWhenUsed="0" w:uiPriority="0" w:semiHidden="0" w:name="index 1"/>
+    <w:lsdException w:unhideWhenUsed="0" w:uiPriority="0" w:semiHidden="0" w:name="index 2"/>
+    <w:lsdException w:unhideWhenUsed="0" w:uiPriority="0" w:semiHidden="0" w:name="index 3"/>
+    <w:lsdException w:unhideWhenUsed="0" w:uiPriority="0" w:semiHidden="0" w:name="index 4"/>
+    <w:lsdException w:unhideWhenUsed="0" w:uiPriority="0" w:semiHidden="0" w:name="index 5"/>
+    <w:lsdException w:unhideWhenUsed="0" w:uiPriority="0" w:semiHidden="0" w:name="index 6"/>
+    <w:lsdException w:unhideWhenUsed="0" w:uiPriority="0" w:semiHidden="0" w:name="index 7"/>
+    <w:lsdException w:unhideWhenUsed="0" w:uiPriority="0" w:semiHidden="0" w:name="index 8"/>
+    <w:lsdException w:unhideWhenUsed="0" w:uiPriority="0" w:semiHidden="0" w:name="index 9"/>
+    <w:lsdException w:unhideWhenUsed="0" w:uiPriority="0" w:semiHidden="0" w:name="toc 1"/>
+    <w:lsdException w:unhideWhenUsed="0" w:uiPriority="0" w:semiHidden="0" w:name="toc 2"/>
+    <w:lsdException w:unhideWhenUsed="0" w:uiPriority="0" w:semiHidden="0" w:name="toc 3"/>
+    <w:lsdException w:unhideWhenUsed="0" w:uiPriority="0" w:semiHidden="0" w:name="toc 4"/>
+    <w:lsdException w:unhideWhenUsed="0" w:uiPriority="0" w:semiHidden="0" w:name="toc 5"/>
+    <w:lsdException w:unhideWhenUsed="0" w:uiPriority="0" w:semiHidden="0" w:name="toc 6"/>
+    <w:lsdException w:unhideWhenUsed="0" w:uiPriority="0" w:semiHidden="0" w:name="toc 7"/>
+    <w:lsdException w:unhideWhenUsed="0" w:uiPriority="0" w:semiHidden="0" w:name="toc 8"/>
+    <w:lsdException w:unhideWhenUsed="0" w:uiPriority="0" w:semiHidden="0" w:name="toc 9"/>
+    <w:lsdException w:unhideWhenUsed="0" w:uiPriority="0" w:semiHidden="0" w:name="Normal Indent"/>
+    <w:lsdException w:unhideWhenUsed="0" w:uiPriority="0" w:semiHidden="0" w:name="footnote text"/>
+    <w:lsdException w:unhideWhenUsed="0" w:uiPriority="0" w:semiHidden="0" w:name="annotation text"/>
+    <w:lsdException w:unhideWhenUsed="0" w:uiPriority="0" w:semiHidden="0" w:name="header"/>
+    <w:lsdException w:unhideWhenUsed="0" w:uiPriority="0" w:semiHidden="0" w:name="footer"/>
+    <w:lsdException w:unhideWhenUsed="0" w:uiPriority="0" w:semiHidden="0" w:name="index heading"/>
+    <w:lsdException w:qFormat="1" w:uiPriority="0" w:name="caption"/>
+    <w:lsdException w:unhideWhenUsed="0" w:uiPriority="0" w:semiHidden="0" w:name="table of figures"/>
+    <w:lsdException w:unhideWhenUsed="0" w:uiPriority="0" w:semiHidden="0" w:name="envelope address"/>
+    <w:lsdException w:unhideWhenUsed="0" w:uiPriority="0" w:semiHidden="0" w:name="envelope return"/>
+    <w:lsdException w:unhideWhenUsed="0" w:uiPriority="0" w:semiHidden="0" w:name="footnote reference"/>
+    <w:lsdException w:unhideWhenUsed="0" w:uiPriority="0" w:semiHidden="0" w:name="annotation reference"/>
+    <w:lsdException w:unhideWhenUsed="0" w:uiPriority="0" w:semiHidden="0" w:name="line number"/>
+    <w:lsdException w:unhideWhenUsed="0" w:uiPriority="0" w:semiHidden="0" w:name="page number"/>
+    <w:lsdException w:unhideWhenUsed="0" w:uiPriority="0" w:semiHidden="0" w:name="endnote reference"/>
+    <w:lsdException w:unhideWhenUsed="0" w:uiPriority="0" w:semiHidden="0" w:name="endnote text"/>
+    <w:lsdException w:unhideWhenUsed="0" w:uiPriority="0" w:semiHidden="0" w:name="table of authorities"/>
+    <w:lsdException w:unhideWhenUsed="0" w:uiPriority="0" w:semiHidden="0" w:name="macro"/>
+    <w:lsdException w:unhideWhenUsed="0" w:uiPriority="0" w:semiHidden="0" w:name="toa heading"/>
+    <w:lsdException w:unhideWhenUsed="0" w:uiPriority="0" w:semiHidden="0" w:name="List"/>
+    <w:lsdException w:unhideWhenUsed="0" w:uiPriority="0" w:semiHidden="0" w:name="List Bullet"/>
+    <w:lsdException w:unhideWhenUsed="0" w:uiPriority="0" w:semiHidden="0" w:name="List Number"/>
+    <w:lsdException w:unhideWhenUsed="0" w:uiPriority="0" w:semiHidden="0" w:name="List 2"/>
+    <w:lsdException w:unhideWhenUsed="0" w:uiPriority="0" w:semiHidden="0" w:name="List 3"/>
+    <w:lsdException w:unhideWhenUsed="0" w:uiPriority="0" w:semiHidden="0" w:name="List 4"/>
+    <w:lsdException w:unhideWhenUsed="0" w:uiPriority="0" w:semiHidden="0" w:name="List 5"/>
+    <w:lsdException w:unhideWhenUsed="0" w:uiPriority="0" w:semiHidden="0" w:name="List Bullet 2"/>
+    <w:lsdException w:unhideWhenUsed="0" w:uiPriority="0" w:semiHidden="0" w:name="List Bullet 3"/>
+    <w:lsdException w:unhideWhenUsed="0" w:uiPriority="0" w:semiHidden="0" w:name="List Bullet 4"/>
+    <w:lsdException w:unhideWhenUsed="0" w:uiPriority="0" w:semiHidden="0" w:name="List Bullet 5"/>
+    <w:lsdException w:unhideWhenUsed="0" w:uiPriority="0" w:semiHidden="0" w:name="List Number 2"/>
+    <w:lsdException w:unhideWhenUsed="0" w:uiPriority="0" w:semiHidden="0" w:name="List Number 3"/>
+    <w:lsdException w:unhideWhenUsed="0" w:uiPriority="0" w:semiHidden="0" w:name="List Number 4"/>
+    <w:lsdException w:unhideWhenUsed="0" w:uiPriority="0" w:semiHidden="0" w:name="List Number 5"/>
+    <w:lsdException w:qFormat="1" w:unhideWhenUsed="0" w:uiPriority="0" w:semiHidden="0" w:name="Title"/>
+    <w:lsdException w:unhideWhenUsed="0" w:uiPriority="0" w:semiHidden="0" w:name="Closing"/>
+    <w:lsdException w:unhideWhenUsed="0" w:uiPriority="0" w:semiHidden="0" w:name="Signature"/>
+    <w:lsdException w:unhideWhenUsed="0" w:uiPriority="0" w:name="Default Paragraph Font"/>
+    <w:lsdException w:unhideWhenUsed="0" w:uiPriority="0" w:semiHidden="0" w:name="Body Text"/>
+    <w:lsdException w:unhideWhenUsed="0" w:uiPriority="0" w:semiHidden="0" w:name="Body Text Indent"/>
+    <w:lsdException w:unhideWhenUsed="0" w:uiPriority="0" w:semiHidden="0" w:name="List Continue"/>
+    <w:lsdException w:unhideWhenUsed="0" w:uiPriority="0" w:semiHidden="0" w:name="List Continue 2"/>
+    <w:lsdException w:unhideWhenUsed="0" w:uiPriority="0" w:semiHidden="0" w:name="List Continue 3"/>
+    <w:lsdException w:unhideWhenUsed="0" w:uiPriority="0" w:semiHidden="0" w:name="List Continue 4"/>
+    <w:lsdException w:unhideWhenUsed="0" w:uiPriority="0" w:semiHidden="0" w:name="List Continue 5"/>
+    <w:lsdException w:unhideWhenUsed="0" w:uiPriority="0" w:semiHidden="0" w:name="Message Header"/>
+    <w:lsdException w:qFormat="1" w:unhideWhenUsed="0" w:uiPriority="0" w:semiHidden="0" w:name="Subtitle"/>
+    <w:lsdException w:unhideWhenUsed="0" w:uiPriority="0" w:semiHidden="0" w:name="Salutation"/>
+    <w:lsdException w:unhideWhenUsed="0" w:uiPriority="0" w:semiHidden="0" w:name="Date"/>
+    <w:lsdException w:unhideWhenUsed="0" w:uiPriority="0" w:semiHidden="0" w:name="Body Text First Indent"/>
+    <w:lsdException w:unhideWhenUsed="0" w:uiPriority="0" w:semiHidden="0" w:name="Body Text First Indent 2"/>
+    <w:lsdException w:unhideWhenUsed="0" w:uiPriority="0" w:semiHidden="0" w:name="Note Heading"/>
+    <w:lsdException w:unhideWhenUsed="0" w:uiPriority="0" w:semiHidden="0" w:name="Body Text 2"/>
+    <w:lsdException w:unhideWhenUsed="0" w:uiPriority="0" w:semiHidden="0" w:name="Body Text 3"/>
+    <w:lsdException w:unhideWhenUsed="0" w:uiPriority="0" w:semiHidden="0" w:name="Body Text Indent 2"/>
+    <w:lsdException w:unhideWhenUsed="0" w:uiPriority="0" w:semiHidden="0" w:name="Body Text Indent 3"/>
+    <w:lsdException w:unhideWhenUsed="0" w:uiPriority="0" w:semiHidden="0" w:name="Block Text"/>
+    <w:lsdException w:unhideWhenUsed="0" w:uiPriority="0" w:semiHidden="0" w:name="Hyperlink"/>
+    <w:lsdException w:unhideWhenUsed="0" w:uiPriority="0" w:semiHidden="0" w:name="FollowedHyperlink"/>
+    <w:lsdException w:qFormat="1" w:unhideWhenUsed="0" w:uiPriority="0" w:semiHidden="0" w:name="Strong"/>
+    <w:lsdException w:qFormat="1" w:unhideWhenUsed="0" w:uiPriority="0" w:semiHidden="0" w:name="Emphasis"/>
+    <w:lsdException w:unhideWhenUsed="0" w:uiPriority="0" w:semiHidden="0" w:name="Document Map"/>
+    <w:lsdException w:unhideWhenUsed="0" w:uiPriority="0" w:semiHidden="0" w:name="Plain Text"/>
+    <w:lsdException w:unhideWhenUsed="0" w:uiPriority="0" w:semiHidden="0" w:name="E-mail Signature"/>
+    <w:lsdException w:unhideWhenUsed="0" w:uiPriority="0" w:semiHidden="0" w:name="Normal (Web)"/>
+    <w:lsdException w:unhideWhenUsed="0" w:uiPriority="0" w:semiHidden="0" w:name="HTML Acronym"/>
+    <w:lsdException w:unhideWhenUsed="0" w:uiPriority="0" w:semiHidden="0" w:name="HTML Address"/>
+    <w:lsdException w:unhideWhenUsed="0" w:uiPriority="0" w:semiHidden="0" w:name="HTML Cite"/>
+    <w:lsdException w:unhideWhenUsed="0" w:uiPriority="0" w:semiHidden="0" w:name="HTML Code"/>
+    <w:lsdException w:unhideWhenUsed="0" w:uiPriority="0" w:semiHidden="0" w:name="HTML Definition"/>
+    <w:lsdException w:unhideWhenUsed="0" w:uiPriority="0" w:semiHidden="0" w:name="HTML Keyboard"/>
+    <w:lsdException w:unhideWhenUsed="0" w:uiPriority="0" w:semiHidden="0" w:name="HTML Preformatted"/>
+    <w:lsdException w:unhideWhenUsed="0" w:uiPriority="0" w:semiHidden="0" w:name="HTML Sample"/>
+    <w:lsdException w:unhideWhenUsed="0" w:uiPriority="0" w:semiHidden="0" w:name="HTML Typewriter"/>
+    <w:lsdException w:unhideWhenUsed="0" w:uiPriority="0" w:semiHidden="0" w:name="HTML Variable"/>
+    <w:lsdException w:unhideWhenUsed="0" w:uiPriority="0" w:name="Normal Table"/>
+    <w:lsdException w:unhideWhenUsed="0" w:uiPriority="0" w:semiHidden="0" w:name="annotation subject"/>
+    <w:lsdException w:unhideWhenUsed="0" w:uiPriority="0" w:semiHidden="0" w:name="Table Simple 1"/>
+    <w:lsdException w:unhideWhenUsed="0" w:uiPriority="0" w:semiHidden="0" w:name="Table Simple 2"/>
+    <w:lsdException w:unhideWhenUsed="0" w:uiPriority="0" w:semiHidden="0" w:name="Table Simple 3"/>
+    <w:lsdException w:unhideWhenUsed="0" w:uiPriority="0" w:semiHidden="0" w:name="Table Classic 1"/>
+    <w:lsdException w:unhideWhenUsed="0" w:uiPriority="0" w:semiHidden="0" w:name="Table Classic 2"/>
+    <w:lsdException w:unhideWhenUsed="0" w:uiPriority="0" w:semiHidden="0" w:name="Table Classic 3"/>
+    <w:lsdException w:unhideWhenUsed="0" w:uiPriority="0" w:semiHidden="0" w:name="Table Classic 4"/>
+    <w:lsdException w:unhideWhenUsed="0" w:uiPriority="0" w:semiHidden="0" w:name="Table Colorful 1"/>
+    <w:lsdException w:unhideWhenUsed="0" w:uiPriority="0" w:semiHidden="0" w:name="Table Colorful 2"/>
+    <w:lsdException w:unhideWhenUsed="0" w:uiPriority="0" w:semiHidden="0" w:name="Table Colorful 3"/>
+    <w:lsdException w:unhideWhenUsed="0" w:uiPriority="0" w:semiHidden="0" w:name="Table Columns 1"/>
+    <w:lsdException w:unhideWhenUsed="0" w:uiPriority="0" w:semiHidden="0" w:name="Table Columns 2"/>
+    <w:lsdException w:unhideWhenUsed="0" w:uiPriority="0" w:semiHidden="0" w:name="Table Columns 3"/>
+    <w:lsdException w:unhideWhenUsed="0" w:uiPriority="0" w:semiHidden="0" w:name="Table Columns 4"/>
+    <w:lsdException w:unhideWhenUsed="0" w:uiPriority="0" w:semiHidden="0" w:name="Table Columns 5"/>
+    <w:lsdException w:unhideWhenUsed="0" w:uiPriority="0" w:semiHidden="0" w:name="Table Grid 1"/>
+    <w:lsdException w:unhideWhenUsed="0" w:uiPriority="0" w:semiHidden="0" w:name="Table Grid 2"/>
+    <w:lsdException w:unhideWhenUsed="0" w:uiPriority="0" w:semiHidden="0" w:name="Table Grid 3"/>
+    <w:lsdException w:unhideWhenUsed="0" w:uiPriority="0" w:semiHidden="0" w:name="Table Grid 4"/>
+    <w:lsdException w:unhideWhenUsed="0" w:uiPriority="0" w:semiHidden="0" w:name="Table Grid 5"/>
+    <w:lsdException w:unhideWhenUsed="0" w:uiPriority="0" w:semiHidden="0" w:name="Table Grid 6"/>
+    <w:lsdException w:unhideWhenUsed="0" w:uiPriority="0" w:semiHidden="0" w:name="Table Grid 7"/>
+    <w:lsdException w:unhideWhenUsed="0" w:uiPriority="0" w:semiHidden="0" w:name="Table Grid 8"/>
+    <w:lsdException w:unhideWhenUsed="0" w:uiPriority="0" w:semiHidden="0" w:name="Table List 1"/>
+    <w:lsdException w:unhideWhenUsed="0" w:uiPriority="0" w:semiHidden="0" w:name="Table List 2"/>
+    <w:lsdException w:unhideWhenUsed="0" w:uiPriority="0" w:semiHidden="0" w:name="Table List 3"/>
+    <w:lsdException w:unhideWhenUsed="0" w:uiPriority="0" w:semiHidden="0" w:name="Table List 4"/>
+    <w:lsdException w:unhideWhenUsed="0" w:uiPriority="0" w:semiHidden="0" w:name="Table List 5"/>
+    <w:lsdException w:unhideWhenUsed="0" w:uiPriority="0" w:semiHidden="0" w:name="Table List 6"/>
+    <w:lsdException w:unhideWhenUsed="0" w:uiPriority="0" w:semiHidden="0" w:name="Table List 7"/>
+    <w:lsdException w:unhideWhenUsed="0" w:uiPriority="0" w:semiHidden="0" w:name="Table List 8"/>
+    <w:lsdException w:unhideWhenUsed="0" w:uiPriority="0" w:semiHidden="0" w:name="Table 3D effects 1"/>
+    <w:lsdException w:unhideWhenUsed="0" w:uiPriority="0" w:semiHidden="0" w:name="Table 3D effects 2"/>
+    <w:lsdException w:unhideWhenUsed="0" w:uiPriority="0" w:semiHidden="0" w:name="Table 3D effects 3"/>
+    <w:lsdException w:unhideWhenUsed="0" w:uiPriority="0" w:semiHidden="0" w:name="Table Contemporary"/>
+    <w:lsdException w:unhideWhenUsed="0" w:uiPriority="0" w:semiHidden="0" w:name="Table Elegant"/>
+    <w:lsdException w:unhideWhenUsed="0" w:uiPriority="0" w:semiHidden="0" w:name="Table Professional"/>
+    <w:lsdException w:unhideWhenUsed="0" w:uiPriority="0" w:semiHidden="0" w:name="Table Subtle 1"/>
+    <w:lsdException w:unhideWhenUsed="0" w:uiPriority="0" w:semiHidden="0" w:name="Table Subtle 2"/>
+    <w:lsdException w:unhideWhenUsed="0" w:uiPriority="0" w:semiHidden="0" w:name="Table Web 1"/>
+    <w:lsdException w:unhideWhenUsed="0" w:uiPriority="0" w:semiHidden="0" w:name="Table Web 2"/>
+    <w:lsdException w:unhideWhenUsed="0" w:uiPriority="0" w:semiHidden="0" w:name="Table Web 3"/>
+    <w:lsdException w:unhideWhenUsed="0" w:uiPriority="0" w:semiHidden="0" w:name="Balloon Text"/>
+    <w:lsdException w:unhideWhenUsed="0" w:uiPriority="0" w:semiHidden="0" w:name="Table Grid"/>
+    <w:lsdException w:unhideWhenUsed="0" w:uiPriority="0" w:semiHidden="0" w:name="Table Theme"/>
+    <w:lsdException w:unhideWhenUsed="0" w:uiPriority="60" w:semiHidden="0" w:name="Light Shading"/>
+    <w:lsdException w:unhideWhenUsed="0" w:uiPriority="61" w:semiHidden="0" w:name="Light List"/>
+    <w:lsdException w:unhideWhenUsed="0" w:uiPriority="62" w:semiHidden="0" w:name="Light Grid"/>
+    <w:lsdException w:unhideWhenUsed="0" w:uiPriority="63" w:semiHidden="0" w:name="Medium Shading 1"/>
+    <w:lsdException w:unhideWhenUsed="0" w:uiPriority="64" w:semiHidden="0" w:name="Medium Shading 2"/>
+    <w:lsdException w:unhideWhenUsed="0" w:uiPriority="65" w:semiHidden="0" w:name="Medium List 1"/>
+    <w:lsdException w:unhideWhenUsed="0" w:uiPriority="66" w:semiHidden="0" w:name="Medium List 2"/>
+    <w:lsdException w:unhideWhenUsed="0" w:uiPriority="67" w:semiHidden="0" w:name="Medium Grid 1"/>
+    <w:lsdException w:unhideWhenUsed="0" w:uiPriority="68" w:semiHidden="0" w:name="Medium Grid 2"/>
+    <w:lsdException w:unhideWhenUsed="0" w:uiPriority="69" w:semiHidden="0" w:name="Medium Grid 3"/>
+    <w:lsdException w:unhideWhenUsed="0" w:uiPriority="70" w:semiHidden="0" w:name="Dark List"/>
+    <w:lsdException w:unhideWhenUsed="0" w:uiPriority="71" w:semiHidden="0" w:name="Colorful Shading"/>
+    <w:lsdException w:unhideWhenUsed="0" w:uiPriority="72" w:semiHidden="0" w:name="Colorful List"/>
+    <w:lsdException w:unhideWhenUsed="0" w:uiPriority="73" w:semiHidden="0" w:name="Colorful Grid"/>
+    <w:lsdException w:unhideWhenUsed="0" w:uiPriority="60" w:semiHidden="0" w:name="Light Shading Accent 1"/>
+    <w:lsdException w:unhideWhenUsed="0" w:uiPriority="61" w:semiHidden="0" w:name="Light List Accent 1"/>
+    <w:lsdException w:unhideWhenUsed="0" w:uiPriority="62" w:semiHidden="0" w:name="Light Grid Accent 1"/>
+    <w:lsdException w:unhideWhenUsed="0" w:uiPriority="63" w:semiHidden="0" w:name="Medium Shading 1 Accent 1"/>
+    <w:lsdException w:unhideWhenUsed="0" w:uiPriority="64" w:semiHidden="0" w:name="Medium Shading 2 Accent 1"/>
+    <w:lsdException w:unhideWhenUsed="0" w:uiPriority="65" w:semiHidden="0" w:name="Medium List 1 Accent 1"/>
+    <w:lsdException w:unhideWhenUsed="0" w:uiPriority="66" w:semiHidden="0" w:name="Medium List 2 Accent 1"/>
+    <w:lsdException w:unhideWhenUsed="0" w:uiPriority="67" w:semiHidden="0" w:name="Medium Grid 1 Accent 1"/>
+    <w:lsdException w:unhideWhenUsed="0" w:uiPriority="68" w:semiHidden="0" w:name="Medium Grid 2 Accent 1"/>
+    <w:lsdException w:unhideWhenUsed="0" w:uiPriority="69" w:semiHidden="0" w:name="Medium Grid 3 Accent 1"/>
+    <w:lsdException w:unhideWhenUsed="0" w:uiPriority="70" w:semiHidden="0" w:name="Dark List Accent 1"/>
+    <w:lsdException w:unhideWhenUsed="0" w:uiPriority="71" w:semiHidden="0" w:name="Colorful Shading Accent 1"/>
+    <w:lsdException w:unhideWhenUsed="0" w:uiPriority="72" w:semiHidden="0" w:name="Colorful List Accent 1"/>
+    <w:lsdException w:unhideWhenUsed="0" w:uiPriority="73" w:semiHidden="0" w:name="Colorful Grid Accent 1"/>
+    <w:lsdException w:unhideWhenUsed="0" w:uiPriority="60" w:semiHidden="0" w:name="Light Shading Accent 2"/>
+    <w:lsdException w:unhideWhenUsed="0" w:uiPriority="61" w:semiHidden="0" w:name="Light List Accent 2"/>
+    <w:lsdException w:unhideWhenUsed="0" w:uiPriority="62" w:semiHidden="0" w:name="Light Grid Accent 2"/>
+    <w:lsdException w:unhideWhenUsed="0" w:uiPriority="63" w:semiHidden="0" w:name="Medium Shading 1 Accent 2"/>
+    <w:lsdException w:unhideWhenUsed="0" w:uiPriority="64" w:semiHidden="0" w:name="Medium Shading 2 Accent 2"/>
+    <w:lsdException w:unhideWhenUsed="0" w:uiPriority="65" w:semiHidden="0" w:name="Medium List 1 Accent 2"/>
+    <w:lsdException w:unhideWhenUsed="0" w:uiPriority="66" w:semiHidden="0" w:name="Medium List 2 Accent 2"/>
+    <w:lsdException w:unhideWhenUsed="0" w:uiPriority="67" w:semiHidden="0" w:name="Medium Grid 1 Accent 2"/>
+    <w:lsdException w:unhideWhenUsed="0" w:uiPriority="68" w:semiHidden="0" w:name="Medium Grid 2 Accent 2"/>
+    <w:lsdException w:unhideWhenUsed="0" w:uiPriority="69" w:semiHidden="0" w:name="Medium Grid 3 Accent 2"/>
+    <w:lsdException w:unhideWhenUsed="0" w:uiPriority="70" w:semiHidden="0" w:name="Dark List Accent 2"/>
+    <w:lsdException w:unhideWhenUsed="0" w:uiPriority="71" w:semiHidden="0" w:name="Colorful Shading Accent 2"/>
+    <w:lsdException w:unhideWhenUsed="0" w:uiPriority="72" w:semiHidden="0" w:name="Colorful List Accent 2"/>
+    <w:lsdException w:unhideWhenUsed="0" w:uiPriority="73" w:semiHidden="0" w:name="Colorful Grid Accent 2"/>
+    <w:lsdException w:unhideWhenUsed="0" w:uiPriority="60" w:semiHidden="0" w:name="Light Shading Accent 3"/>
+    <w:lsdException w:unhideWhenUsed="0" w:uiPriority="61" w:semiHidden="0" w:name="Light List Accent 3"/>
+    <w:lsdException w:unhideWhenUsed="0" w:uiPriority="62" w:semiHidden="0" w:name="Light Grid Accent 3"/>
+    <w:lsdException w:unhideWhenUsed="0" w:uiPriority="63" w:semiHidden="0" w:name="Medium Shading 1 Accent 3"/>
+    <w:lsdException w:unhideWhenUsed="0" w:uiPriority="64" w:semiHidden="0" w:name="Medium Shading 2 Accent 3"/>
+    <w:lsdException w:unhideWhenUsed="0" w:uiPriority="65" w:semiHidden="0" w:name="Medium List 1 Accent 3"/>
+    <w:lsdException w:unhideWhenUsed="0" w:uiPriority="66" w:semiHidden="0" w:name="Medium List 2 Accent 3"/>
+    <w:lsdException w:unhideWhenUsed="0" w:uiPriority="67" w:semiHidden="0" w:name="Medium Grid 1 Accent 3"/>
+    <w:lsdException w:unhideWhenUsed="0" w:uiPriority="68" w:semiHidden="0" w:name="Medium Grid 2 Accent 3"/>
+    <w:lsdException w:unhideWhenUsed="0" w:uiPriority="69" w:semiHidden="0" w:name="Medium Grid 3 Accent 3"/>
+    <w:lsdException w:unhideWhenUsed="0" w:uiPriority="70" w:semiHidden="0" w:name="Dark List Accent 3"/>
+    <w:lsdException w:unhideWhenUsed="0" w:uiPriority="71" w:semiHidden="0" w:name="Colorful Shading Accent 3"/>
+    <w:lsdException w:unhideWhenUsed="0" w:uiPriority="72" w:semiHidden="0" w:name="Colorful List Accent 3"/>
+    <w:lsdException w:unhideWhenUsed="0" w:uiPriority="73" w:semiHidden="0" w:name="Colorful Grid Accent 3"/>
+    <w:lsdException w:unhideWhenUsed="0" w:uiPriority="60" w:semiHidden="0" w:name="Light Shading Accent 4"/>
+    <w:lsdException w:unhideWhenUsed="0" w:uiPriority="61" w:semiHidden="0" w:name="Light List Accent 4"/>
+    <w:lsdException w:unhideWhenUsed="0" w:uiPriority="62" w:semiHidden="0" w:name="Light Grid Accent 4"/>
+    <w:lsdException w:unhideWhenUsed="0" w:uiPriority="63" w:semiHidden="0" w:name="Medium Shading 1 Accent 4"/>
+    <w:lsdException w:unhideWhenUsed="0" w:uiPriority="64" w:semiHidden="0" w:name="Medium Shading 2 Accent 4"/>
+    <w:lsdException w:unhideWhenUsed="0" w:uiPriority="65" w:semiHidden="0" w:name="Medium List 1 Accent 4"/>
+    <w:lsdException w:unhideWhenUsed="0" w:uiPriority="66" w:semiHidden="0" w:name="Medium List 2 Accent 4"/>
+    <w:lsdException w:unhideWhenUsed="0" w:uiPriority="67" w:semiHidden="0" w:name="Medium Grid 1 Accent 4"/>
+    <w:lsdException w:unhideWhenUsed="0" w:uiPriority="68" w:semiHidden="0" w:name="Medium Grid 2 Accent 4"/>
+    <w:lsdException w:unhideWhenUsed="0" w:uiPriority="69" w:semiHidden="0" w:name="Medium Grid 3 Accent 4"/>
+    <w:lsdException w:unhideWhenUsed="0" w:uiPriority="70" w:semiHidden="0" w:name="Dark List Accent 4"/>
+    <w:lsdException w:unhideWhenUsed="0" w:uiPriority="71" w:semiHidden="0" w:name="Colorful Shading Accent 4"/>
+    <w:lsdException w:unhideWhenUsed="0" w:uiPriority="72" w:semiHidden="0" w:name="Colorful List Accent 4"/>
+    <w:lsdException w:unhideWhenUsed="0" w:uiPriority="73" w:semiHidden="0" w:name="Colorful Grid Accent 4"/>
+    <w:lsdException w:unhideWhenUsed="0" w:uiPriority="60" w:semiHidden="0" w:name="Light Shading Accent 5"/>
+    <w:lsdException w:unhideWhenUsed="0" w:uiPriority="61" w:semiHidden="0" w:name="Light List Accent 5"/>
+    <w:lsdException w:unhideWhenUsed="0" w:uiPriority="62" w:semiHidden="0" w:name="Light Grid Accent 5"/>
+    <w:lsdException w:unhideWhenUsed="0" w:uiPriority="63" w:semiHidden="0" w:name="Medium Shading 1 Accent 5"/>
+    <w:lsdException w:unhideWhenUsed="0" w:uiPriority="64" w:semiHidden="0" w:name="Medium Shading 2 Accent 5"/>
+    <w:lsdException w:unhideWhenUsed="0" w:uiPriority="65" w:semiHidden="0" w:name="Medium List 1 Accent 5"/>
+    <w:lsdException w:unhideWhenUsed="0" w:uiPriority="66" w:semiHidden="0" w:name="Medium List 2 Accent 5"/>
+    <w:lsdException w:unhideWhenUsed="0" w:uiPriority="67" w:semiHidden="0" w:name="Medium Grid 1 Accent 5"/>
+    <w:lsdException w:unhideWhenUsed="0" w:uiPriority="68" w:semiHidden="0" w:name="Medium Grid 2 Accent 5"/>
+    <w:lsdException w:unhideWhenUsed="0" w:uiPriority="69" w:semiHidden="0" w:name="Medium Grid 3 Accent 5"/>
+    <w:lsdException w:unhideWhenUsed="0" w:uiPriority="70" w:semiHidden="0" w:name="Dark List Accent 5"/>
+    <w:lsdException w:unhideWhenUsed="0" w:uiPriority="71" w:semiHidden="0" w:name="Colorful Shading Accent 5"/>
+    <w:lsdException w:unhideWhenUsed="0" w:uiPriority="72" w:semiHidden="0" w:name="Colorful List Accent 5"/>
+    <w:lsdException w:unhideWhenUsed="0" w:uiPriority="73" w:semiHidden="0" w:name="Colorful Grid Accent 5"/>
+    <w:lsdException w:unhideWhenUsed="0" w:uiPriority="60" w:semiHidden="0" w:name="Light Shading Accent 6"/>
+    <w:lsdException w:unhideWhenUsed="0" w:uiPriority="61" w:semiHidden="0" w:name="Light List Accent 6"/>
+    <w:lsdException w:unhideWhenUsed="0" w:uiPriority="62" w:semiHidden="0" w:name="Light Grid Accent 6"/>
+    <w:lsdException w:unhideWhenUsed="0" w:uiPriority="63" w:semiHidden="0" w:name="Medium Shading 1 Accent 6"/>
+    <w:lsdException w:unhideWhenUsed="0" w:uiPriority="64" w:semiHidden="0" w:name="Medium Shading 2 Accent 6"/>
+    <w:lsdException w:unhideWhenUsed="0" w:uiPriority="65" w:semiHidden="0" w:name="Medium List 1 Accent 6"/>
+    <w:lsdException w:unhideWhenUsed="0" w:uiPriority="66" w:semiHidden="0" w:name="Medium List 2 Accent 6"/>
+    <w:lsdException w:unhideWhenUsed="0" w:uiPriority="67" w:semiHidden="0" w:name="Medium Grid 1 Accent 6"/>
+    <w:lsdException w:unhideWhenUsed="0" w:uiPriority="68" w:semiHidden="0" w:name="Medium Grid 2 Accent 6"/>
+    <w:lsdException w:unhideWhenUsed="0" w:uiPriority="69" w:semiHidden="0" w:name="Medium Grid 3 Accent 6"/>
+    <w:lsdException w:unhideWhenUsed="0" w:uiPriority="70" w:semiHidden="0" w:name="Dark List Accent 6"/>
+    <w:lsdException w:unhideWhenUsed="0" w:uiPriority="71" w:semiHidden="0" w:name="Colorful Shading Accent 6"/>
+    <w:lsdException w:unhideWhenUsed="0" w:uiPriority="72" w:semiHidden="0" w:name="Colorful List Accent 6"/>
+    <w:lsdException w:unhideWhenUsed="0" w:uiPriority="73" w:semiHidden="0" w:name="Colorful Grid Accent 6"/>
+  </w:latentStyles>
+  <w:style w:type="paragraph" w:default="1" w:styleId="1">
     <w:name w:val="Normal"/>
     <w:qFormat/>
+    <w:uiPriority w:val="0"/>
+    <w:pPr>
+      <w:spacing w:line="300" w:lineRule="auto"/>
+    </w:pPr>
+    <w:rPr>
+      <w:rFonts w:ascii="微软雅黑" w:hAnsi="微软雅黑" w:eastAsia="微软雅黑" w:cs="微软雅黑"/>
+      <w:sz w:val="21"/>
+      <w:szCs w:val="21"/>
+    </w:rPr>
+  </w:style>
+  <w:style w:type="character" w:default="1" w:styleId="3">
+    <w:name w:val="Default Paragraph Font"/>
+    <w:semiHidden/>
+    <w:uiPriority w:val="0"/>
+  </w:style>
+  <w:style w:type="table" w:default="1" w:styleId="2">
+    <w:name w:val="Normal Table"/>
+    <w:semiHidden/>
+    <w:uiPriority w:val="0"/>
+    <w:tblPr>
+      <w:tblCellMar>
+        <w:top w:w="0" w:type="dxa"/>
+        <w:left w:w="108" w:type="dxa"/>
+        <w:bottom w:w="0" w:type="dxa"/>
+        <w:right w:w="108" w:type="dxa"/>
+      </w:tblCellMar>
+    </w:tblPr>
   </w:style>
 </w:styles>
+</file>
+
+<file path=word/theme/theme1.xml><?xml version="1.0" encoding="utf-8"?>
+<a:theme xmlns:a="http://schemas.openxmlformats.org/drawingml/2006/main" name="Office">
+  <a:themeElements>
+    <a:clrScheme name="Office">
+      <a:dk1>
+        <a:sysClr val="windowText" lastClr="000000"/>
+      </a:dk1>
+      <a:lt1>
+        <a:sysClr val="window" lastClr="FFFFFF"/>
+      </a:lt1>
+      <a:dk2>
+        <a:srgbClr val="1F497D"/>
+      </a:dk2>
+      <a:lt2>
+        <a:srgbClr val="EEECE1"/>
+      </a:lt2>
+      <a:accent1>
+        <a:srgbClr val="4F81BD"/>
+      </a:accent1>
+      <a:accent2>
+        <a:srgbClr val="C0504D"/>
+      </a:accent2>
+      <a:accent3>
+        <a:srgbClr val="9BBB59"/>
+      </a:accent3>
+      <a:accent4>
+        <a:srgbClr val="8064A2"/>
+      </a:accent4>
+      <a:accent5>
+        <a:srgbClr val="4BACC6"/>
+      </a:accent5>
+      <a:accent6>
+        <a:srgbClr val="F79646"/>
+      </a:accent6>
+      <a:hlink>
+        <a:srgbClr val="0000FF"/>
+      </a:hlink>
+      <a:folHlink>
+        <a:srgbClr val="800080"/>
+      </a:folHlink>
+    </a:clrScheme>
+    <a:fontScheme name="Office">
+      <a:majorFont>
+        <a:latin typeface="Cambria"/>
+        <a:ea typeface=""/>
+        <a:cs typeface=""/>
+        <a:font script="Jpan" typeface="游ゴシック Light"/>
+        <a:font script="Hang" typeface="맑은 고딕"/>
+        <a:font script="Hans" typeface="宋体"/>
+        <a:font script="Hant" typeface="新細明體"/>
+        <a:font script="Arab" typeface="Times New Roman"/>
+        <a:font script="Hebr" typeface="Times New Roman"/>
+        <a:font script="Thai" typeface="Angsana New"/>
+        <a:font script="Ethi" typeface="Nyala"/>
+        <a:font script="Beng" typeface="Vrinda"/>
+        <a:font script="Gujr" typeface="Shruti"/>
+        <a:font script="Khmr" typeface="MoolBoran"/>
+        <a:font script="Knda" typeface="Tunga"/>
+        <a:font script="Guru" typeface="Raavi"/>
+        <a:font script="Cans" typeface="Euphemia"/>
+        <a:font script="Cher" typeface="Plantagenet Cherokee"/>
+        <a:font script="Yiii" typeface="Microsoft Yi Baiti"/>
+        <a:font script="Tibt" typeface="Microsoft Himalaya"/>
+        <a:font script="Thaa" typeface="MV Boli"/>
+        <a:font script="Deva" typeface="Mangal"/>
+        <a:font script="Telu" typeface="Gautami"/>
+        <a:font script="Taml" typeface="Latha"/>
+        <a:font script="Syrc" typeface="Estrangelo Edessa"/>
+        <a:font script="Orya" typeface="Kalinga"/>
+        <a:font script="Mlym" typeface="Kartika"/>
+        <a:font script="Laoo" typeface="DokChampa"/>
+        <a:font script="Sinh" typeface="Iskoola Pota"/>
+        <a:font script="Mong" typeface="Mongolian Baiti"/>
+        <a:font script="Viet" typeface="Times New Roman"/>
+        <a:font script="Uigh" typeface="Microsoft Uighur"/>
+        <a:font script="Geor" typeface="Sylfaen"/>
+      </a:majorFont>
+      <a:minorFont>
+        <a:latin typeface="Calibri"/>
+        <a:ea typeface=""/>
+        <a:cs typeface=""/>
+        <a:font script="Jpan" typeface="游明朝"/>
+        <a:font script="Hang" typeface="맑은 고딕"/>
+        <a:font script="Hans" typeface="宋体"/>
+        <a:font script="Hant" typeface="新細明體"/>
+        <a:font script="Arab" typeface="Arial"/>
+        <a:font script="Hebr" typeface="Arial"/>
+        <a:font script="Thai" typeface="Cordia New"/>
+        <a:font script="Ethi" typeface="Nyala"/>
+        <a:font script="Beng" typeface="Vrinda"/>
+        <a:font script="Gujr" typeface="Shruti"/>
+        <a:font script="Khmr" typeface="DaunPenh"/>
+        <a:font script="Knda" typeface="Tunga"/>
+        <a:font script="Guru" typeface="Raavi"/>
+        <a:font script="Cans" typeface="Euphemia"/>
+        <a:font script="Cher" typeface="Plantagenet Cherokee"/>
+        <a:font script="Yiii" typeface="Microsoft Yi Baiti"/>
+        <a:font script="Tibt" typeface="Microsoft Himalaya"/>
+        <a:font script="Thaa" typeface="MV Boli"/>
+        <a:font script="Deva" typeface="Mangal"/>
+        <a:font script="Telu" typeface="Gautami"/>
+        <a:font script="Taml" typeface="Latha"/>
+        <a:font script="Syrc" typeface="Estrangelo Edessa"/>
+        <a:font script="Orya" typeface="Kalinga"/>
+        <a:font script="Mlym" typeface="Kartika"/>
+        <a:font script="Laoo" typeface="DokChampa"/>
+        <a:font script="Sinh" typeface="Iskoola Pota"/>
+        <a:font script="Mong" typeface="Mongolian Baiti"/>
+        <a:font script="Viet" typeface="Arial"/>
+        <a:font script="Uigh" typeface="Microsoft Uighur"/>
+        <a:font script="Geor" typeface="Sylfaen"/>
+      </a:minorFont>
+    </a:fontScheme>
+    <a:fmtScheme name="Office">
+      <a:fillStyleLst>
+        <a:solidFill>
+          <a:schemeClr val="phClr"/>
+        </a:solidFill>
+        <a:gradFill rotWithShape="1">
+          <a:gsLst>
+            <a:gs pos="0">
+              <a:schemeClr val="phClr">
+                <a:tint val="50000"/>
+                <a:satMod val="300000"/>
+              </a:schemeClr>
+            </a:gs>
+            <a:gs pos="35000">
+              <a:schemeClr val="phClr">
+                <a:tint val="37000"/>
+                <a:satMod val="300000"/>
+              </a:schemeClr>
+            </a:gs>
+            <a:gs pos="100000">
+              <a:schemeClr val="phClr">
+                <a:tint val="15000"/>
+                <a:satMod val="350000"/>
+              </a:schemeClr>
+            </a:gs>
+          </a:gsLst>
+          <a:lin ang="16200000" scaled="1"/>
+        </a:gradFill>
+        <a:gradFill rotWithShape="1">
+          <a:gsLst>
+            <a:gs pos="0">
+              <a:schemeClr val="phClr">
+                <a:shade val="51000"/>
+                <a:satMod val="130000"/>
+              </a:schemeClr>
+            </a:gs>
+            <a:gs pos="80000">
+              <a:schemeClr val="phClr">
+                <a:shade val="93000"/>
+                <a:satMod val="130000"/>
+              </a:schemeClr>
+            </a:gs>
+            <a:gs pos="100000">
+              <a:schemeClr val="phClr">
+                <a:shade val="94000"/>
+                <a:satMod val="135000"/>
+              </a:schemeClr>
+            </a:gs>
+          </a:gsLst>
+          <a:lin ang="16200000" scaled="0"/>
+        </a:gradFill>
+      </a:fillStyleLst>
+      <a:lnStyleLst>
+        <a:ln w="9525" cap="flat" cmpd="sng" algn="ctr">
+          <a:solidFill>
+            <a:schemeClr val="phClr">
+              <a:shade val="95000"/>
+              <a:satMod val="105000"/>
+            </a:schemeClr>
+          </a:solidFill>
+          <a:prstDash val="solid"/>
+        </a:ln>
+        <a:ln w="25400" cap="flat" cmpd="sng" algn="ctr">
+          <a:solidFill>
+            <a:schemeClr val="phClr"/>
+          </a:solidFill>
+          <a:prstDash val="solid"/>
+        </a:ln>
+        <a:ln w="38100" cap="flat" cmpd="sng" algn="ctr">
+          <a:solidFill>
+            <a:schemeClr val="phClr"/>
+          </a:solidFill>
+          <a:prstDash val="solid"/>
+        </a:ln>
+      </a:lnStyleLst>
+      <a:effectStyleLst>
+        <a:effectStyle>
+          <a:effectLst>
+            <a:outerShdw blurRad="40000" dist="20000" dir="5400000" rotWithShape="0">
+              <a:srgbClr val="000000">
+                <a:alpha val="38000"/>
+              </a:srgbClr>
+            </a:outerShdw>
+          </a:effectLst>
+        </a:effectStyle>
+        <a:effectStyle>
+          <a:effectLst>
+            <a:outerShdw blurRad="40000" dist="23000" dir="5400000" rotWithShape="0">
+              <a:srgbClr val="000000">
+                <a:alpha val="35000"/>
+              </a:srgbClr>
+            </a:outerShdw>
+          </a:effectLst>
+        </a:effectStyle>
+        <a:effectStyle>
+          <a:effectLst>
+            <a:outerShdw blurRad="40000" dist="23000" dir="5400000" rotWithShape="0">
+              <a:srgbClr val="000000">
+                <a:alpha val="35000"/>
+              </a:srgbClr>
+            </a:outerShdw>
+          </a:effectLst>
+          <a:scene3d>
+            <a:camera prst="orthographicFront">
+              <a:rot lat="0" lon="0" rev="0"/>
+            </a:camera>
+            <a:lightRig rig="threePt" dir="t">
+              <a:rot lat="0" lon="0" rev="1200000"/>
+            </a:lightRig>
+          </a:scene3d>
+          <a:sp3d>
+            <a:bevelT w="63500" h="25400"/>
+          </a:sp3d>
+        </a:effectStyle>
+      </a:effectStyleLst>
+      <a:bgFillStyleLst>
+        <a:solidFill>
+          <a:schemeClr val="phClr"/>
+        </a:solidFill>
+        <a:gradFill rotWithShape="1">
+          <a:gsLst>
+            <a:gs pos="0">
+              <a:schemeClr val="phClr">
+                <a:tint val="40000"/>
+                <a:satMod val="350000"/>
+              </a:schemeClr>
+            </a:gs>
+            <a:gs pos="40000">
+              <a:schemeClr val="phClr">
+                <a:tint val="45000"/>
+                <a:satMod val="350000"/>
+                <a:shade val="99000"/>
+              </a:schemeClr>
+            </a:gs>
+            <a:gs pos="100000">
+              <a:schemeClr val="phClr">
+                <a:shade val="20000"/>
+                <a:satMod val="255000"/>
+              </a:schemeClr>
+            </a:gs>
+          </a:gsLst>
+          <a:path path="circle">
+            <a:fillToRect l="50000" t="-80000" r="50000" b="180000"/>
+          </a:path>
+        </a:gradFill>
+        <a:gradFill rotWithShape="1">
+          <a:gsLst>
+            <a:gs pos="0">
+              <a:schemeClr val="phClr">
+                <a:tint val="80000"/>
+                <a:satMod val="300000"/>
+              </a:schemeClr>
+            </a:gs>
+            <a:gs pos="100000">
+              <a:schemeClr val="phClr">
+                <a:shade val="30000"/>
+                <a:satMod val="200000"/>
+              </a:schemeClr>
+            </a:gs>
+          </a:gsLst>
+          <a:path path="circle">
+            <a:fillToRect l="50000" t="50000" r="50000" b="50000"/>
+          </a:path>
+        </a:gradFill>
+      </a:bgFillStyleLst>
+    </a:fmtScheme>
+  </a:themeElements>
+  <a:objectDefaults/>
+</a:theme>
 </file>